--- a/Knowledge/3-Work knowledge/1-Software Engineering/1-Software Engineering Fundamentals/5-My Source/3-Network Topologies/Types of hybrid Topology/2-Star-Ring Topology.docx
+++ b/Knowledge/3-Work knowledge/1-Software Engineering/1-Software Engineering Fundamentals/5-My Source/3-Network Topologies/Types of hybrid Topology/2-Star-Ring Topology.docx
@@ -4,400 +4,733 @@
   <w:body>
     <w:p>
       <w:pPr>
-        <w:pStyle w:val="Heading1"/>
+        <w:keepNext/>
+        <w:keepLines/>
+        <w:spacing w:before="360" w:after="80" w:line="276" w:lineRule="auto"/>
+        <w:outlineLvl w:val="0"/>
+        <w:rPr>
+          <w:rFonts w:asciiTheme="majorHAnsi" w:eastAsiaTheme="majorEastAsia" w:hAnsiTheme="majorHAnsi" w:cstheme="majorBidi"/>
+          <w:color w:val="2F5496" w:themeColor="accent1" w:themeShade="BF"/>
+          <w:kern w:val="0"/>
+          <w:sz w:val="40"/>
+          <w:szCs w:val="40"/>
+          <w:lang w:val="en"/>
+          <w14:ligatures w14:val="none"/>
+        </w:rPr>
       </w:pPr>
       <w:bookmarkStart w:id="0" w:name="_8snumw91iv9d" w:colFirst="0" w:colLast="0"/>
       <w:bookmarkEnd w:id="0"/>
       <w:r>
+        <w:rPr>
+          <w:rFonts w:asciiTheme="majorHAnsi" w:eastAsiaTheme="majorEastAsia" w:hAnsiTheme="majorHAnsi" w:cstheme="majorBidi"/>
+          <w:color w:val="2F5496" w:themeColor="accent1" w:themeShade="BF"/>
+          <w:kern w:val="0"/>
+          <w:sz w:val="40"/>
+          <w:szCs w:val="40"/>
+          <w:lang w:val="en"/>
+          <w14:ligatures w14:val="none"/>
+        </w:rPr>
         <w:t>Star-Ring Topology</w:t>
       </w:r>
     </w:p>
     <w:p>
       <w:pPr>
-        <w:pStyle w:val="Heading2"/>
-      </w:pPr>
-      <w:r>
-        <w:t xml:space="preserve">What Is </w:t>
-      </w:r>
-      <w:r>
-        <w:t>Star-Ring Topology</w:t>
-      </w:r>
-      <w:r>
-        <w:t>?</w:t>
+        <w:keepNext/>
+        <w:keepLines/>
+        <w:spacing w:before="160" w:after="80" w:line="276" w:lineRule="auto"/>
+        <w:outlineLvl w:val="1"/>
+        <w:rPr>
+          <w:rFonts w:asciiTheme="majorHAnsi" w:eastAsiaTheme="majorEastAsia" w:hAnsiTheme="majorHAnsi" w:cstheme="majorBidi"/>
+          <w:color w:val="2F5496" w:themeColor="accent1" w:themeShade="BF"/>
+          <w:kern w:val="0"/>
+          <w:sz w:val="32"/>
+          <w:szCs w:val="32"/>
+          <w:lang w:val="en"/>
+          <w14:ligatures w14:val="none"/>
+        </w:rPr>
+      </w:pPr>
+      <w:r>
+        <w:rPr>
+          <w:rFonts w:asciiTheme="majorHAnsi" w:eastAsiaTheme="majorEastAsia" w:hAnsiTheme="majorHAnsi" w:cstheme="majorBidi"/>
+          <w:color w:val="2F5496" w:themeColor="accent1" w:themeShade="BF"/>
+          <w:kern w:val="0"/>
+          <w:sz w:val="32"/>
+          <w:szCs w:val="32"/>
+          <w:lang w:val="en"/>
+          <w14:ligatures w14:val="none"/>
+        </w:rPr>
+        <w:t>What Is Star-Ring Topology?</w:t>
       </w:r>
     </w:p>
     <w:p>
       <w:pPr>
-        <w:spacing w:before="240" w:after="240"/>
-      </w:pPr>
-      <w:r>
-        <w:rPr>
-          <w:b/>
+        <w:spacing w:before="240" w:after="240" w:line="276" w:lineRule="auto"/>
+        <w:rPr>
+          <w:rFonts w:ascii="Arial" w:eastAsia="Arial" w:hAnsi="Arial" w:cs="Arial"/>
+          <w:kern w:val="0"/>
+          <w:sz w:val="22"/>
+          <w:szCs w:val="22"/>
+          <w:lang w:val="en"/>
+          <w14:ligatures w14:val="none"/>
+        </w:rPr>
+      </w:pPr>
+      <w:r>
+        <w:rPr>
+          <w:rFonts w:ascii="Arial" w:eastAsia="Arial" w:hAnsi="Arial" w:cs="Arial"/>
+          <w:b/>
+          <w:kern w:val="0"/>
+          <w:sz w:val="22"/>
+          <w:szCs w:val="22"/>
           <w:highlight w:val="darkGray"/>
+          <w:lang w:val="en"/>
+          <w14:ligatures w14:val="none"/>
         </w:rPr>
         <w:t># Source</w:t>
       </w:r>
       <w:r>
         <w:rPr>
+          <w:rFonts w:ascii="Arial" w:eastAsia="Arial" w:hAnsi="Arial" w:cs="Arial"/>
+          <w:kern w:val="0"/>
+          <w:sz w:val="22"/>
+          <w:szCs w:val="22"/>
           <w:highlight w:val="darkGray"/>
+          <w:lang w:val="en"/>
+          <w14:ligatures w14:val="none"/>
         </w:rPr>
         <w:t xml:space="preserve">: </w:t>
       </w:r>
-      <w:proofErr w:type="spellStart"/>
-      <w:r>
-        <w:rPr>
-          <w:b/>
+      <w:r>
+        <w:rPr>
+          <w:rFonts w:ascii="Arial" w:eastAsia="Arial" w:hAnsi="Arial" w:cs="Arial"/>
+          <w:b/>
+          <w:kern w:val="0"/>
+          <w:sz w:val="22"/>
+          <w:szCs w:val="22"/>
           <w:highlight w:val="darkGray"/>
-        </w:rPr>
-        <w:t>Chatgpt</w:t>
-      </w:r>
-      <w:proofErr w:type="spellEnd"/>
-      <w:r>
-        <w:rPr>
-          <w:b/>
+          <w:lang w:val="en"/>
+          <w14:ligatures w14:val="none"/>
+        </w:rPr>
+        <w:t>Chatgpt (GPT</w:t>
+      </w:r>
+      <w:r>
+        <w:rPr>
+          <w:rFonts w:ascii="Cambria Math" w:eastAsia="Arial" w:hAnsi="Cambria Math" w:cs="Cambria Math"/>
+          <w:b/>
+          <w:kern w:val="0"/>
+          <w:sz w:val="22"/>
+          <w:szCs w:val="22"/>
           <w:highlight w:val="darkGray"/>
-        </w:rPr>
-        <w:t xml:space="preserve"> (GPT‑5 Mini) at [12/18/2025]</w:t>
+          <w:lang w:val="en"/>
+          <w14:ligatures w14:val="none"/>
+        </w:rPr>
+        <w:t>‑</w:t>
+      </w:r>
+      <w:r>
+        <w:rPr>
+          <w:rFonts w:ascii="Arial" w:eastAsia="Arial" w:hAnsi="Arial" w:cs="Arial"/>
+          <w:b/>
+          <w:kern w:val="0"/>
+          <w:sz w:val="22"/>
+          <w:szCs w:val="22"/>
+          <w:highlight w:val="darkGray"/>
+          <w:lang w:val="en"/>
+          <w14:ligatures w14:val="none"/>
+        </w:rPr>
+        <w:t>5 Mini) at [12/18/2025]</w:t>
       </w:r>
     </w:p>
     <w:p>
       <w:pPr>
-        <w:spacing w:before="240" w:after="240"/>
-      </w:pPr>
-      <w:r>
-        <w:rPr>
-          <w:rFonts w:ascii="Roboto Mono" w:eastAsia="Roboto Mono" w:hAnsi="Roboto Mono"/>
-          <w:sz w:val="24"/>
+        <w:spacing w:before="240" w:after="240" w:line="276" w:lineRule="auto"/>
+        <w:rPr>
+          <w:rFonts w:ascii="Arial" w:eastAsia="Arial" w:hAnsi="Arial" w:cs="Arial"/>
+          <w:kern w:val="0"/>
+          <w:sz w:val="22"/>
+          <w:szCs w:val="22"/>
+          <w:lang w:val="en"/>
+          <w14:ligatures w14:val="none"/>
+        </w:rPr>
+      </w:pPr>
+      <w:r>
+        <w:rPr>
+          <w:rFonts w:ascii="Roboto Mono" w:eastAsia="Roboto Mono" w:hAnsi="Roboto Mono" w:cs="Arial"/>
+          <w:kern w:val="0"/>
+          <w:szCs w:val="22"/>
+          <w:lang w:val="en"/>
+          <w14:ligatures w14:val="none"/>
         </w:rPr>
         <w:t xml:space="preserve">A </w:t>
       </w:r>
       <w:r>
         <w:rPr>
-          <w:rFonts w:ascii="Roboto Mono" w:eastAsia="Roboto Mono" w:hAnsi="Roboto Mono"/>
+          <w:rFonts w:ascii="Roboto Mono" w:eastAsia="Roboto Mono" w:hAnsi="Roboto Mono" w:cs="Arial"/>
           <w:b/>
           <w:bCs/>
-          <w:sz w:val="24"/>
+          <w:kern w:val="0"/>
+          <w:szCs w:val="22"/>
+          <w:lang w:val="en"/>
+          <w14:ligatures w14:val="none"/>
         </w:rPr>
         <w:t>Star-Ring Topology</w:t>
       </w:r>
       <w:r>
         <w:rPr>
-          <w:rFonts w:ascii="Roboto Mono" w:eastAsia="Roboto Mono" w:hAnsi="Roboto Mono"/>
-          <w:sz w:val="24"/>
+          <w:rFonts w:ascii="Roboto Mono" w:eastAsia="Roboto Mono" w:hAnsi="Roboto Mono" w:cs="Arial"/>
+          <w:kern w:val="0"/>
+          <w:szCs w:val="22"/>
+          <w:lang w:val="en"/>
+          <w14:ligatures w14:val="none"/>
         </w:rPr>
         <w:t xml:space="preserve"> is a type of </w:t>
       </w:r>
       <w:r>
         <w:rPr>
-          <w:rFonts w:ascii="Roboto Mono" w:eastAsia="Roboto Mono" w:hAnsi="Roboto Mono"/>
+          <w:rFonts w:ascii="Roboto Mono" w:eastAsia="Roboto Mono" w:hAnsi="Roboto Mono" w:cs="Arial"/>
           <w:b/>
           <w:bCs/>
-          <w:sz w:val="24"/>
+          <w:kern w:val="0"/>
+          <w:szCs w:val="22"/>
+          <w:lang w:val="en"/>
+          <w14:ligatures w14:val="none"/>
         </w:rPr>
         <w:t>hybrid network topology</w:t>
       </w:r>
       <w:r>
         <w:rPr>
-          <w:rFonts w:ascii="Roboto Mono" w:eastAsia="Roboto Mono" w:hAnsi="Roboto Mono"/>
-          <w:sz w:val="24"/>
+          <w:rFonts w:ascii="Roboto Mono" w:eastAsia="Roboto Mono" w:hAnsi="Roboto Mono" w:cs="Arial"/>
+          <w:kern w:val="0"/>
+          <w:szCs w:val="22"/>
+          <w:lang w:val="en"/>
+          <w14:ligatures w14:val="none"/>
         </w:rPr>
         <w:t xml:space="preserve"> that combines elements of both </w:t>
       </w:r>
       <w:r>
         <w:rPr>
-          <w:rFonts w:ascii="Roboto Mono" w:eastAsia="Roboto Mono" w:hAnsi="Roboto Mono"/>
+          <w:rFonts w:ascii="Roboto Mono" w:eastAsia="Roboto Mono" w:hAnsi="Roboto Mono" w:cs="Arial"/>
           <w:b/>
           <w:bCs/>
-          <w:sz w:val="24"/>
+          <w:kern w:val="0"/>
+          <w:szCs w:val="22"/>
+          <w:lang w:val="en"/>
+          <w14:ligatures w14:val="none"/>
         </w:rPr>
         <w:t>Star</w:t>
       </w:r>
       <w:r>
         <w:rPr>
-          <w:rFonts w:ascii="Roboto Mono" w:eastAsia="Roboto Mono" w:hAnsi="Roboto Mono"/>
-          <w:sz w:val="24"/>
+          <w:rFonts w:ascii="Roboto Mono" w:eastAsia="Roboto Mono" w:hAnsi="Roboto Mono" w:cs="Arial"/>
+          <w:kern w:val="0"/>
+          <w:szCs w:val="22"/>
+          <w:lang w:val="en"/>
+          <w14:ligatures w14:val="none"/>
         </w:rPr>
         <w:t xml:space="preserve"> and </w:t>
       </w:r>
       <w:r>
         <w:rPr>
-          <w:rFonts w:ascii="Roboto Mono" w:eastAsia="Roboto Mono" w:hAnsi="Roboto Mono"/>
+          <w:rFonts w:ascii="Roboto Mono" w:eastAsia="Roboto Mono" w:hAnsi="Roboto Mono" w:cs="Arial"/>
           <w:b/>
           <w:bCs/>
-          <w:sz w:val="24"/>
+          <w:kern w:val="0"/>
+          <w:szCs w:val="22"/>
+          <w:lang w:val="en"/>
+          <w14:ligatures w14:val="none"/>
         </w:rPr>
         <w:t>Ring</w:t>
       </w:r>
       <w:r>
         <w:rPr>
-          <w:rFonts w:ascii="Roboto Mono" w:eastAsia="Roboto Mono" w:hAnsi="Roboto Mono"/>
-          <w:sz w:val="24"/>
+          <w:rFonts w:ascii="Roboto Mono" w:eastAsia="Roboto Mono" w:hAnsi="Roboto Mono" w:cs="Arial"/>
+          <w:kern w:val="0"/>
+          <w:szCs w:val="22"/>
+          <w:lang w:val="en"/>
+          <w14:ligatures w14:val="none"/>
         </w:rPr>
         <w:t xml:space="preserve"> topologies. It typically uses </w:t>
       </w:r>
       <w:r>
         <w:rPr>
-          <w:rFonts w:ascii="Roboto Mono" w:eastAsia="Roboto Mono" w:hAnsi="Roboto Mono"/>
+          <w:rFonts w:ascii="Roboto Mono" w:eastAsia="Roboto Mono" w:hAnsi="Roboto Mono" w:cs="Arial"/>
           <w:b/>
           <w:bCs/>
-          <w:sz w:val="24"/>
+          <w:kern w:val="0"/>
+          <w:szCs w:val="22"/>
+          <w:lang w:val="en"/>
+          <w14:ligatures w14:val="none"/>
         </w:rPr>
         <w:t>star layouts for local device connections</w:t>
       </w:r>
       <w:r>
         <w:rPr>
-          <w:rFonts w:ascii="Roboto Mono" w:eastAsia="Roboto Mono" w:hAnsi="Roboto Mono"/>
-          <w:sz w:val="24"/>
+          <w:rFonts w:ascii="Roboto Mono" w:eastAsia="Roboto Mono" w:hAnsi="Roboto Mono" w:cs="Arial"/>
+          <w:kern w:val="0"/>
+          <w:szCs w:val="22"/>
+          <w:lang w:val="en"/>
+          <w14:ligatures w14:val="none"/>
         </w:rPr>
         <w:t xml:space="preserve">, and those star networks are </w:t>
       </w:r>
       <w:r>
         <w:rPr>
-          <w:rFonts w:ascii="Roboto Mono" w:eastAsia="Roboto Mono" w:hAnsi="Roboto Mono"/>
+          <w:rFonts w:ascii="Roboto Mono" w:eastAsia="Roboto Mono" w:hAnsi="Roboto Mono" w:cs="Arial"/>
           <w:b/>
           <w:bCs/>
-          <w:sz w:val="24"/>
+          <w:kern w:val="0"/>
+          <w:szCs w:val="22"/>
+          <w:lang w:val="en"/>
+          <w14:ligatures w14:val="none"/>
         </w:rPr>
         <w:t>connected in a ring pattern</w:t>
       </w:r>
       <w:r>
         <w:rPr>
-          <w:rFonts w:ascii="Roboto Mono" w:eastAsia="Roboto Mono" w:hAnsi="Roboto Mono"/>
-          <w:sz w:val="24"/>
+          <w:rFonts w:ascii="Roboto Mono" w:eastAsia="Roboto Mono" w:hAnsi="Roboto Mono" w:cs="Arial"/>
+          <w:kern w:val="0"/>
+          <w:szCs w:val="22"/>
+          <w:lang w:val="en"/>
+          <w14:ligatures w14:val="none"/>
         </w:rPr>
         <w:t>.</w:t>
       </w:r>
     </w:p>
     <w:p>
-      <w:r>
-        <w:rPr>
-          <w:rFonts w:ascii="Roboto Mono" w:eastAsia="Roboto Mono" w:hAnsi="Roboto Mono"/>
-          <w:sz w:val="24"/>
-        </w:rPr>
-        <w:pict w14:anchorId="6F94AD75">
+      <w:pPr>
+        <w:spacing w:after="0" w:line="276" w:lineRule="auto"/>
+        <w:rPr>
+          <w:rFonts w:ascii="Arial" w:eastAsia="Arial" w:hAnsi="Arial" w:cs="Arial"/>
+          <w:kern w:val="0"/>
+          <w:sz w:val="22"/>
+          <w:szCs w:val="22"/>
+          <w:lang w:val="en"/>
+          <w14:ligatures w14:val="none"/>
+        </w:rPr>
+      </w:pPr>
+      <w:r>
+        <w:rPr>
+          <w:rFonts w:ascii="Roboto Mono" w:eastAsia="Roboto Mono" w:hAnsi="Roboto Mono" w:cs="Arial"/>
+          <w:kern w:val="0"/>
+          <w:szCs w:val="22"/>
+          <w:lang w:val="en"/>
+          <w14:ligatures w14:val="none"/>
+        </w:rPr>
+        <w:pict w14:anchorId="0D66E166">
           <v:rect id="_x0000_i1025" style="width:0;height:1.5pt" o:hralign="center" o:hrstd="t" o:hr="t" fillcolor="#a0a0a0" stroked="f"/>
         </w:pict>
       </w:r>
     </w:p>
     <w:p>
       <w:pPr>
-        <w:pStyle w:val="Heading2"/>
-        <w:keepNext w:val="0"/>
-        <w:keepLines w:val="0"/>
-        <w:rPr>
+        <w:spacing w:before="160" w:after="80" w:line="276" w:lineRule="auto"/>
+        <w:outlineLvl w:val="1"/>
+        <w:rPr>
+          <w:rFonts w:asciiTheme="majorHAnsi" w:eastAsiaTheme="majorEastAsia" w:hAnsiTheme="majorHAnsi" w:cstheme="majorBidi"/>
           <w:b/>
           <w:bCs/>
+          <w:color w:val="2F5496" w:themeColor="accent1" w:themeShade="BF"/>
+          <w:kern w:val="0"/>
           <w:sz w:val="34"/>
           <w:szCs w:val="34"/>
+          <w:lang w:val="en"/>
+          <w14:ligatures w14:val="none"/>
         </w:rPr>
       </w:pPr>
       <w:bookmarkStart w:id="1" w:name="_t137x3w5xnod" w:colFirst="0" w:colLast="0"/>
       <w:bookmarkEnd w:id="1"/>
       <w:r>
         <w:rPr>
+          <w:rFonts w:ascii="Segoe UI Emoji" w:eastAsiaTheme="majorEastAsia" w:hAnsi="Segoe UI Emoji" w:cs="Segoe UI Emoji"/>
           <w:b/>
           <w:bCs/>
+          <w:color w:val="2F5496" w:themeColor="accent1" w:themeShade="BF"/>
+          <w:kern w:val="0"/>
           <w:sz w:val="34"/>
           <w:szCs w:val="34"/>
-        </w:rPr>
-        <w:t>🧠 Simple Definition:</w:t>
+          <w:lang w:val="en"/>
+          <w14:ligatures w14:val="none"/>
+        </w:rPr>
+        <w:t>🧠</w:t>
+      </w:r>
+      <w:r>
+        <w:rPr>
+          <w:rFonts w:asciiTheme="majorHAnsi" w:eastAsiaTheme="majorEastAsia" w:hAnsiTheme="majorHAnsi" w:cstheme="majorBidi"/>
+          <w:b/>
+          <w:bCs/>
+          <w:color w:val="2F5496" w:themeColor="accent1" w:themeShade="BF"/>
+          <w:kern w:val="0"/>
+          <w:sz w:val="34"/>
+          <w:szCs w:val="34"/>
+          <w:lang w:val="en"/>
+          <w14:ligatures w14:val="none"/>
+        </w:rPr>
+        <w:t xml:space="preserve"> Simple Definition:</w:t>
       </w:r>
     </w:p>
     <w:p>
       <w:pPr>
-        <w:spacing w:before="240" w:after="240"/>
-      </w:pPr>
-      <w:r>
-        <w:rPr>
-          <w:b/>
+        <w:spacing w:before="240" w:after="240" w:line="276" w:lineRule="auto"/>
+        <w:rPr>
+          <w:rFonts w:ascii="Arial" w:eastAsia="Arial" w:hAnsi="Arial" w:cs="Arial"/>
+          <w:kern w:val="0"/>
+          <w:sz w:val="22"/>
+          <w:szCs w:val="22"/>
+          <w:lang w:val="en"/>
+          <w14:ligatures w14:val="none"/>
+        </w:rPr>
+      </w:pPr>
+      <w:r>
+        <w:rPr>
+          <w:rFonts w:ascii="Arial" w:eastAsia="Arial" w:hAnsi="Arial" w:cs="Arial"/>
+          <w:b/>
+          <w:kern w:val="0"/>
+          <w:sz w:val="22"/>
+          <w:szCs w:val="22"/>
           <w:highlight w:val="darkGray"/>
+          <w:lang w:val="en"/>
+          <w14:ligatures w14:val="none"/>
         </w:rPr>
         <w:t># Source</w:t>
       </w:r>
       <w:r>
         <w:rPr>
+          <w:rFonts w:ascii="Arial" w:eastAsia="Arial" w:hAnsi="Arial" w:cs="Arial"/>
+          <w:kern w:val="0"/>
+          <w:sz w:val="22"/>
+          <w:szCs w:val="22"/>
           <w:highlight w:val="darkGray"/>
+          <w:lang w:val="en"/>
+          <w14:ligatures w14:val="none"/>
         </w:rPr>
         <w:t xml:space="preserve">: </w:t>
       </w:r>
-      <w:proofErr w:type="spellStart"/>
-      <w:r>
-        <w:rPr>
-          <w:b/>
+      <w:r>
+        <w:rPr>
+          <w:rFonts w:ascii="Arial" w:eastAsia="Arial" w:hAnsi="Arial" w:cs="Arial"/>
+          <w:b/>
+          <w:kern w:val="0"/>
+          <w:sz w:val="22"/>
+          <w:szCs w:val="22"/>
           <w:highlight w:val="darkGray"/>
-        </w:rPr>
-        <w:t>Chatgpt</w:t>
-      </w:r>
-      <w:proofErr w:type="spellEnd"/>
-      <w:r>
-        <w:rPr>
-          <w:b/>
+          <w:lang w:val="en"/>
+          <w14:ligatures w14:val="none"/>
+        </w:rPr>
+        <w:t>Chatgpt (GPT</w:t>
+      </w:r>
+      <w:r>
+        <w:rPr>
+          <w:rFonts w:ascii="Cambria Math" w:eastAsia="Arial" w:hAnsi="Cambria Math" w:cs="Cambria Math"/>
+          <w:b/>
+          <w:kern w:val="0"/>
+          <w:sz w:val="22"/>
+          <w:szCs w:val="22"/>
           <w:highlight w:val="darkGray"/>
-        </w:rPr>
-        <w:t xml:space="preserve"> (GPT‑5 Mini) at [12/18/2025]</w:t>
+          <w:lang w:val="en"/>
+          <w14:ligatures w14:val="none"/>
+        </w:rPr>
+        <w:t>‑</w:t>
+      </w:r>
+      <w:r>
+        <w:rPr>
+          <w:rFonts w:ascii="Arial" w:eastAsia="Arial" w:hAnsi="Arial" w:cs="Arial"/>
+          <w:b/>
+          <w:kern w:val="0"/>
+          <w:sz w:val="22"/>
+          <w:szCs w:val="22"/>
+          <w:highlight w:val="darkGray"/>
+          <w:lang w:val="en"/>
+          <w14:ligatures w14:val="none"/>
+        </w:rPr>
+        <w:t>5 Mini) at [12/18/2025]</w:t>
       </w:r>
     </w:p>
     <w:p>
       <w:pPr>
-        <w:spacing w:before="240" w:after="240"/>
+        <w:spacing w:before="240" w:after="240" w:line="276" w:lineRule="auto"/>
         <w:ind w:left="600" w:right="600"/>
-      </w:pPr>
-      <w:r>
-        <w:rPr>
-          <w:rFonts w:ascii="Roboto Mono" w:eastAsia="Roboto Mono" w:hAnsi="Roboto Mono"/>
-          <w:sz w:val="24"/>
+        <w:rPr>
+          <w:rFonts w:ascii="Arial" w:eastAsia="Arial" w:hAnsi="Arial" w:cs="Arial"/>
+          <w:kern w:val="0"/>
+          <w:sz w:val="22"/>
+          <w:szCs w:val="22"/>
+          <w:lang w:val="en"/>
+          <w14:ligatures w14:val="none"/>
+        </w:rPr>
+      </w:pPr>
+      <w:r>
+        <w:rPr>
+          <w:rFonts w:ascii="Roboto Mono" w:eastAsia="Roboto Mono" w:hAnsi="Roboto Mono" w:cs="Arial"/>
+          <w:kern w:val="0"/>
+          <w:szCs w:val="22"/>
+          <w:lang w:val="en"/>
+          <w14:ligatures w14:val="none"/>
         </w:rPr>
         <w:t xml:space="preserve">In </w:t>
       </w:r>
       <w:r>
         <w:rPr>
-          <w:rFonts w:ascii="Roboto Mono" w:eastAsia="Roboto Mono" w:hAnsi="Roboto Mono"/>
+          <w:rFonts w:ascii="Roboto Mono" w:eastAsia="Roboto Mono" w:hAnsi="Roboto Mono" w:cs="Arial"/>
           <w:b/>
           <w:bCs/>
-          <w:sz w:val="24"/>
+          <w:kern w:val="0"/>
+          <w:szCs w:val="22"/>
+          <w:lang w:val="en"/>
+          <w14:ligatures w14:val="none"/>
         </w:rPr>
         <w:t>Star-Ring topology</w:t>
       </w:r>
       <w:r>
         <w:rPr>
-          <w:rFonts w:ascii="Roboto Mono" w:eastAsia="Roboto Mono" w:hAnsi="Roboto Mono"/>
-          <w:sz w:val="24"/>
+          <w:rFonts w:ascii="Roboto Mono" w:eastAsia="Roboto Mono" w:hAnsi="Roboto Mono" w:cs="Arial"/>
+          <w:kern w:val="0"/>
+          <w:szCs w:val="22"/>
+          <w:lang w:val="en"/>
+          <w14:ligatures w14:val="none"/>
         </w:rPr>
         <w:t xml:space="preserve">, individual star networks (with a central switch or hub) are linked together in a </w:t>
       </w:r>
       <w:r>
         <w:rPr>
-          <w:rFonts w:ascii="Roboto Mono" w:eastAsia="Roboto Mono" w:hAnsi="Roboto Mono"/>
+          <w:rFonts w:ascii="Roboto Mono" w:eastAsia="Roboto Mono" w:hAnsi="Roboto Mono" w:cs="Arial"/>
           <w:b/>
           <w:bCs/>
-          <w:sz w:val="24"/>
+          <w:kern w:val="0"/>
+          <w:szCs w:val="22"/>
+          <w:lang w:val="en"/>
+          <w14:ligatures w14:val="none"/>
         </w:rPr>
         <w:t>ring structure</w:t>
       </w:r>
       <w:r>
         <w:rPr>
-          <w:rFonts w:ascii="Roboto Mono" w:eastAsia="Roboto Mono" w:hAnsi="Roboto Mono"/>
-          <w:sz w:val="24"/>
+          <w:rFonts w:ascii="Roboto Mono" w:eastAsia="Roboto Mono" w:hAnsi="Roboto Mono" w:cs="Arial"/>
+          <w:kern w:val="0"/>
+          <w:szCs w:val="22"/>
+          <w:lang w:val="en"/>
+          <w14:ligatures w14:val="none"/>
         </w:rPr>
         <w:t xml:space="preserve">, allowing both </w:t>
       </w:r>
       <w:r>
         <w:rPr>
-          <w:rFonts w:ascii="Roboto Mono" w:eastAsia="Roboto Mono" w:hAnsi="Roboto Mono"/>
+          <w:rFonts w:ascii="Roboto Mono" w:eastAsia="Roboto Mono" w:hAnsi="Roboto Mono" w:cs="Arial"/>
           <w:b/>
           <w:bCs/>
-          <w:sz w:val="24"/>
+          <w:kern w:val="0"/>
+          <w:szCs w:val="22"/>
+          <w:lang w:val="en"/>
+          <w14:ligatures w14:val="none"/>
         </w:rPr>
         <w:t>local efficiency</w:t>
       </w:r>
       <w:r>
         <w:rPr>
-          <w:rFonts w:ascii="Roboto Mono" w:eastAsia="Roboto Mono" w:hAnsi="Roboto Mono"/>
-          <w:sz w:val="24"/>
+          <w:rFonts w:ascii="Roboto Mono" w:eastAsia="Roboto Mono" w:hAnsi="Roboto Mono" w:cs="Arial"/>
+          <w:kern w:val="0"/>
+          <w:szCs w:val="22"/>
+          <w:lang w:val="en"/>
+          <w14:ligatures w14:val="none"/>
         </w:rPr>
         <w:t xml:space="preserve"> and </w:t>
       </w:r>
       <w:r>
         <w:rPr>
-          <w:rFonts w:ascii="Roboto Mono" w:eastAsia="Roboto Mono" w:hAnsi="Roboto Mono"/>
+          <w:rFonts w:ascii="Roboto Mono" w:eastAsia="Roboto Mono" w:hAnsi="Roboto Mono" w:cs="Arial"/>
           <w:b/>
           <w:bCs/>
-          <w:sz w:val="24"/>
+          <w:kern w:val="0"/>
+          <w:szCs w:val="22"/>
+          <w:lang w:val="en"/>
+          <w14:ligatures w14:val="none"/>
         </w:rPr>
         <w:t>network-wide redundancy</w:t>
       </w:r>
       <w:r>
         <w:rPr>
-          <w:rFonts w:ascii="Roboto Mono" w:eastAsia="Roboto Mono" w:hAnsi="Roboto Mono"/>
-          <w:sz w:val="24"/>
+          <w:rFonts w:ascii="Roboto Mono" w:eastAsia="Roboto Mono" w:hAnsi="Roboto Mono" w:cs="Arial"/>
+          <w:kern w:val="0"/>
+          <w:szCs w:val="22"/>
+          <w:lang w:val="en"/>
+          <w14:ligatures w14:val="none"/>
         </w:rPr>
         <w:t>.</w:t>
       </w:r>
     </w:p>
     <w:p>
-      <w:r>
-        <w:rPr>
-          <w:rFonts w:ascii="Roboto Mono" w:eastAsia="Roboto Mono" w:hAnsi="Roboto Mono"/>
-          <w:sz w:val="24"/>
-        </w:rPr>
-        <w:pict w14:anchorId="35CF5904">
+      <w:pPr>
+        <w:spacing w:after="0" w:line="276" w:lineRule="auto"/>
+        <w:rPr>
+          <w:rFonts w:ascii="Arial" w:eastAsia="Arial" w:hAnsi="Arial" w:cs="Arial"/>
+          <w:kern w:val="0"/>
+          <w:sz w:val="22"/>
+          <w:szCs w:val="22"/>
+          <w:lang w:val="en"/>
+          <w14:ligatures w14:val="none"/>
+        </w:rPr>
+      </w:pPr>
+      <w:r>
+        <w:rPr>
+          <w:rFonts w:ascii="Roboto Mono" w:eastAsia="Roboto Mono" w:hAnsi="Roboto Mono" w:cs="Arial"/>
+          <w:kern w:val="0"/>
+          <w:szCs w:val="22"/>
+          <w:lang w:val="en"/>
+          <w14:ligatures w14:val="none"/>
+        </w:rPr>
+        <w:pict w14:anchorId="3EE1C54B">
           <v:rect id="_x0000_i1026" style="width:0;height:1.5pt" o:hralign="center" o:hrstd="t" o:hr="t" fillcolor="#a0a0a0" stroked="f"/>
         </w:pict>
       </w:r>
     </w:p>
     <w:p>
       <w:pPr>
-        <w:pStyle w:val="Heading2"/>
-        <w:keepNext w:val="0"/>
-        <w:keepLines w:val="0"/>
-        <w:rPr>
+        <w:spacing w:before="160" w:after="80" w:line="276" w:lineRule="auto"/>
+        <w:outlineLvl w:val="1"/>
+        <w:rPr>
+          <w:rFonts w:asciiTheme="majorHAnsi" w:eastAsiaTheme="majorEastAsia" w:hAnsiTheme="majorHAnsi" w:cstheme="majorBidi"/>
           <w:b/>
           <w:bCs/>
+          <w:color w:val="2F5496" w:themeColor="accent1" w:themeShade="BF"/>
+          <w:kern w:val="0"/>
           <w:sz w:val="34"/>
           <w:szCs w:val="34"/>
+          <w:lang w:val="en"/>
+          <w14:ligatures w14:val="none"/>
         </w:rPr>
       </w:pPr>
       <w:bookmarkStart w:id="2" w:name="_th8p0lrtdhwn" w:colFirst="0" w:colLast="0"/>
       <w:bookmarkEnd w:id="2"/>
       <w:r>
         <w:rPr>
+          <w:rFonts w:ascii="Segoe UI Emoji" w:eastAsiaTheme="majorEastAsia" w:hAnsi="Segoe UI Emoji" w:cs="Segoe UI Emoji"/>
           <w:b/>
           <w:bCs/>
+          <w:color w:val="2F5496" w:themeColor="accent1" w:themeShade="BF"/>
+          <w:kern w:val="0"/>
           <w:sz w:val="34"/>
           <w:szCs w:val="34"/>
-        </w:rPr>
-        <w:t>🖼️ Visual Example:</w:t>
+          <w:lang w:val="en"/>
+          <w14:ligatures w14:val="none"/>
+        </w:rPr>
+        <w:t>🖼️</w:t>
+      </w:r>
+      <w:r>
+        <w:rPr>
+          <w:rFonts w:asciiTheme="majorHAnsi" w:eastAsiaTheme="majorEastAsia" w:hAnsiTheme="majorHAnsi" w:cstheme="majorBidi"/>
+          <w:b/>
+          <w:bCs/>
+          <w:color w:val="2F5496" w:themeColor="accent1" w:themeShade="BF"/>
+          <w:kern w:val="0"/>
+          <w:sz w:val="34"/>
+          <w:szCs w:val="34"/>
+          <w:lang w:val="en"/>
+          <w14:ligatures w14:val="none"/>
+        </w:rPr>
+        <w:t xml:space="preserve"> Visual Example:</w:t>
       </w:r>
     </w:p>
     <w:p>
       <w:pPr>
-        <w:spacing w:before="240" w:after="240"/>
-        <w:rPr>
+        <w:spacing w:before="240" w:after="240" w:line="276" w:lineRule="auto"/>
+        <w:rPr>
+          <w:rFonts w:ascii="Arial" w:eastAsia="Arial" w:hAnsi="Arial" w:cs="Arial"/>
           <w:b/>
           <w:bCs/>
+          <w:kern w:val="0"/>
           <w:sz w:val="14"/>
           <w:szCs w:val="14"/>
           <w:shd w:val="clear" w:color="auto" w:fill="B7B7B7"/>
-        </w:rPr>
-      </w:pPr>
-      <w:r>
-        <w:rPr>
-          <w:b/>
+          <w:lang w:val="en"/>
+          <w14:ligatures w14:val="none"/>
+        </w:rPr>
+      </w:pPr>
+      <w:r>
+        <w:rPr>
+          <w:rFonts w:ascii="Arial" w:eastAsia="Arial" w:hAnsi="Arial" w:cs="Arial"/>
+          <w:b/>
+          <w:kern w:val="0"/>
+          <w:sz w:val="22"/>
+          <w:szCs w:val="22"/>
           <w:highlight w:val="darkGray"/>
+          <w:lang w:val="en"/>
+          <w14:ligatures w14:val="none"/>
         </w:rPr>
         <w:t># Source</w:t>
       </w:r>
       <w:r>
         <w:rPr>
+          <w:rFonts w:ascii="Arial" w:eastAsia="Arial" w:hAnsi="Arial" w:cs="Arial"/>
+          <w:kern w:val="0"/>
+          <w:sz w:val="22"/>
+          <w:szCs w:val="22"/>
           <w:highlight w:val="darkGray"/>
+          <w:lang w:val="en"/>
+          <w14:ligatures w14:val="none"/>
         </w:rPr>
         <w:t xml:space="preserve">: </w:t>
       </w:r>
-      <w:proofErr w:type="spellStart"/>
-      <w:r>
-        <w:rPr>
-          <w:b/>
+      <w:r>
+        <w:rPr>
+          <w:rFonts w:ascii="Arial" w:eastAsia="Arial" w:hAnsi="Arial" w:cs="Arial"/>
+          <w:b/>
+          <w:kern w:val="0"/>
+          <w:sz w:val="22"/>
+          <w:szCs w:val="22"/>
           <w:highlight w:val="darkGray"/>
-        </w:rPr>
-        <w:t>Chatgpt</w:t>
-      </w:r>
-      <w:proofErr w:type="spellEnd"/>
-      <w:r>
-        <w:rPr>
-          <w:b/>
+          <w:lang w:val="en"/>
+          <w14:ligatures w14:val="none"/>
+        </w:rPr>
+        <w:t>Chatgpt (GPT</w:t>
+      </w:r>
+      <w:r>
+        <w:rPr>
+          <w:rFonts w:ascii="Cambria Math" w:eastAsia="Arial" w:hAnsi="Cambria Math" w:cs="Cambria Math"/>
+          <w:b/>
+          <w:kern w:val="0"/>
+          <w:sz w:val="22"/>
+          <w:szCs w:val="22"/>
           <w:highlight w:val="darkGray"/>
-        </w:rPr>
-        <w:t xml:space="preserve"> (GPT‑5 Mini) at [12/18/2025]</w:t>
+          <w:lang w:val="en"/>
+          <w14:ligatures w14:val="none"/>
+        </w:rPr>
+        <w:t>‑</w:t>
+      </w:r>
+      <w:r>
+        <w:rPr>
+          <w:rFonts w:ascii="Arial" w:eastAsia="Arial" w:hAnsi="Arial" w:cs="Arial"/>
+          <w:b/>
+          <w:kern w:val="0"/>
+          <w:sz w:val="22"/>
+          <w:szCs w:val="22"/>
+          <w:highlight w:val="darkGray"/>
+          <w:lang w:val="en"/>
+          <w14:ligatures w14:val="none"/>
+        </w:rPr>
+        <w:t>5 Mini) at [12/18/2025]</w:t>
       </w:r>
     </w:p>
     <w:p>
-      <w:r>
-        <w:rPr>
+      <w:pPr>
+        <w:spacing w:after="0" w:line="276" w:lineRule="auto"/>
+        <w:rPr>
+          <w:rFonts w:ascii="Arial" w:eastAsia="Arial" w:hAnsi="Arial" w:cs="Arial"/>
+          <w:kern w:val="0"/>
+          <w:sz w:val="22"/>
+          <w:szCs w:val="22"/>
+          <w:lang w:val="en"/>
+          <w14:ligatures w14:val="none"/>
+        </w:rPr>
+      </w:pPr>
+      <w:r>
+        <w:rPr>
+          <w:rFonts w:ascii="Arial" w:eastAsia="Arial" w:hAnsi="Arial" w:cs="Arial"/>
           <w:noProof/>
-        </w:rPr>
-        <w:lastRenderedPageBreak/>
+          <w:kern w:val="0"/>
+          <w:sz w:val="22"/>
+          <w:szCs w:val="22"/>
+          <w:lang w:val="en"/>
+          <w14:ligatures w14:val="none"/>
+        </w:rPr>
         <w:drawing>
-          <wp:inline distT="114300" distB="114300" distL="114300" distR="114300" wp14:anchorId="03C4CA3C" wp14:editId="2F8F227C">
+          <wp:inline distT="114300" distB="114300" distL="114300" distR="114300" wp14:anchorId="6729060E" wp14:editId="2BDA3FF2">
             <wp:extent cx="5943600" cy="2794000"/>
             <wp:effectExtent l="0" t="0" r="0" b="0"/>
             <wp:docPr id="3" name="image3.png"/>
@@ -433,125 +766,600 @@
         </w:drawing>
       </w:r>
     </w:p>
-    <w:p/>
-    <w:p/>
     <w:p>
-      <w:r>
-        <w:rPr>
-          <w:rFonts w:ascii="Roboto Mono" w:eastAsia="Roboto Mono" w:hAnsi="Roboto Mono"/>
-          <w:sz w:val="24"/>
-        </w:rPr>
-        <w:t xml:space="preserve">     ┌──────────────┐</w:t>
-      </w:r>
+      <w:pPr>
+        <w:spacing w:after="0" w:line="276" w:lineRule="auto"/>
+        <w:rPr>
+          <w:rFonts w:ascii="Arial" w:eastAsia="Arial" w:hAnsi="Arial" w:cs="Arial"/>
+          <w:kern w:val="0"/>
+          <w:sz w:val="22"/>
+          <w:szCs w:val="22"/>
+          <w:lang w:val="en"/>
+          <w14:ligatures w14:val="none"/>
+        </w:rPr>
+      </w:pPr>
     </w:p>
     <w:p>
-      <w:r>
-        <w:rPr>
-          <w:rFonts w:ascii="Roboto Mono" w:eastAsia="Roboto Mono" w:hAnsi="Roboto Mono"/>
-          <w:sz w:val="24"/>
-        </w:rPr>
-        <w:t xml:space="preserve">      │    Dept A    │</w:t>
-      </w:r>
+      <w:pPr>
+        <w:spacing w:after="0" w:line="276" w:lineRule="auto"/>
+        <w:rPr>
+          <w:rFonts w:ascii="Arial" w:eastAsia="Arial" w:hAnsi="Arial" w:cs="Arial"/>
+          <w:kern w:val="0"/>
+          <w:sz w:val="22"/>
+          <w:szCs w:val="22"/>
+          <w:lang w:val="en"/>
+          <w14:ligatures w14:val="none"/>
+        </w:rPr>
+      </w:pPr>
     </w:p>
     <w:p>
-      <w:r>
-        <w:rPr>
-          <w:rFonts w:ascii="Roboto Mono" w:eastAsia="Roboto Mono" w:hAnsi="Roboto Mono"/>
-          <w:sz w:val="24"/>
-        </w:rPr>
-        <w:t xml:space="preserve">      │ [PCs]─[Switch]│</w:t>
+      <w:pPr>
+        <w:spacing w:after="0" w:line="276" w:lineRule="auto"/>
+        <w:rPr>
+          <w:rFonts w:ascii="Arial" w:eastAsia="Arial" w:hAnsi="Arial" w:cs="Arial"/>
+          <w:kern w:val="0"/>
+          <w:sz w:val="22"/>
+          <w:szCs w:val="22"/>
+          <w:lang w:val="en"/>
+          <w14:ligatures w14:val="none"/>
+        </w:rPr>
+      </w:pPr>
+      <w:r>
+        <w:rPr>
+          <w:rFonts w:ascii="Roboto Mono" w:eastAsia="Roboto Mono" w:hAnsi="Roboto Mono" w:cs="Arial"/>
+          <w:kern w:val="0"/>
+          <w:szCs w:val="22"/>
+          <w:lang w:val="en"/>
+          <w14:ligatures w14:val="none"/>
+        </w:rPr>
+        <w:t xml:space="preserve">     </w:t>
+      </w:r>
+      <w:r>
+        <w:rPr>
+          <w:rFonts w:ascii="MS Gothic" w:eastAsia="MS Gothic" w:hAnsi="MS Gothic" w:cs="MS Gothic" w:hint="eastAsia"/>
+          <w:kern w:val="0"/>
+          <w:szCs w:val="22"/>
+          <w:lang w:val="en"/>
+          <w14:ligatures w14:val="none"/>
+        </w:rPr>
+        <w:t>┌──────────────┐</w:t>
       </w:r>
     </w:p>
     <w:p>
-      <w:r>
-        <w:rPr>
-          <w:rFonts w:ascii="Roboto Mono" w:eastAsia="Roboto Mono" w:hAnsi="Roboto Mono"/>
-          <w:sz w:val="24"/>
-        </w:rPr>
-        <w:t xml:space="preserve">      └──────┬───────┘</w:t>
+      <w:pPr>
+        <w:spacing w:after="0" w:line="276" w:lineRule="auto"/>
+        <w:rPr>
+          <w:rFonts w:ascii="Arial" w:eastAsia="Arial" w:hAnsi="Arial" w:cs="Arial"/>
+          <w:kern w:val="0"/>
+          <w:sz w:val="22"/>
+          <w:szCs w:val="22"/>
+          <w:lang w:val="en"/>
+          <w14:ligatures w14:val="none"/>
+        </w:rPr>
+      </w:pPr>
+      <w:r>
+        <w:rPr>
+          <w:rFonts w:ascii="Roboto Mono" w:eastAsia="Roboto Mono" w:hAnsi="Roboto Mono" w:cs="Arial"/>
+          <w:kern w:val="0"/>
+          <w:szCs w:val="22"/>
+          <w:lang w:val="en"/>
+          <w14:ligatures w14:val="none"/>
+        </w:rPr>
+        <w:t xml:space="preserve">      </w:t>
+      </w:r>
+      <w:r>
+        <w:rPr>
+          <w:rFonts w:ascii="MS Gothic" w:eastAsia="MS Gothic" w:hAnsi="MS Gothic" w:cs="MS Gothic" w:hint="eastAsia"/>
+          <w:kern w:val="0"/>
+          <w:szCs w:val="22"/>
+          <w:lang w:val="en"/>
+          <w14:ligatures w14:val="none"/>
+        </w:rPr>
+        <w:t>│</w:t>
+      </w:r>
+      <w:r>
+        <w:rPr>
+          <w:rFonts w:ascii="Roboto Mono" w:eastAsia="Roboto Mono" w:hAnsi="Roboto Mono" w:cs="Arial"/>
+          <w:kern w:val="0"/>
+          <w:szCs w:val="22"/>
+          <w:lang w:val="en"/>
+          <w14:ligatures w14:val="none"/>
+        </w:rPr>
+        <w:t xml:space="preserve">    Dept A    </w:t>
+      </w:r>
+      <w:r>
+        <w:rPr>
+          <w:rFonts w:ascii="MS Gothic" w:eastAsia="MS Gothic" w:hAnsi="MS Gothic" w:cs="MS Gothic" w:hint="eastAsia"/>
+          <w:kern w:val="0"/>
+          <w:szCs w:val="22"/>
+          <w:lang w:val="en"/>
+          <w14:ligatures w14:val="none"/>
+        </w:rPr>
+        <w:t>│</w:t>
       </w:r>
     </w:p>
     <w:p>
-      <w:r>
-        <w:rPr>
-          <w:rFonts w:ascii="Roboto Mono" w:eastAsia="Roboto Mono" w:hAnsi="Roboto Mono"/>
-          <w:sz w:val="24"/>
-        </w:rPr>
-        <w:t xml:space="preserve">             │</w:t>
+      <w:pPr>
+        <w:spacing w:after="0" w:line="276" w:lineRule="auto"/>
+        <w:rPr>
+          <w:rFonts w:ascii="Arial" w:eastAsia="Arial" w:hAnsi="Arial" w:cs="Arial"/>
+          <w:kern w:val="0"/>
+          <w:sz w:val="22"/>
+          <w:szCs w:val="22"/>
+          <w:lang w:val="en"/>
+          <w14:ligatures w14:val="none"/>
+        </w:rPr>
+      </w:pPr>
+      <w:r>
+        <w:rPr>
+          <w:rFonts w:ascii="Roboto Mono" w:eastAsia="Roboto Mono" w:hAnsi="Roboto Mono" w:cs="Arial"/>
+          <w:kern w:val="0"/>
+          <w:szCs w:val="22"/>
+          <w:lang w:val="en"/>
+          <w14:ligatures w14:val="none"/>
+        </w:rPr>
+        <w:t xml:space="preserve">      </w:t>
+      </w:r>
+      <w:r>
+        <w:rPr>
+          <w:rFonts w:ascii="MS Gothic" w:eastAsia="MS Gothic" w:hAnsi="MS Gothic" w:cs="MS Gothic" w:hint="eastAsia"/>
+          <w:kern w:val="0"/>
+          <w:szCs w:val="22"/>
+          <w:lang w:val="en"/>
+          <w14:ligatures w14:val="none"/>
+        </w:rPr>
+        <w:t>│</w:t>
+      </w:r>
+      <w:r>
+        <w:rPr>
+          <w:rFonts w:ascii="Roboto Mono" w:eastAsia="Roboto Mono" w:hAnsi="Roboto Mono" w:cs="Arial"/>
+          <w:kern w:val="0"/>
+          <w:szCs w:val="22"/>
+          <w:lang w:val="en"/>
+          <w14:ligatures w14:val="none"/>
+        </w:rPr>
+        <w:t xml:space="preserve"> [PCs]</w:t>
+      </w:r>
+      <w:r>
+        <w:rPr>
+          <w:rFonts w:ascii="Arial" w:eastAsia="Roboto Mono" w:hAnsi="Arial" w:cs="Arial"/>
+          <w:kern w:val="0"/>
+          <w:szCs w:val="22"/>
+          <w:lang w:val="en"/>
+          <w14:ligatures w14:val="none"/>
+        </w:rPr>
+        <w:t>─</w:t>
+      </w:r>
+      <w:r>
+        <w:rPr>
+          <w:rFonts w:ascii="Roboto Mono" w:eastAsia="Roboto Mono" w:hAnsi="Roboto Mono" w:cs="Arial"/>
+          <w:kern w:val="0"/>
+          <w:szCs w:val="22"/>
+          <w:lang w:val="en"/>
+          <w14:ligatures w14:val="none"/>
+        </w:rPr>
+        <w:t>[Switch]</w:t>
+      </w:r>
+      <w:r>
+        <w:rPr>
+          <w:rFonts w:ascii="MS Gothic" w:eastAsia="MS Gothic" w:hAnsi="MS Gothic" w:cs="MS Gothic" w:hint="eastAsia"/>
+          <w:kern w:val="0"/>
+          <w:szCs w:val="22"/>
+          <w:lang w:val="en"/>
+          <w14:ligatures w14:val="none"/>
+        </w:rPr>
+        <w:t>│</w:t>
       </w:r>
     </w:p>
     <w:p>
-      <w:r>
-        <w:rPr>
-          <w:rFonts w:ascii="Roboto Mono" w:eastAsia="Roboto Mono" w:hAnsi="Roboto Mono"/>
-          <w:sz w:val="24"/>
-        </w:rPr>
-        <w:t xml:space="preserve">         ┌───┴───┐</w:t>
+      <w:pPr>
+        <w:spacing w:after="0" w:line="276" w:lineRule="auto"/>
+        <w:rPr>
+          <w:rFonts w:ascii="Arial" w:eastAsia="Arial" w:hAnsi="Arial" w:cs="Arial"/>
+          <w:kern w:val="0"/>
+          <w:sz w:val="22"/>
+          <w:szCs w:val="22"/>
+          <w:lang w:val="en"/>
+          <w14:ligatures w14:val="none"/>
+        </w:rPr>
+      </w:pPr>
+      <w:r>
+        <w:rPr>
+          <w:rFonts w:ascii="Roboto Mono" w:eastAsia="Roboto Mono" w:hAnsi="Roboto Mono" w:cs="Arial"/>
+          <w:kern w:val="0"/>
+          <w:szCs w:val="22"/>
+          <w:lang w:val="en"/>
+          <w14:ligatures w14:val="none"/>
+        </w:rPr>
+        <w:t xml:space="preserve">      </w:t>
+      </w:r>
+      <w:r>
+        <w:rPr>
+          <w:rFonts w:ascii="MS Gothic" w:eastAsia="MS Gothic" w:hAnsi="MS Gothic" w:cs="MS Gothic" w:hint="eastAsia"/>
+          <w:kern w:val="0"/>
+          <w:szCs w:val="22"/>
+          <w:lang w:val="en"/>
+          <w14:ligatures w14:val="none"/>
+        </w:rPr>
+        <w:t>└──────┬───────┘</w:t>
       </w:r>
     </w:p>
     <w:p>
-      <w:r>
-        <w:rPr>
-          <w:rFonts w:ascii="Roboto Mono" w:eastAsia="Roboto Mono" w:hAnsi="Roboto Mono"/>
-          <w:sz w:val="24"/>
-        </w:rPr>
-        <w:t xml:space="preserve">         │ Ring  │</w:t>
+      <w:pPr>
+        <w:spacing w:after="0" w:line="276" w:lineRule="auto"/>
+        <w:rPr>
+          <w:rFonts w:ascii="Arial" w:eastAsia="Arial" w:hAnsi="Arial" w:cs="Arial"/>
+          <w:kern w:val="0"/>
+          <w:sz w:val="22"/>
+          <w:szCs w:val="22"/>
+          <w:lang w:val="en"/>
+          <w14:ligatures w14:val="none"/>
+        </w:rPr>
+      </w:pPr>
+      <w:r>
+        <w:rPr>
+          <w:rFonts w:ascii="Roboto Mono" w:eastAsia="Roboto Mono" w:hAnsi="Roboto Mono" w:cs="Arial"/>
+          <w:kern w:val="0"/>
+          <w:szCs w:val="22"/>
+          <w:lang w:val="en"/>
+          <w14:ligatures w14:val="none"/>
+        </w:rPr>
+        <w:t xml:space="preserve">             </w:t>
+      </w:r>
+      <w:r>
+        <w:rPr>
+          <w:rFonts w:ascii="MS Gothic" w:eastAsia="MS Gothic" w:hAnsi="MS Gothic" w:cs="MS Gothic" w:hint="eastAsia"/>
+          <w:kern w:val="0"/>
+          <w:szCs w:val="22"/>
+          <w:lang w:val="en"/>
+          <w14:ligatures w14:val="none"/>
+        </w:rPr>
+        <w:t>│</w:t>
       </w:r>
     </w:p>
     <w:p>
-      <w:r>
-        <w:rPr>
-          <w:rFonts w:ascii="Roboto Mono" w:eastAsia="Roboto Mono" w:hAnsi="Roboto Mono"/>
-          <w:sz w:val="24"/>
-        </w:rPr>
-        <w:t xml:space="preserve">         └───┬───┘</w:t>
+      <w:pPr>
+        <w:spacing w:after="0" w:line="276" w:lineRule="auto"/>
+        <w:rPr>
+          <w:rFonts w:ascii="Arial" w:eastAsia="Arial" w:hAnsi="Arial" w:cs="Arial"/>
+          <w:kern w:val="0"/>
+          <w:sz w:val="22"/>
+          <w:szCs w:val="22"/>
+          <w:lang w:val="en"/>
+          <w14:ligatures w14:val="none"/>
+        </w:rPr>
+      </w:pPr>
+      <w:r>
+        <w:rPr>
+          <w:rFonts w:ascii="Roboto Mono" w:eastAsia="Roboto Mono" w:hAnsi="Roboto Mono" w:cs="Arial"/>
+          <w:kern w:val="0"/>
+          <w:szCs w:val="22"/>
+          <w:lang w:val="en"/>
+          <w14:ligatures w14:val="none"/>
+        </w:rPr>
+        <w:t xml:space="preserve">         </w:t>
+      </w:r>
+      <w:r>
+        <w:rPr>
+          <w:rFonts w:ascii="MS Gothic" w:eastAsia="MS Gothic" w:hAnsi="MS Gothic" w:cs="MS Gothic" w:hint="eastAsia"/>
+          <w:kern w:val="0"/>
+          <w:szCs w:val="22"/>
+          <w:lang w:val="en"/>
+          <w14:ligatures w14:val="none"/>
+        </w:rPr>
+        <w:t>┌───┴───┐</w:t>
       </w:r>
     </w:p>
     <w:p>
-      <w:r>
-        <w:rPr>
-          <w:rFonts w:ascii="Roboto Mono" w:eastAsia="Roboto Mono" w:hAnsi="Roboto Mono"/>
-          <w:sz w:val="24"/>
-        </w:rPr>
-        <w:t xml:space="preserve">      ┌──────┴──────┐</w:t>
+      <w:pPr>
+        <w:spacing w:after="0" w:line="276" w:lineRule="auto"/>
+        <w:rPr>
+          <w:rFonts w:ascii="Arial" w:eastAsia="Arial" w:hAnsi="Arial" w:cs="Arial"/>
+          <w:kern w:val="0"/>
+          <w:sz w:val="22"/>
+          <w:szCs w:val="22"/>
+          <w:lang w:val="en"/>
+          <w14:ligatures w14:val="none"/>
+        </w:rPr>
+      </w:pPr>
+      <w:r>
+        <w:rPr>
+          <w:rFonts w:ascii="Roboto Mono" w:eastAsia="Roboto Mono" w:hAnsi="Roboto Mono" w:cs="Arial"/>
+          <w:kern w:val="0"/>
+          <w:szCs w:val="22"/>
+          <w:lang w:val="en"/>
+          <w14:ligatures w14:val="none"/>
+        </w:rPr>
+        <w:t xml:space="preserve">         </w:t>
+      </w:r>
+      <w:r>
+        <w:rPr>
+          <w:rFonts w:ascii="MS Gothic" w:eastAsia="MS Gothic" w:hAnsi="MS Gothic" w:cs="MS Gothic" w:hint="eastAsia"/>
+          <w:kern w:val="0"/>
+          <w:szCs w:val="22"/>
+          <w:lang w:val="en"/>
+          <w14:ligatures w14:val="none"/>
+        </w:rPr>
+        <w:t>│</w:t>
+      </w:r>
+      <w:r>
+        <w:rPr>
+          <w:rFonts w:ascii="Roboto Mono" w:eastAsia="Roboto Mono" w:hAnsi="Roboto Mono" w:cs="Arial"/>
+          <w:kern w:val="0"/>
+          <w:szCs w:val="22"/>
+          <w:lang w:val="en"/>
+          <w14:ligatures w14:val="none"/>
+        </w:rPr>
+        <w:t xml:space="preserve"> Ring  </w:t>
+      </w:r>
+      <w:r>
+        <w:rPr>
+          <w:rFonts w:ascii="MS Gothic" w:eastAsia="MS Gothic" w:hAnsi="MS Gothic" w:cs="MS Gothic" w:hint="eastAsia"/>
+          <w:kern w:val="0"/>
+          <w:szCs w:val="22"/>
+          <w:lang w:val="en"/>
+          <w14:ligatures w14:val="none"/>
+        </w:rPr>
+        <w:t>│</w:t>
       </w:r>
     </w:p>
     <w:p>
-      <w:r>
-        <w:rPr>
-          <w:rFonts w:ascii="Roboto Mono" w:eastAsia="Roboto Mono" w:hAnsi="Roboto Mono"/>
-          <w:sz w:val="24"/>
-        </w:rPr>
-        <w:t xml:space="preserve">      │   Dept B    │</w:t>
+      <w:pPr>
+        <w:spacing w:after="0" w:line="276" w:lineRule="auto"/>
+        <w:rPr>
+          <w:rFonts w:ascii="Arial" w:eastAsia="Arial" w:hAnsi="Arial" w:cs="Arial"/>
+          <w:kern w:val="0"/>
+          <w:sz w:val="22"/>
+          <w:szCs w:val="22"/>
+          <w:lang w:val="en"/>
+          <w14:ligatures w14:val="none"/>
+        </w:rPr>
+      </w:pPr>
+      <w:r>
+        <w:rPr>
+          <w:rFonts w:ascii="Roboto Mono" w:eastAsia="Roboto Mono" w:hAnsi="Roboto Mono" w:cs="Arial"/>
+          <w:kern w:val="0"/>
+          <w:szCs w:val="22"/>
+          <w:lang w:val="en"/>
+          <w14:ligatures w14:val="none"/>
+        </w:rPr>
+        <w:t xml:space="preserve">         </w:t>
+      </w:r>
+      <w:r>
+        <w:rPr>
+          <w:rFonts w:ascii="MS Gothic" w:eastAsia="MS Gothic" w:hAnsi="MS Gothic" w:cs="MS Gothic" w:hint="eastAsia"/>
+          <w:kern w:val="0"/>
+          <w:szCs w:val="22"/>
+          <w:lang w:val="en"/>
+          <w14:ligatures w14:val="none"/>
+        </w:rPr>
+        <w:t>└───┬───┘</w:t>
       </w:r>
     </w:p>
     <w:p>
-      <w:r>
-        <w:rPr>
-          <w:rFonts w:ascii="Roboto Mono" w:eastAsia="Roboto Mono" w:hAnsi="Roboto Mono"/>
-          <w:sz w:val="24"/>
-        </w:rPr>
-        <w:t xml:space="preserve">      │[Switch]─[PCs]│</w:t>
+      <w:pPr>
+        <w:spacing w:after="0" w:line="276" w:lineRule="auto"/>
+        <w:rPr>
+          <w:rFonts w:ascii="Arial" w:eastAsia="Arial" w:hAnsi="Arial" w:cs="Arial"/>
+          <w:kern w:val="0"/>
+          <w:sz w:val="22"/>
+          <w:szCs w:val="22"/>
+          <w:lang w:val="en"/>
+          <w14:ligatures w14:val="none"/>
+        </w:rPr>
+      </w:pPr>
+      <w:r>
+        <w:rPr>
+          <w:rFonts w:ascii="Roboto Mono" w:eastAsia="Roboto Mono" w:hAnsi="Roboto Mono" w:cs="Arial"/>
+          <w:kern w:val="0"/>
+          <w:szCs w:val="22"/>
+          <w:lang w:val="en"/>
+          <w14:ligatures w14:val="none"/>
+        </w:rPr>
+        <w:t xml:space="preserve">      </w:t>
+      </w:r>
+      <w:r>
+        <w:rPr>
+          <w:rFonts w:ascii="MS Gothic" w:eastAsia="MS Gothic" w:hAnsi="MS Gothic" w:cs="MS Gothic" w:hint="eastAsia"/>
+          <w:kern w:val="0"/>
+          <w:szCs w:val="22"/>
+          <w:lang w:val="en"/>
+          <w14:ligatures w14:val="none"/>
+        </w:rPr>
+        <w:t>┌──────┴──────┐</w:t>
       </w:r>
     </w:p>
     <w:p>
-      <w:r>
-        <w:rPr>
-          <w:rFonts w:ascii="Roboto Mono" w:eastAsia="Roboto Mono" w:hAnsi="Roboto Mono"/>
-          <w:sz w:val="24"/>
-        </w:rPr>
-        <w:t xml:space="preserve">      └─────────────┘</w:t>
+      <w:pPr>
+        <w:spacing w:after="0" w:line="276" w:lineRule="auto"/>
+        <w:rPr>
+          <w:rFonts w:ascii="Arial" w:eastAsia="Arial" w:hAnsi="Arial" w:cs="Arial"/>
+          <w:kern w:val="0"/>
+          <w:sz w:val="22"/>
+          <w:szCs w:val="22"/>
+          <w:lang w:val="en"/>
+          <w14:ligatures w14:val="none"/>
+        </w:rPr>
+      </w:pPr>
+      <w:r>
+        <w:rPr>
+          <w:rFonts w:ascii="Roboto Mono" w:eastAsia="Roboto Mono" w:hAnsi="Roboto Mono" w:cs="Arial"/>
+          <w:kern w:val="0"/>
+          <w:szCs w:val="22"/>
+          <w:lang w:val="en"/>
+          <w14:ligatures w14:val="none"/>
+        </w:rPr>
+        <w:t xml:space="preserve">      </w:t>
+      </w:r>
+      <w:r>
+        <w:rPr>
+          <w:rFonts w:ascii="MS Gothic" w:eastAsia="MS Gothic" w:hAnsi="MS Gothic" w:cs="MS Gothic" w:hint="eastAsia"/>
+          <w:kern w:val="0"/>
+          <w:szCs w:val="22"/>
+          <w:lang w:val="en"/>
+          <w14:ligatures w14:val="none"/>
+        </w:rPr>
+        <w:t>│</w:t>
+      </w:r>
+      <w:r>
+        <w:rPr>
+          <w:rFonts w:ascii="Roboto Mono" w:eastAsia="Roboto Mono" w:hAnsi="Roboto Mono" w:cs="Arial"/>
+          <w:kern w:val="0"/>
+          <w:szCs w:val="22"/>
+          <w:lang w:val="en"/>
+          <w14:ligatures w14:val="none"/>
+        </w:rPr>
+        <w:t xml:space="preserve">   Dept B    </w:t>
+      </w:r>
+      <w:r>
+        <w:rPr>
+          <w:rFonts w:ascii="MS Gothic" w:eastAsia="MS Gothic" w:hAnsi="MS Gothic" w:cs="MS Gothic" w:hint="eastAsia"/>
+          <w:kern w:val="0"/>
+          <w:szCs w:val="22"/>
+          <w:lang w:val="en"/>
+          <w14:ligatures w14:val="none"/>
+        </w:rPr>
+        <w:t>│</w:t>
       </w:r>
     </w:p>
-    <w:p/>
     <w:p>
       <w:pPr>
-        <w:spacing w:before="240" w:after="240"/>
-      </w:pPr>
-      <w:r>
-        <w:rPr>
-          <w:rFonts w:ascii="Roboto Mono" w:eastAsia="Roboto Mono" w:hAnsi="Roboto Mono"/>
-          <w:sz w:val="24"/>
+        <w:spacing w:after="0" w:line="276" w:lineRule="auto"/>
+        <w:rPr>
+          <w:rFonts w:ascii="Arial" w:eastAsia="Arial" w:hAnsi="Arial" w:cs="Arial"/>
+          <w:kern w:val="0"/>
+          <w:sz w:val="22"/>
+          <w:szCs w:val="22"/>
+          <w:lang w:val="en"/>
+          <w14:ligatures w14:val="none"/>
+        </w:rPr>
+      </w:pPr>
+      <w:r>
+        <w:rPr>
+          <w:rFonts w:ascii="Roboto Mono" w:eastAsia="Roboto Mono" w:hAnsi="Roboto Mono" w:cs="Arial"/>
+          <w:kern w:val="0"/>
+          <w:szCs w:val="22"/>
+          <w:lang w:val="en"/>
+          <w14:ligatures w14:val="none"/>
+        </w:rPr>
+        <w:t xml:space="preserve">      </w:t>
+      </w:r>
+      <w:r>
+        <w:rPr>
+          <w:rFonts w:ascii="MS Gothic" w:eastAsia="MS Gothic" w:hAnsi="MS Gothic" w:cs="MS Gothic" w:hint="eastAsia"/>
+          <w:kern w:val="0"/>
+          <w:szCs w:val="22"/>
+          <w:lang w:val="en"/>
+          <w14:ligatures w14:val="none"/>
+        </w:rPr>
+        <w:t>│</w:t>
+      </w:r>
+      <w:r>
+        <w:rPr>
+          <w:rFonts w:ascii="Roboto Mono" w:eastAsia="Roboto Mono" w:hAnsi="Roboto Mono" w:cs="Arial"/>
+          <w:kern w:val="0"/>
+          <w:szCs w:val="22"/>
+          <w:lang w:val="en"/>
+          <w14:ligatures w14:val="none"/>
+        </w:rPr>
+        <w:t>[Switch]</w:t>
+      </w:r>
+      <w:r>
+        <w:rPr>
+          <w:rFonts w:ascii="Arial" w:eastAsia="Roboto Mono" w:hAnsi="Arial" w:cs="Arial"/>
+          <w:kern w:val="0"/>
+          <w:szCs w:val="22"/>
+          <w:lang w:val="en"/>
+          <w14:ligatures w14:val="none"/>
+        </w:rPr>
+        <w:t>─</w:t>
+      </w:r>
+      <w:r>
+        <w:rPr>
+          <w:rFonts w:ascii="Roboto Mono" w:eastAsia="Roboto Mono" w:hAnsi="Roboto Mono" w:cs="Arial"/>
+          <w:kern w:val="0"/>
+          <w:szCs w:val="22"/>
+          <w:lang w:val="en"/>
+          <w14:ligatures w14:val="none"/>
+        </w:rPr>
+        <w:t>[PCs]</w:t>
+      </w:r>
+      <w:r>
+        <w:rPr>
+          <w:rFonts w:ascii="MS Gothic" w:eastAsia="MS Gothic" w:hAnsi="MS Gothic" w:cs="MS Gothic" w:hint="eastAsia"/>
+          <w:kern w:val="0"/>
+          <w:szCs w:val="22"/>
+          <w:lang w:val="en"/>
+          <w14:ligatures w14:val="none"/>
+        </w:rPr>
+        <w:t>│</w:t>
+      </w:r>
+    </w:p>
+    <w:p>
+      <w:pPr>
+        <w:spacing w:after="0" w:line="276" w:lineRule="auto"/>
+        <w:rPr>
+          <w:rFonts w:ascii="Arial" w:eastAsia="Arial" w:hAnsi="Arial" w:cs="Arial"/>
+          <w:kern w:val="0"/>
+          <w:sz w:val="22"/>
+          <w:szCs w:val="22"/>
+          <w:lang w:val="en"/>
+          <w14:ligatures w14:val="none"/>
+        </w:rPr>
+      </w:pPr>
+      <w:r>
+        <w:rPr>
+          <w:rFonts w:ascii="Roboto Mono" w:eastAsia="Roboto Mono" w:hAnsi="Roboto Mono" w:cs="Arial"/>
+          <w:kern w:val="0"/>
+          <w:szCs w:val="22"/>
+          <w:lang w:val="en"/>
+          <w14:ligatures w14:val="none"/>
+        </w:rPr>
+        <w:t xml:space="preserve">      </w:t>
+      </w:r>
+      <w:r>
+        <w:rPr>
+          <w:rFonts w:ascii="MS Gothic" w:eastAsia="MS Gothic" w:hAnsi="MS Gothic" w:cs="MS Gothic" w:hint="eastAsia"/>
+          <w:kern w:val="0"/>
+          <w:szCs w:val="22"/>
+          <w:lang w:val="en"/>
+          <w14:ligatures w14:val="none"/>
+        </w:rPr>
+        <w:t>└─────────────┘</w:t>
+      </w:r>
+    </w:p>
+    <w:p>
+      <w:pPr>
+        <w:spacing w:after="0" w:line="276" w:lineRule="auto"/>
+        <w:rPr>
+          <w:rFonts w:ascii="Arial" w:eastAsia="Arial" w:hAnsi="Arial" w:cs="Arial"/>
+          <w:kern w:val="0"/>
+          <w:sz w:val="22"/>
+          <w:szCs w:val="22"/>
+          <w:lang w:val="en"/>
+          <w14:ligatures w14:val="none"/>
+        </w:rPr>
+      </w:pPr>
+    </w:p>
+    <w:p>
+      <w:pPr>
+        <w:spacing w:before="240" w:after="240" w:line="276" w:lineRule="auto"/>
+        <w:rPr>
+          <w:rFonts w:ascii="Arial" w:eastAsia="Arial" w:hAnsi="Arial" w:cs="Arial"/>
+          <w:kern w:val="0"/>
+          <w:sz w:val="22"/>
+          <w:szCs w:val="22"/>
+          <w:lang w:val="en"/>
+          <w14:ligatures w14:val="none"/>
+        </w:rPr>
+      </w:pPr>
+      <w:r>
+        <w:rPr>
+          <w:rFonts w:ascii="Roboto Mono" w:eastAsia="Roboto Mono" w:hAnsi="Roboto Mono" w:cs="Arial"/>
+          <w:kern w:val="0"/>
+          <w:szCs w:val="22"/>
+          <w:lang w:val="en"/>
+          <w14:ligatures w14:val="none"/>
         </w:rPr>
         <w:t>Each department (or floor, or zone):</w:t>
       </w:r>
@@ -562,35 +1370,55 @@
           <w:ilvl w:val="0"/>
           <w:numId w:val="1"/>
         </w:numPr>
-        <w:spacing w:before="240"/>
-      </w:pPr>
-      <w:r>
-        <w:rPr>
-          <w:rFonts w:ascii="Roboto Mono" w:eastAsia="Roboto Mono" w:hAnsi="Roboto Mono"/>
-          <w:sz w:val="24"/>
+        <w:spacing w:before="240" w:after="0" w:line="276" w:lineRule="auto"/>
+        <w:rPr>
+          <w:rFonts w:ascii="Arial" w:eastAsia="Arial" w:hAnsi="Arial" w:cs="Arial"/>
+          <w:kern w:val="0"/>
+          <w:sz w:val="22"/>
+          <w:szCs w:val="22"/>
+          <w:lang w:val="en"/>
+          <w14:ligatures w14:val="none"/>
+        </w:rPr>
+      </w:pPr>
+      <w:r>
+        <w:rPr>
+          <w:rFonts w:ascii="Roboto Mono" w:eastAsia="Roboto Mono" w:hAnsi="Roboto Mono" w:cs="Arial"/>
+          <w:kern w:val="0"/>
+          <w:szCs w:val="22"/>
+          <w:lang w:val="en"/>
+          <w14:ligatures w14:val="none"/>
         </w:rPr>
         <w:t xml:space="preserve">Has a </w:t>
       </w:r>
       <w:r>
         <w:rPr>
-          <w:rFonts w:ascii="Roboto Mono" w:eastAsia="Roboto Mono" w:hAnsi="Roboto Mono"/>
+          <w:rFonts w:ascii="Roboto Mono" w:eastAsia="Roboto Mono" w:hAnsi="Roboto Mono" w:cs="Arial"/>
           <w:b/>
           <w:bCs/>
-          <w:sz w:val="24"/>
+          <w:kern w:val="0"/>
+          <w:szCs w:val="22"/>
+          <w:lang w:val="en"/>
+          <w14:ligatures w14:val="none"/>
         </w:rPr>
         <w:t>star topology</w:t>
       </w:r>
       <w:r>
         <w:rPr>
-          <w:rFonts w:ascii="Roboto Mono" w:eastAsia="Roboto Mono" w:hAnsi="Roboto Mono"/>
-          <w:sz w:val="24"/>
+          <w:rFonts w:ascii="Roboto Mono" w:eastAsia="Roboto Mono" w:hAnsi="Roboto Mono" w:cs="Arial"/>
+          <w:kern w:val="0"/>
+          <w:szCs w:val="22"/>
+          <w:lang w:val="en"/>
+          <w14:ligatures w14:val="none"/>
         </w:rPr>
         <w:t xml:space="preserve"> internally.</w:t>
       </w:r>
       <w:r>
         <w:rPr>
-          <w:rFonts w:ascii="Roboto Mono" w:eastAsia="Roboto Mono" w:hAnsi="Roboto Mono"/>
-          <w:sz w:val="24"/>
+          <w:rFonts w:ascii="Roboto Mono" w:eastAsia="Roboto Mono" w:hAnsi="Roboto Mono" w:cs="Arial"/>
+          <w:kern w:val="0"/>
+          <w:szCs w:val="22"/>
+          <w:lang w:val="en"/>
+          <w14:ligatures w14:val="none"/>
         </w:rPr>
         <w:br/>
       </w:r>
@@ -601,140 +1429,257 @@
           <w:ilvl w:val="0"/>
           <w:numId w:val="1"/>
         </w:numPr>
-        <w:spacing w:after="240"/>
-      </w:pPr>
-      <w:r>
-        <w:rPr>
-          <w:rFonts w:ascii="Roboto Mono" w:eastAsia="Roboto Mono" w:hAnsi="Roboto Mono"/>
-          <w:sz w:val="24"/>
+        <w:spacing w:after="240" w:line="276" w:lineRule="auto"/>
+        <w:rPr>
+          <w:rFonts w:ascii="Arial" w:eastAsia="Arial" w:hAnsi="Arial" w:cs="Arial"/>
+          <w:kern w:val="0"/>
+          <w:sz w:val="22"/>
+          <w:szCs w:val="22"/>
+          <w:lang w:val="en"/>
+          <w14:ligatures w14:val="none"/>
+        </w:rPr>
+      </w:pPr>
+      <w:r>
+        <w:rPr>
+          <w:rFonts w:ascii="Roboto Mono" w:eastAsia="Roboto Mono" w:hAnsi="Roboto Mono" w:cs="Arial"/>
+          <w:kern w:val="0"/>
+          <w:szCs w:val="22"/>
+          <w:lang w:val="en"/>
+          <w14:ligatures w14:val="none"/>
         </w:rPr>
         <w:t xml:space="preserve">Is </w:t>
       </w:r>
       <w:r>
         <w:rPr>
-          <w:rFonts w:ascii="Roboto Mono" w:eastAsia="Roboto Mono" w:hAnsi="Roboto Mono"/>
+          <w:rFonts w:ascii="Roboto Mono" w:eastAsia="Roboto Mono" w:hAnsi="Roboto Mono" w:cs="Arial"/>
           <w:b/>
           <w:bCs/>
-          <w:sz w:val="24"/>
+          <w:kern w:val="0"/>
+          <w:szCs w:val="22"/>
+          <w:lang w:val="en"/>
+          <w14:ligatures w14:val="none"/>
         </w:rPr>
         <w:t>connected to other departments</w:t>
       </w:r>
       <w:r>
         <w:rPr>
-          <w:rFonts w:ascii="Roboto Mono" w:eastAsia="Roboto Mono" w:hAnsi="Roboto Mono"/>
-          <w:sz w:val="24"/>
+          <w:rFonts w:ascii="Roboto Mono" w:eastAsia="Roboto Mono" w:hAnsi="Roboto Mono" w:cs="Arial"/>
+          <w:kern w:val="0"/>
+          <w:szCs w:val="22"/>
+          <w:lang w:val="en"/>
+          <w14:ligatures w14:val="none"/>
         </w:rPr>
         <w:t xml:space="preserve"> in a </w:t>
       </w:r>
       <w:r>
         <w:rPr>
-          <w:rFonts w:ascii="Roboto Mono" w:eastAsia="Roboto Mono" w:hAnsi="Roboto Mono"/>
+          <w:rFonts w:ascii="Roboto Mono" w:eastAsia="Roboto Mono" w:hAnsi="Roboto Mono" w:cs="Arial"/>
           <w:b/>
           <w:bCs/>
-          <w:sz w:val="24"/>
+          <w:kern w:val="0"/>
+          <w:szCs w:val="22"/>
+          <w:lang w:val="en"/>
+          <w14:ligatures w14:val="none"/>
         </w:rPr>
         <w:t>ring</w:t>
       </w:r>
       <w:r>
         <w:rPr>
-          <w:rFonts w:ascii="Roboto Mono" w:eastAsia="Roboto Mono" w:hAnsi="Roboto Mono"/>
-          <w:sz w:val="24"/>
+          <w:rFonts w:ascii="Roboto Mono" w:eastAsia="Roboto Mono" w:hAnsi="Roboto Mono" w:cs="Arial"/>
+          <w:kern w:val="0"/>
+          <w:szCs w:val="22"/>
+          <w:lang w:val="en"/>
+          <w14:ligatures w14:val="none"/>
         </w:rPr>
         <w:t>.</w:t>
       </w:r>
       <w:r>
         <w:rPr>
-          <w:rFonts w:ascii="Roboto Mono" w:eastAsia="Roboto Mono" w:hAnsi="Roboto Mono"/>
-          <w:sz w:val="24"/>
+          <w:rFonts w:ascii="Roboto Mono" w:eastAsia="Roboto Mono" w:hAnsi="Roboto Mono" w:cs="Arial"/>
+          <w:kern w:val="0"/>
+          <w:szCs w:val="22"/>
+          <w:lang w:val="en"/>
+          <w14:ligatures w14:val="none"/>
         </w:rPr>
         <w:br/>
       </w:r>
     </w:p>
     <w:p>
-      <w:r>
-        <w:rPr>
-          <w:rFonts w:ascii="Roboto Mono" w:eastAsia="Roboto Mono" w:hAnsi="Roboto Mono"/>
-          <w:sz w:val="24"/>
-        </w:rPr>
-        <w:pict w14:anchorId="6E96BD80">
+      <w:pPr>
+        <w:spacing w:after="0" w:line="276" w:lineRule="auto"/>
+        <w:rPr>
+          <w:rFonts w:ascii="Arial" w:eastAsia="Arial" w:hAnsi="Arial" w:cs="Arial"/>
+          <w:kern w:val="0"/>
+          <w:sz w:val="22"/>
+          <w:szCs w:val="22"/>
+          <w:lang w:val="en"/>
+          <w14:ligatures w14:val="none"/>
+        </w:rPr>
+      </w:pPr>
+      <w:r>
+        <w:rPr>
+          <w:rFonts w:ascii="Roboto Mono" w:eastAsia="Roboto Mono" w:hAnsi="Roboto Mono" w:cs="Arial"/>
+          <w:kern w:val="0"/>
+          <w:szCs w:val="22"/>
+          <w:lang w:val="en"/>
+          <w14:ligatures w14:val="none"/>
+        </w:rPr>
+        <w:pict w14:anchorId="765AB3C5">
           <v:rect id="_x0000_i1027" style="width:0;height:1.5pt" o:hralign="center" o:hrstd="t" o:hr="t" fillcolor="#a0a0a0" stroked="f"/>
         </w:pict>
       </w:r>
     </w:p>
     <w:p>
       <w:pPr>
-        <w:pStyle w:val="Heading2"/>
-        <w:keepNext w:val="0"/>
-        <w:keepLines w:val="0"/>
-        <w:rPr>
+        <w:spacing w:before="160" w:after="80" w:line="276" w:lineRule="auto"/>
+        <w:outlineLvl w:val="1"/>
+        <w:rPr>
+          <w:rFonts w:asciiTheme="majorHAnsi" w:eastAsiaTheme="majorEastAsia" w:hAnsiTheme="majorHAnsi" w:cstheme="majorBidi"/>
           <w:b/>
           <w:bCs/>
+          <w:color w:val="2F5496" w:themeColor="accent1" w:themeShade="BF"/>
+          <w:kern w:val="0"/>
           <w:sz w:val="34"/>
           <w:szCs w:val="34"/>
+          <w:lang w:val="en"/>
+          <w14:ligatures w14:val="none"/>
         </w:rPr>
       </w:pPr>
       <w:bookmarkStart w:id="3" w:name="_1e60d42ptvde" w:colFirst="0" w:colLast="0"/>
       <w:bookmarkEnd w:id="3"/>
       <w:r>
         <w:rPr>
-          <w:rFonts w:ascii="Arial Unicode MS" w:eastAsia="Arial Unicode MS" w:hAnsi="Arial Unicode MS" w:cs="Arial Unicode MS"/>
+          <w:rFonts w:ascii="Segoe UI Emoji" w:eastAsia="Arial Unicode MS" w:hAnsi="Segoe UI Emoji" w:cs="Segoe UI Emoji"/>
           <w:b/>
           <w:bCs/>
+          <w:color w:val="2F5496" w:themeColor="accent1" w:themeShade="BF"/>
+          <w:kern w:val="0"/>
           <w:sz w:val="34"/>
           <w:szCs w:val="34"/>
-        </w:rPr>
-        <w:lastRenderedPageBreak/>
-        <w:t>✅ Advantages</w:t>
+          <w:lang w:val="en"/>
+          <w14:ligatures w14:val="none"/>
+        </w:rPr>
+        <w:t>✅</w:t>
+      </w:r>
+      <w:r>
+        <w:rPr>
+          <w:rFonts w:ascii="Arial Unicode MS" w:eastAsia="Arial Unicode MS" w:hAnsi="Arial Unicode MS" w:cs="Arial Unicode MS"/>
+          <w:b/>
+          <w:bCs/>
+          <w:color w:val="2F5496" w:themeColor="accent1" w:themeShade="BF"/>
+          <w:kern w:val="0"/>
+          <w:sz w:val="34"/>
+          <w:szCs w:val="34"/>
+          <w:lang w:val="en"/>
+          <w14:ligatures w14:val="none"/>
+        </w:rPr>
+        <w:t xml:space="preserve"> Advantages</w:t>
       </w:r>
     </w:p>
     <w:p>
       <w:pPr>
-        <w:spacing w:before="240" w:after="240"/>
-        <w:rPr>
+        <w:spacing w:before="240" w:after="240" w:line="276" w:lineRule="auto"/>
+        <w:rPr>
+          <w:rFonts w:ascii="Arial" w:eastAsia="Arial" w:hAnsi="Arial" w:cs="Arial"/>
           <w:b/>
           <w:bCs/>
+          <w:kern w:val="0"/>
           <w:sz w:val="14"/>
           <w:szCs w:val="14"/>
           <w:shd w:val="clear" w:color="auto" w:fill="B7B7B7"/>
-        </w:rPr>
-      </w:pPr>
-      <w:r>
-        <w:rPr>
-          <w:b/>
+          <w:lang w:val="en"/>
+          <w14:ligatures w14:val="none"/>
+        </w:rPr>
+      </w:pPr>
+      <w:r>
+        <w:rPr>
+          <w:rFonts w:ascii="Arial" w:eastAsia="Arial" w:hAnsi="Arial" w:cs="Arial"/>
+          <w:b/>
+          <w:kern w:val="0"/>
+          <w:sz w:val="22"/>
+          <w:szCs w:val="22"/>
           <w:highlight w:val="darkGray"/>
+          <w:lang w:val="en"/>
+          <w14:ligatures w14:val="none"/>
         </w:rPr>
         <w:t># Source</w:t>
       </w:r>
       <w:r>
         <w:rPr>
+          <w:rFonts w:ascii="Arial" w:eastAsia="Arial" w:hAnsi="Arial" w:cs="Arial"/>
+          <w:kern w:val="0"/>
+          <w:sz w:val="22"/>
+          <w:szCs w:val="22"/>
           <w:highlight w:val="darkGray"/>
+          <w:lang w:val="en"/>
+          <w14:ligatures w14:val="none"/>
         </w:rPr>
         <w:t xml:space="preserve">: </w:t>
       </w:r>
-      <w:proofErr w:type="spellStart"/>
-      <w:r>
-        <w:rPr>
-          <w:b/>
+      <w:r>
+        <w:rPr>
+          <w:rFonts w:ascii="Arial" w:eastAsia="Arial" w:hAnsi="Arial" w:cs="Arial"/>
+          <w:b/>
+          <w:kern w:val="0"/>
+          <w:sz w:val="22"/>
+          <w:szCs w:val="22"/>
           <w:highlight w:val="darkGray"/>
-        </w:rPr>
-        <w:t>Chatgpt</w:t>
-      </w:r>
-      <w:proofErr w:type="spellEnd"/>
-      <w:r>
-        <w:rPr>
-          <w:b/>
+          <w:lang w:val="en"/>
+          <w14:ligatures w14:val="none"/>
+        </w:rPr>
+        <w:t>Chatgpt (GPT</w:t>
+      </w:r>
+      <w:r>
+        <w:rPr>
+          <w:rFonts w:ascii="Cambria Math" w:eastAsia="Arial" w:hAnsi="Cambria Math" w:cs="Cambria Math"/>
+          <w:b/>
+          <w:kern w:val="0"/>
+          <w:sz w:val="22"/>
+          <w:szCs w:val="22"/>
           <w:highlight w:val="darkGray"/>
-        </w:rPr>
-        <w:t xml:space="preserve"> (GPT‑5 Mini) at [12/18/2025]</w:t>
+          <w:lang w:val="en"/>
+          <w14:ligatures w14:val="none"/>
+        </w:rPr>
+        <w:t>‑</w:t>
+      </w:r>
+      <w:r>
+        <w:rPr>
+          <w:rFonts w:ascii="Arial" w:eastAsia="Arial" w:hAnsi="Arial" w:cs="Arial"/>
+          <w:b/>
+          <w:kern w:val="0"/>
+          <w:sz w:val="22"/>
+          <w:szCs w:val="22"/>
+          <w:highlight w:val="darkGray"/>
+          <w:lang w:val="en"/>
+          <w14:ligatures w14:val="none"/>
+        </w:rPr>
+        <w:t>5 Mini) at [12/18/2025]</w:t>
       </w:r>
     </w:p>
     <w:p>
-      <w:r>
-        <w:rPr>
+      <w:pPr>
+        <w:spacing w:after="0" w:line="276" w:lineRule="auto"/>
+        <w:rPr>
+          <w:rFonts w:ascii="Arial" w:eastAsia="Arial" w:hAnsi="Arial" w:cs="Arial"/>
+          <w:kern w:val="0"/>
+          <w:sz w:val="22"/>
+          <w:szCs w:val="22"/>
+          <w:lang w:val="en"/>
+          <w14:ligatures w14:val="none"/>
+        </w:rPr>
+      </w:pPr>
+      <w:r>
+        <w:rPr>
+          <w:rFonts w:ascii="Arial" w:eastAsia="Arial" w:hAnsi="Arial" w:cs="Arial"/>
           <w:noProof/>
+          <w:kern w:val="0"/>
+          <w:sz w:val="22"/>
+          <w:szCs w:val="22"/>
+          <w:lang w:val="en"/>
+          <w14:ligatures w14:val="none"/>
         </w:rPr>
         <w:drawing>
-          <wp:inline distT="114300" distB="114300" distL="114300" distR="114300" wp14:anchorId="212ABBDA" wp14:editId="7F7554A3">
+          <wp:inline distT="114300" distB="114300" distL="114300" distR="114300" wp14:anchorId="6ED4003A" wp14:editId="56199EB0">
             <wp:extent cx="5943600" cy="1663700"/>
             <wp:effectExtent l="0" t="0" r="0" b="0"/>
             <wp:docPr id="5" name="image1.png"/>
@@ -770,7 +1715,19 @@
         </w:drawing>
       </w:r>
     </w:p>
-    <w:p/>
+    <w:p>
+      <w:pPr>
+        <w:spacing w:after="0" w:line="276" w:lineRule="auto"/>
+        <w:rPr>
+          <w:rFonts w:ascii="Arial" w:eastAsia="Arial" w:hAnsi="Arial" w:cs="Arial"/>
+          <w:kern w:val="0"/>
+          <w:sz w:val="22"/>
+          <w:szCs w:val="22"/>
+          <w:lang w:val="en"/>
+          <w14:ligatures w14:val="none"/>
+        </w:rPr>
+      </w:pPr>
+    </w:p>
     <w:tbl>
       <w:tblPr>
         <w:tblW w:w="7690" w:type="dxa"/>
@@ -811,16 +1768,40 @@
           </w:tcPr>
           <w:p>
             <w:pPr>
+              <w:spacing w:after="0" w:line="276" w:lineRule="auto"/>
               <w:jc w:val="center"/>
+              <w:rPr>
+                <w:rFonts w:ascii="Arial" w:eastAsia="Arial" w:hAnsi="Arial" w:cs="Arial"/>
+                <w:kern w:val="0"/>
+                <w:sz w:val="22"/>
+                <w:szCs w:val="22"/>
+                <w:lang w:val="en"/>
+                <w14:ligatures w14:val="none"/>
+              </w:rPr>
             </w:pPr>
+            <w:r>
+              <w:rPr>
+                <w:rFonts w:ascii="Segoe UI Symbol" w:eastAsia="Roboto Mono" w:hAnsi="Segoe UI Symbol" w:cs="Segoe UI Symbol"/>
+                <w:b/>
+                <w:bCs/>
+                <w:kern w:val="0"/>
+                <w:szCs w:val="22"/>
+                <w:lang w:val="en"/>
+                <w14:ligatures w14:val="none"/>
+              </w:rPr>
+              <w:t>✔</w:t>
+            </w:r>
             <w:r>
               <w:rPr>
                 <w:rFonts w:ascii="Roboto Mono" w:eastAsia="Roboto Mono" w:hAnsi="Roboto Mono" w:cs="Arial Unicode MS"/>
                 <w:b/>
                 <w:bCs/>
-                <w:sz w:val="24"/>
-              </w:rPr>
-              <w:t>✔ Feature</w:t>
+                <w:kern w:val="0"/>
+                <w:szCs w:val="22"/>
+                <w:lang w:val="en"/>
+                <w14:ligatures w14:val="none"/>
+              </w:rPr>
+              <w:t xml:space="preserve"> Feature</w:t>
             </w:r>
           </w:p>
         </w:tc>
@@ -842,16 +1823,40 @@
           </w:tcPr>
           <w:p>
             <w:pPr>
+              <w:spacing w:after="0" w:line="276" w:lineRule="auto"/>
               <w:jc w:val="center"/>
+              <w:rPr>
+                <w:rFonts w:ascii="Arial" w:eastAsia="Arial" w:hAnsi="Arial" w:cs="Arial"/>
+                <w:kern w:val="0"/>
+                <w:sz w:val="22"/>
+                <w:szCs w:val="22"/>
+                <w:lang w:val="en"/>
+                <w14:ligatures w14:val="none"/>
+              </w:rPr>
             </w:pPr>
             <w:r>
               <w:rPr>
-                <w:rFonts w:ascii="Roboto Mono" w:eastAsia="Roboto Mono" w:hAnsi="Roboto Mono"/>
+                <w:rFonts w:ascii="Segoe UI Emoji" w:eastAsia="Roboto Mono" w:hAnsi="Segoe UI Emoji" w:cs="Segoe UI Emoji"/>
                 <w:b/>
                 <w:bCs/>
-                <w:sz w:val="24"/>
-              </w:rPr>
-              <w:t>🔍 Benefit</w:t>
+                <w:kern w:val="0"/>
+                <w:szCs w:val="22"/>
+                <w:lang w:val="en"/>
+                <w14:ligatures w14:val="none"/>
+              </w:rPr>
+              <w:t>🔍</w:t>
+            </w:r>
+            <w:r>
+              <w:rPr>
+                <w:rFonts w:ascii="Roboto Mono" w:eastAsia="Roboto Mono" w:hAnsi="Roboto Mono" w:cs="Arial"/>
+                <w:b/>
+                <w:bCs/>
+                <w:kern w:val="0"/>
+                <w:szCs w:val="22"/>
+                <w:lang w:val="en"/>
+                <w14:ligatures w14:val="none"/>
+              </w:rPr>
+              <w:t xml:space="preserve"> Benefit</w:t>
             </w:r>
           </w:p>
         </w:tc>
@@ -877,19 +1882,46 @@
             </w:tcMar>
           </w:tcPr>
           <w:p>
+            <w:pPr>
+              <w:spacing w:after="0" w:line="276" w:lineRule="auto"/>
+              <w:rPr>
+                <w:rFonts w:ascii="Arial" w:eastAsia="Arial" w:hAnsi="Arial" w:cs="Arial"/>
+                <w:kern w:val="0"/>
+                <w:sz w:val="22"/>
+                <w:szCs w:val="22"/>
+                <w:lang w:val="en"/>
+                <w14:ligatures w14:val="none"/>
+              </w:rPr>
+            </w:pPr>
             <w:r>
               <w:rPr>
-                <w:rFonts w:ascii="Roboto Mono" w:eastAsia="Roboto Mono" w:hAnsi="Roboto Mono"/>
-                <w:sz w:val="24"/>
-              </w:rPr>
-              <w:t xml:space="preserve">🔁 </w:t>
+                <w:rFonts w:ascii="Segoe UI Emoji" w:eastAsia="Roboto Mono" w:hAnsi="Segoe UI Emoji" w:cs="Segoe UI Emoji"/>
+                <w:kern w:val="0"/>
+                <w:szCs w:val="22"/>
+                <w:lang w:val="en"/>
+                <w14:ligatures w14:val="none"/>
+              </w:rPr>
+              <w:t>🔁</w:t>
             </w:r>
             <w:r>
               <w:rPr>
-                <w:rFonts w:ascii="Roboto Mono" w:eastAsia="Roboto Mono" w:hAnsi="Roboto Mono"/>
+                <w:rFonts w:ascii="Roboto Mono" w:eastAsia="Roboto Mono" w:hAnsi="Roboto Mono" w:cs="Arial"/>
+                <w:kern w:val="0"/>
+                <w:szCs w:val="22"/>
+                <w:lang w:val="en"/>
+                <w14:ligatures w14:val="none"/>
+              </w:rPr>
+              <w:t xml:space="preserve"> </w:t>
+            </w:r>
+            <w:r>
+              <w:rPr>
+                <w:rFonts w:ascii="Roboto Mono" w:eastAsia="Roboto Mono" w:hAnsi="Roboto Mono" w:cs="Arial"/>
                 <w:b/>
                 <w:bCs/>
-                <w:sz w:val="24"/>
+                <w:kern w:val="0"/>
+                <w:szCs w:val="22"/>
+                <w:lang w:val="en"/>
+                <w14:ligatures w14:val="none"/>
               </w:rPr>
               <w:t>Redundancy</w:t>
             </w:r>
@@ -912,10 +1944,24 @@
             </w:tcMar>
           </w:tcPr>
           <w:p>
+            <w:pPr>
+              <w:spacing w:after="0" w:line="276" w:lineRule="auto"/>
+              <w:rPr>
+                <w:rFonts w:ascii="Arial" w:eastAsia="Arial" w:hAnsi="Arial" w:cs="Arial"/>
+                <w:kern w:val="0"/>
+                <w:sz w:val="22"/>
+                <w:szCs w:val="22"/>
+                <w:lang w:val="en"/>
+                <w14:ligatures w14:val="none"/>
+              </w:rPr>
+            </w:pPr>
             <w:r>
               <w:rPr>
-                <w:rFonts w:ascii="Roboto Mono" w:eastAsia="Roboto Mono" w:hAnsi="Roboto Mono"/>
-                <w:sz w:val="24"/>
+                <w:rFonts w:ascii="Roboto Mono" w:eastAsia="Roboto Mono" w:hAnsi="Roboto Mono" w:cs="Arial"/>
+                <w:kern w:val="0"/>
+                <w:szCs w:val="22"/>
+                <w:lang w:val="en"/>
+                <w14:ligatures w14:val="none"/>
               </w:rPr>
               <w:t>Ring connection allows rerouting if one link fails</w:t>
             </w:r>
@@ -943,19 +1989,46 @@
             </w:tcMar>
           </w:tcPr>
           <w:p>
+            <w:pPr>
+              <w:spacing w:after="0" w:line="276" w:lineRule="auto"/>
+              <w:rPr>
+                <w:rFonts w:ascii="Arial" w:eastAsia="Arial" w:hAnsi="Arial" w:cs="Arial"/>
+                <w:kern w:val="0"/>
+                <w:sz w:val="22"/>
+                <w:szCs w:val="22"/>
+                <w:lang w:val="en"/>
+                <w14:ligatures w14:val="none"/>
+              </w:rPr>
+            </w:pPr>
             <w:r>
               <w:rPr>
-                <w:rFonts w:ascii="Roboto Mono" w:eastAsia="Roboto Mono" w:hAnsi="Roboto Mono"/>
-                <w:sz w:val="24"/>
-              </w:rPr>
-              <w:t xml:space="preserve">⚡ </w:t>
+                <w:rFonts w:ascii="Segoe UI Emoji" w:eastAsia="Roboto Mono" w:hAnsi="Segoe UI Emoji" w:cs="Segoe UI Emoji"/>
+                <w:kern w:val="0"/>
+                <w:szCs w:val="22"/>
+                <w:lang w:val="en"/>
+                <w14:ligatures w14:val="none"/>
+              </w:rPr>
+              <w:t>⚡</w:t>
             </w:r>
             <w:r>
               <w:rPr>
-                <w:rFonts w:ascii="Roboto Mono" w:eastAsia="Roboto Mono" w:hAnsi="Roboto Mono"/>
+                <w:rFonts w:ascii="Roboto Mono" w:eastAsia="Roboto Mono" w:hAnsi="Roboto Mono" w:cs="Arial"/>
+                <w:kern w:val="0"/>
+                <w:szCs w:val="22"/>
+                <w:lang w:val="en"/>
+                <w14:ligatures w14:val="none"/>
+              </w:rPr>
+              <w:t xml:space="preserve"> </w:t>
+            </w:r>
+            <w:r>
+              <w:rPr>
+                <w:rFonts w:ascii="Roboto Mono" w:eastAsia="Roboto Mono" w:hAnsi="Roboto Mono" w:cs="Arial"/>
                 <w:b/>
                 <w:bCs/>
-                <w:sz w:val="24"/>
+                <w:kern w:val="0"/>
+                <w:szCs w:val="22"/>
+                <w:lang w:val="en"/>
+                <w14:ligatures w14:val="none"/>
               </w:rPr>
               <w:t>Local efficiency</w:t>
             </w:r>
@@ -978,10 +2051,24 @@
             </w:tcMar>
           </w:tcPr>
           <w:p>
+            <w:pPr>
+              <w:spacing w:after="0" w:line="276" w:lineRule="auto"/>
+              <w:rPr>
+                <w:rFonts w:ascii="Arial" w:eastAsia="Arial" w:hAnsi="Arial" w:cs="Arial"/>
+                <w:kern w:val="0"/>
+                <w:sz w:val="22"/>
+                <w:szCs w:val="22"/>
+                <w:lang w:val="en"/>
+                <w14:ligatures w14:val="none"/>
+              </w:rPr>
+            </w:pPr>
             <w:r>
               <w:rPr>
-                <w:rFonts w:ascii="Roboto Mono" w:eastAsia="Roboto Mono" w:hAnsi="Roboto Mono"/>
-                <w:sz w:val="24"/>
+                <w:rFonts w:ascii="Roboto Mono" w:eastAsia="Roboto Mono" w:hAnsi="Roboto Mono" w:cs="Arial"/>
+                <w:kern w:val="0"/>
+                <w:szCs w:val="22"/>
+                <w:lang w:val="en"/>
+                <w14:ligatures w14:val="none"/>
               </w:rPr>
               <w:t>Star layout keeps intra-department traffic fast</w:t>
             </w:r>
@@ -1009,19 +2096,46 @@
             </w:tcMar>
           </w:tcPr>
           <w:p>
+            <w:pPr>
+              <w:spacing w:after="0" w:line="276" w:lineRule="auto"/>
+              <w:rPr>
+                <w:rFonts w:ascii="Arial" w:eastAsia="Arial" w:hAnsi="Arial" w:cs="Arial"/>
+                <w:kern w:val="0"/>
+                <w:sz w:val="22"/>
+                <w:szCs w:val="22"/>
+                <w:lang w:val="en"/>
+                <w14:ligatures w14:val="none"/>
+              </w:rPr>
+            </w:pPr>
             <w:r>
               <w:rPr>
-                <w:rFonts w:ascii="Roboto Mono" w:eastAsia="Roboto Mono" w:hAnsi="Roboto Mono"/>
-                <w:sz w:val="24"/>
-              </w:rPr>
-              <w:t xml:space="preserve">📐 </w:t>
+                <w:rFonts w:ascii="Segoe UI Emoji" w:eastAsia="Roboto Mono" w:hAnsi="Segoe UI Emoji" w:cs="Segoe UI Emoji"/>
+                <w:kern w:val="0"/>
+                <w:szCs w:val="22"/>
+                <w:lang w:val="en"/>
+                <w14:ligatures w14:val="none"/>
+              </w:rPr>
+              <w:t>📐</w:t>
             </w:r>
             <w:r>
               <w:rPr>
-                <w:rFonts w:ascii="Roboto Mono" w:eastAsia="Roboto Mono" w:hAnsi="Roboto Mono"/>
+                <w:rFonts w:ascii="Roboto Mono" w:eastAsia="Roboto Mono" w:hAnsi="Roboto Mono" w:cs="Arial"/>
+                <w:kern w:val="0"/>
+                <w:szCs w:val="22"/>
+                <w:lang w:val="en"/>
+                <w14:ligatures w14:val="none"/>
+              </w:rPr>
+              <w:t xml:space="preserve"> </w:t>
+            </w:r>
+            <w:r>
+              <w:rPr>
+                <w:rFonts w:ascii="Roboto Mono" w:eastAsia="Roboto Mono" w:hAnsi="Roboto Mono" w:cs="Arial"/>
                 <w:b/>
                 <w:bCs/>
-                <w:sz w:val="24"/>
+                <w:kern w:val="0"/>
+                <w:szCs w:val="22"/>
+                <w:lang w:val="en"/>
+                <w14:ligatures w14:val="none"/>
               </w:rPr>
               <w:t>Organized hierarchy</w:t>
             </w:r>
@@ -1044,10 +2158,24 @@
             </w:tcMar>
           </w:tcPr>
           <w:p>
+            <w:pPr>
+              <w:spacing w:after="0" w:line="276" w:lineRule="auto"/>
+              <w:rPr>
+                <w:rFonts w:ascii="Arial" w:eastAsia="Arial" w:hAnsi="Arial" w:cs="Arial"/>
+                <w:kern w:val="0"/>
+                <w:sz w:val="22"/>
+                <w:szCs w:val="22"/>
+                <w:lang w:val="en"/>
+                <w14:ligatures w14:val="none"/>
+              </w:rPr>
+            </w:pPr>
             <w:r>
               <w:rPr>
-                <w:rFonts w:ascii="Roboto Mono" w:eastAsia="Roboto Mono" w:hAnsi="Roboto Mono"/>
-                <w:sz w:val="24"/>
+                <w:rFonts w:ascii="Roboto Mono" w:eastAsia="Roboto Mono" w:hAnsi="Roboto Mono" w:cs="Arial"/>
+                <w:kern w:val="0"/>
+                <w:szCs w:val="22"/>
+                <w:lang w:val="en"/>
+                <w14:ligatures w14:val="none"/>
               </w:rPr>
               <w:t>Easy to manage local and backbone traffic</w:t>
             </w:r>
@@ -1075,19 +2203,46 @@
             </w:tcMar>
           </w:tcPr>
           <w:p>
+            <w:pPr>
+              <w:spacing w:after="0" w:line="276" w:lineRule="auto"/>
+              <w:rPr>
+                <w:rFonts w:ascii="Arial" w:eastAsia="Arial" w:hAnsi="Arial" w:cs="Arial"/>
+                <w:kern w:val="0"/>
+                <w:sz w:val="22"/>
+                <w:szCs w:val="22"/>
+                <w:lang w:val="en"/>
+                <w14:ligatures w14:val="none"/>
+              </w:rPr>
+            </w:pPr>
             <w:r>
               <w:rPr>
-                <w:rFonts w:ascii="Roboto Mono" w:eastAsia="Roboto Mono" w:hAnsi="Roboto Mono"/>
-                <w:sz w:val="24"/>
-              </w:rPr>
-              <w:t xml:space="preserve">📈 </w:t>
+                <w:rFonts w:ascii="Segoe UI Emoji" w:eastAsia="Roboto Mono" w:hAnsi="Segoe UI Emoji" w:cs="Segoe UI Emoji"/>
+                <w:kern w:val="0"/>
+                <w:szCs w:val="22"/>
+                <w:lang w:val="en"/>
+                <w14:ligatures w14:val="none"/>
+              </w:rPr>
+              <w:t>📈</w:t>
             </w:r>
             <w:r>
               <w:rPr>
-                <w:rFonts w:ascii="Roboto Mono" w:eastAsia="Roboto Mono" w:hAnsi="Roboto Mono"/>
+                <w:rFonts w:ascii="Roboto Mono" w:eastAsia="Roboto Mono" w:hAnsi="Roboto Mono" w:cs="Arial"/>
+                <w:kern w:val="0"/>
+                <w:szCs w:val="22"/>
+                <w:lang w:val="en"/>
+                <w14:ligatures w14:val="none"/>
+              </w:rPr>
+              <w:t xml:space="preserve"> </w:t>
+            </w:r>
+            <w:r>
+              <w:rPr>
+                <w:rFonts w:ascii="Roboto Mono" w:eastAsia="Roboto Mono" w:hAnsi="Roboto Mono" w:cs="Arial"/>
                 <w:b/>
                 <w:bCs/>
-                <w:sz w:val="24"/>
+                <w:kern w:val="0"/>
+                <w:szCs w:val="22"/>
+                <w:lang w:val="en"/>
+                <w14:ligatures w14:val="none"/>
               </w:rPr>
               <w:t>Scalable</w:t>
             </w:r>
@@ -1110,10 +2265,24 @@
             </w:tcMar>
           </w:tcPr>
           <w:p>
+            <w:pPr>
+              <w:spacing w:after="0" w:line="276" w:lineRule="auto"/>
+              <w:rPr>
+                <w:rFonts w:ascii="Arial" w:eastAsia="Arial" w:hAnsi="Arial" w:cs="Arial"/>
+                <w:kern w:val="0"/>
+                <w:sz w:val="22"/>
+                <w:szCs w:val="22"/>
+                <w:lang w:val="en"/>
+                <w14:ligatures w14:val="none"/>
+              </w:rPr>
+            </w:pPr>
             <w:r>
               <w:rPr>
-                <w:rFonts w:ascii="Roboto Mono" w:eastAsia="Roboto Mono" w:hAnsi="Roboto Mono"/>
-                <w:sz w:val="24"/>
+                <w:rFonts w:ascii="Roboto Mono" w:eastAsia="Roboto Mono" w:hAnsi="Roboto Mono" w:cs="Arial"/>
+                <w:kern w:val="0"/>
+                <w:szCs w:val="22"/>
+                <w:lang w:val="en"/>
+                <w14:ligatures w14:val="none"/>
               </w:rPr>
               <w:t>Add more stars to the ring as needed</w:t>
             </w:r>
@@ -1122,89 +2291,181 @@
       </w:tr>
     </w:tbl>
     <w:p>
-      <w:r>
-        <w:rPr>
-          <w:rFonts w:ascii="Roboto Mono" w:eastAsia="Roboto Mono" w:hAnsi="Roboto Mono"/>
-          <w:sz w:val="24"/>
-        </w:rPr>
-        <w:pict w14:anchorId="27F0C98B">
+      <w:pPr>
+        <w:spacing w:after="0" w:line="276" w:lineRule="auto"/>
+        <w:rPr>
+          <w:rFonts w:ascii="Arial" w:eastAsia="Arial" w:hAnsi="Arial" w:cs="Arial"/>
+          <w:kern w:val="0"/>
+          <w:sz w:val="22"/>
+          <w:szCs w:val="22"/>
+          <w:lang w:val="en"/>
+          <w14:ligatures w14:val="none"/>
+        </w:rPr>
+      </w:pPr>
+      <w:r>
+        <w:rPr>
+          <w:rFonts w:ascii="Roboto Mono" w:eastAsia="Roboto Mono" w:hAnsi="Roboto Mono" w:cs="Arial"/>
+          <w:kern w:val="0"/>
+          <w:szCs w:val="22"/>
+          <w:lang w:val="en"/>
+          <w14:ligatures w14:val="none"/>
+        </w:rPr>
+        <w:pict w14:anchorId="10AF917E">
           <v:rect id="_x0000_i1028" style="width:0;height:1.5pt" o:hralign="center" o:hrstd="t" o:hr="t" fillcolor="#a0a0a0" stroked="f"/>
         </w:pict>
       </w:r>
     </w:p>
     <w:p>
       <w:pPr>
-        <w:pStyle w:val="Heading2"/>
-        <w:keepNext w:val="0"/>
-        <w:keepLines w:val="0"/>
-        <w:rPr>
+        <w:spacing w:before="160" w:after="80" w:line="276" w:lineRule="auto"/>
+        <w:outlineLvl w:val="1"/>
+        <w:rPr>
+          <w:rFonts w:asciiTheme="majorHAnsi" w:eastAsiaTheme="majorEastAsia" w:hAnsiTheme="majorHAnsi" w:cstheme="majorBidi"/>
           <w:b/>
           <w:bCs/>
+          <w:color w:val="2F5496" w:themeColor="accent1" w:themeShade="BF"/>
+          <w:kern w:val="0"/>
           <w:sz w:val="34"/>
           <w:szCs w:val="34"/>
+          <w:lang w:val="en"/>
+          <w14:ligatures w14:val="none"/>
         </w:rPr>
       </w:pPr>
       <w:bookmarkStart w:id="4" w:name="_lcgxxjj5pr0" w:colFirst="0" w:colLast="0"/>
       <w:bookmarkEnd w:id="4"/>
       <w:r>
         <w:rPr>
-          <w:rFonts w:ascii="Arial Unicode MS" w:eastAsia="Arial Unicode MS" w:hAnsi="Arial Unicode MS" w:cs="Arial Unicode MS"/>
+          <w:rFonts w:ascii="Segoe UI Emoji" w:eastAsia="Arial Unicode MS" w:hAnsi="Segoe UI Emoji" w:cs="Segoe UI Emoji"/>
           <w:b/>
           <w:bCs/>
+          <w:color w:val="2F5496" w:themeColor="accent1" w:themeShade="BF"/>
+          <w:kern w:val="0"/>
           <w:sz w:val="34"/>
           <w:szCs w:val="34"/>
-        </w:rPr>
-        <w:t>❌ Disadvantages</w:t>
+          <w:lang w:val="en"/>
+          <w14:ligatures w14:val="none"/>
+        </w:rPr>
+        <w:t>❌</w:t>
+      </w:r>
+      <w:r>
+        <w:rPr>
+          <w:rFonts w:ascii="Arial Unicode MS" w:eastAsia="Arial Unicode MS" w:hAnsi="Arial Unicode MS" w:cs="Arial Unicode MS"/>
+          <w:b/>
+          <w:bCs/>
+          <w:color w:val="2F5496" w:themeColor="accent1" w:themeShade="BF"/>
+          <w:kern w:val="0"/>
+          <w:sz w:val="34"/>
+          <w:szCs w:val="34"/>
+          <w:lang w:val="en"/>
+          <w14:ligatures w14:val="none"/>
+        </w:rPr>
+        <w:t xml:space="preserve"> Disadvantages</w:t>
       </w:r>
     </w:p>
     <w:p>
       <w:pPr>
-        <w:spacing w:before="240" w:after="240"/>
-        <w:rPr>
+        <w:spacing w:before="240" w:after="240" w:line="276" w:lineRule="auto"/>
+        <w:rPr>
+          <w:rFonts w:ascii="Arial" w:eastAsia="Arial" w:hAnsi="Arial" w:cs="Arial"/>
           <w:b/>
           <w:bCs/>
+          <w:kern w:val="0"/>
           <w:sz w:val="14"/>
           <w:szCs w:val="14"/>
           <w:shd w:val="clear" w:color="auto" w:fill="B7B7B7"/>
-        </w:rPr>
-      </w:pPr>
-      <w:r>
-        <w:rPr>
-          <w:b/>
+          <w:lang w:val="en"/>
+          <w14:ligatures w14:val="none"/>
+        </w:rPr>
+      </w:pPr>
+      <w:r>
+        <w:rPr>
+          <w:rFonts w:ascii="Arial" w:eastAsia="Arial" w:hAnsi="Arial" w:cs="Arial"/>
+          <w:b/>
+          <w:kern w:val="0"/>
+          <w:sz w:val="22"/>
+          <w:szCs w:val="22"/>
           <w:highlight w:val="darkGray"/>
+          <w:lang w:val="en"/>
+          <w14:ligatures w14:val="none"/>
         </w:rPr>
         <w:t># Source</w:t>
       </w:r>
       <w:r>
         <w:rPr>
+          <w:rFonts w:ascii="Arial" w:eastAsia="Arial" w:hAnsi="Arial" w:cs="Arial"/>
+          <w:kern w:val="0"/>
+          <w:sz w:val="22"/>
+          <w:szCs w:val="22"/>
           <w:highlight w:val="darkGray"/>
+          <w:lang w:val="en"/>
+          <w14:ligatures w14:val="none"/>
         </w:rPr>
         <w:t xml:space="preserve">: </w:t>
       </w:r>
-      <w:proofErr w:type="spellStart"/>
-      <w:r>
-        <w:rPr>
-          <w:b/>
+      <w:r>
+        <w:rPr>
+          <w:rFonts w:ascii="Arial" w:eastAsia="Arial" w:hAnsi="Arial" w:cs="Arial"/>
+          <w:b/>
+          <w:kern w:val="0"/>
+          <w:sz w:val="22"/>
+          <w:szCs w:val="22"/>
           <w:highlight w:val="darkGray"/>
-        </w:rPr>
-        <w:t>Chatgpt</w:t>
-      </w:r>
-      <w:proofErr w:type="spellEnd"/>
-      <w:r>
-        <w:rPr>
-          <w:b/>
+          <w:lang w:val="en"/>
+          <w14:ligatures w14:val="none"/>
+        </w:rPr>
+        <w:t>Chatgpt (GPT</w:t>
+      </w:r>
+      <w:r>
+        <w:rPr>
+          <w:rFonts w:ascii="Cambria Math" w:eastAsia="Arial" w:hAnsi="Cambria Math" w:cs="Cambria Math"/>
+          <w:b/>
+          <w:kern w:val="0"/>
+          <w:sz w:val="22"/>
+          <w:szCs w:val="22"/>
           <w:highlight w:val="darkGray"/>
-        </w:rPr>
-        <w:t xml:space="preserve"> (GPT‑5 Mini) at [12/18/2025]</w:t>
+          <w:lang w:val="en"/>
+          <w14:ligatures w14:val="none"/>
+        </w:rPr>
+        <w:t>‑</w:t>
+      </w:r>
+      <w:r>
+        <w:rPr>
+          <w:rFonts w:ascii="Arial" w:eastAsia="Arial" w:hAnsi="Arial" w:cs="Arial"/>
+          <w:b/>
+          <w:kern w:val="0"/>
+          <w:sz w:val="22"/>
+          <w:szCs w:val="22"/>
+          <w:highlight w:val="darkGray"/>
+          <w:lang w:val="en"/>
+          <w14:ligatures w14:val="none"/>
+        </w:rPr>
+        <w:t>5 Mini) at [12/18/2025]</w:t>
       </w:r>
     </w:p>
     <w:p>
-      <w:r>
-        <w:rPr>
+      <w:pPr>
+        <w:spacing w:after="0" w:line="276" w:lineRule="auto"/>
+        <w:rPr>
+          <w:rFonts w:ascii="Arial" w:eastAsia="Arial" w:hAnsi="Arial" w:cs="Arial"/>
+          <w:kern w:val="0"/>
+          <w:sz w:val="22"/>
+          <w:szCs w:val="22"/>
+          <w:lang w:val="en"/>
+          <w14:ligatures w14:val="none"/>
+        </w:rPr>
+      </w:pPr>
+      <w:r>
+        <w:rPr>
+          <w:rFonts w:ascii="Arial" w:eastAsia="Arial" w:hAnsi="Arial" w:cs="Arial"/>
           <w:noProof/>
+          <w:kern w:val="0"/>
+          <w:sz w:val="22"/>
+          <w:szCs w:val="22"/>
+          <w:lang w:val="en"/>
+          <w14:ligatures w14:val="none"/>
         </w:rPr>
         <w:drawing>
-          <wp:inline distT="114300" distB="114300" distL="114300" distR="114300" wp14:anchorId="533CE521" wp14:editId="622EFCD3">
+          <wp:inline distT="114300" distB="114300" distL="114300" distR="114300" wp14:anchorId="2FE9BC40" wp14:editId="34E7B5D2">
             <wp:extent cx="5943600" cy="1244600"/>
             <wp:effectExtent l="0" t="0" r="0" b="0"/>
             <wp:docPr id="1" name="image4.png"/>
@@ -1280,17 +2541,40 @@
           </w:tcPr>
           <w:p>
             <w:pPr>
+              <w:spacing w:after="0" w:line="276" w:lineRule="auto"/>
               <w:jc w:val="center"/>
+              <w:rPr>
+                <w:rFonts w:ascii="Arial" w:eastAsia="Arial" w:hAnsi="Arial" w:cs="Arial"/>
+                <w:kern w:val="0"/>
+                <w:sz w:val="22"/>
+                <w:szCs w:val="22"/>
+                <w:lang w:val="en"/>
+                <w14:ligatures w14:val="none"/>
+              </w:rPr>
             </w:pPr>
+            <w:r>
+              <w:rPr>
+                <w:rFonts w:ascii="Segoe UI Symbol" w:eastAsia="Roboto Mono" w:hAnsi="Segoe UI Symbol" w:cs="Segoe UI Symbol"/>
+                <w:b/>
+                <w:bCs/>
+                <w:kern w:val="0"/>
+                <w:szCs w:val="22"/>
+                <w:lang w:val="en"/>
+                <w14:ligatures w14:val="none"/>
+              </w:rPr>
+              <w:t>✘</w:t>
+            </w:r>
             <w:r>
               <w:rPr>
                 <w:rFonts w:ascii="Roboto Mono" w:eastAsia="Roboto Mono" w:hAnsi="Roboto Mono" w:cs="Arial Unicode MS"/>
                 <w:b/>
                 <w:bCs/>
-                <w:sz w:val="24"/>
-              </w:rPr>
-              <w:lastRenderedPageBreak/>
-              <w:t>✘ Limitation</w:t>
+                <w:kern w:val="0"/>
+                <w:szCs w:val="22"/>
+                <w:lang w:val="en"/>
+                <w14:ligatures w14:val="none"/>
+              </w:rPr>
+              <w:t xml:space="preserve"> Limitation</w:t>
             </w:r>
           </w:p>
         </w:tc>
@@ -1312,16 +2596,40 @@
           </w:tcPr>
           <w:p>
             <w:pPr>
+              <w:spacing w:after="0" w:line="276" w:lineRule="auto"/>
               <w:jc w:val="center"/>
+              <w:rPr>
+                <w:rFonts w:ascii="Arial" w:eastAsia="Arial" w:hAnsi="Arial" w:cs="Arial"/>
+                <w:kern w:val="0"/>
+                <w:sz w:val="22"/>
+                <w:szCs w:val="22"/>
+                <w:lang w:val="en"/>
+                <w14:ligatures w14:val="none"/>
+              </w:rPr>
             </w:pPr>
             <w:r>
               <w:rPr>
-                <w:rFonts w:ascii="Roboto Mono" w:eastAsia="Roboto Mono" w:hAnsi="Roboto Mono"/>
+                <w:rFonts w:ascii="Segoe UI Symbol" w:eastAsia="Roboto Mono" w:hAnsi="Segoe UI Symbol" w:cs="Segoe UI Symbol"/>
                 <w:b/>
                 <w:bCs/>
-                <w:sz w:val="24"/>
-              </w:rPr>
-              <w:t>🛠 Description</w:t>
+                <w:kern w:val="0"/>
+                <w:szCs w:val="22"/>
+                <w:lang w:val="en"/>
+                <w14:ligatures w14:val="none"/>
+              </w:rPr>
+              <w:t>🛠</w:t>
+            </w:r>
+            <w:r>
+              <w:rPr>
+                <w:rFonts w:ascii="Roboto Mono" w:eastAsia="Roboto Mono" w:hAnsi="Roboto Mono" w:cs="Arial"/>
+                <w:b/>
+                <w:bCs/>
+                <w:kern w:val="0"/>
+                <w:szCs w:val="22"/>
+                <w:lang w:val="en"/>
+                <w14:ligatures w14:val="none"/>
+              </w:rPr>
+              <w:t xml:space="preserve"> Description</w:t>
             </w:r>
           </w:p>
         </w:tc>
@@ -1347,19 +2655,46 @@
             </w:tcMar>
           </w:tcPr>
           <w:p>
+            <w:pPr>
+              <w:spacing w:after="0" w:line="276" w:lineRule="auto"/>
+              <w:rPr>
+                <w:rFonts w:ascii="Arial" w:eastAsia="Arial" w:hAnsi="Arial" w:cs="Arial"/>
+                <w:kern w:val="0"/>
+                <w:sz w:val="22"/>
+                <w:szCs w:val="22"/>
+                <w:lang w:val="en"/>
+                <w14:ligatures w14:val="none"/>
+              </w:rPr>
+            </w:pPr>
             <w:r>
               <w:rPr>
-                <w:rFonts w:ascii="Roboto Mono" w:eastAsia="Roboto Mono" w:hAnsi="Roboto Mono"/>
-                <w:sz w:val="24"/>
-              </w:rPr>
-              <w:t xml:space="preserve">🔧 </w:t>
+                <w:rFonts w:ascii="Segoe UI Emoji" w:eastAsia="Roboto Mono" w:hAnsi="Segoe UI Emoji" w:cs="Segoe UI Emoji"/>
+                <w:kern w:val="0"/>
+                <w:szCs w:val="22"/>
+                <w:lang w:val="en"/>
+                <w14:ligatures w14:val="none"/>
+              </w:rPr>
+              <w:t>🔧</w:t>
             </w:r>
             <w:r>
               <w:rPr>
-                <w:rFonts w:ascii="Roboto Mono" w:eastAsia="Roboto Mono" w:hAnsi="Roboto Mono"/>
+                <w:rFonts w:ascii="Roboto Mono" w:eastAsia="Roboto Mono" w:hAnsi="Roboto Mono" w:cs="Arial"/>
+                <w:kern w:val="0"/>
+                <w:szCs w:val="22"/>
+                <w:lang w:val="en"/>
+                <w14:ligatures w14:val="none"/>
+              </w:rPr>
+              <w:t xml:space="preserve"> </w:t>
+            </w:r>
+            <w:r>
+              <w:rPr>
+                <w:rFonts w:ascii="Roboto Mono" w:eastAsia="Roboto Mono" w:hAnsi="Roboto Mono" w:cs="Arial"/>
                 <w:b/>
                 <w:bCs/>
-                <w:sz w:val="24"/>
+                <w:kern w:val="0"/>
+                <w:szCs w:val="22"/>
+                <w:lang w:val="en"/>
+                <w14:ligatures w14:val="none"/>
               </w:rPr>
               <w:t>Complex setup</w:t>
             </w:r>
@@ -1382,10 +2717,24 @@
             </w:tcMar>
           </w:tcPr>
           <w:p>
+            <w:pPr>
+              <w:spacing w:after="0" w:line="276" w:lineRule="auto"/>
+              <w:rPr>
+                <w:rFonts w:ascii="Arial" w:eastAsia="Arial" w:hAnsi="Arial" w:cs="Arial"/>
+                <w:kern w:val="0"/>
+                <w:sz w:val="22"/>
+                <w:szCs w:val="22"/>
+                <w:lang w:val="en"/>
+                <w14:ligatures w14:val="none"/>
+              </w:rPr>
+            </w:pPr>
             <w:r>
               <w:rPr>
-                <w:rFonts w:ascii="Roboto Mono" w:eastAsia="Roboto Mono" w:hAnsi="Roboto Mono"/>
-                <w:sz w:val="24"/>
+                <w:rFonts w:ascii="Roboto Mono" w:eastAsia="Roboto Mono" w:hAnsi="Roboto Mono" w:cs="Arial"/>
+                <w:kern w:val="0"/>
+                <w:szCs w:val="22"/>
+                <w:lang w:val="en"/>
+                <w14:ligatures w14:val="none"/>
               </w:rPr>
               <w:t>Needs careful configuration</w:t>
             </w:r>
@@ -1413,19 +2762,46 @@
             </w:tcMar>
           </w:tcPr>
           <w:p>
+            <w:pPr>
+              <w:spacing w:after="0" w:line="276" w:lineRule="auto"/>
+              <w:rPr>
+                <w:rFonts w:ascii="Arial" w:eastAsia="Arial" w:hAnsi="Arial" w:cs="Arial"/>
+                <w:kern w:val="0"/>
+                <w:sz w:val="22"/>
+                <w:szCs w:val="22"/>
+                <w:lang w:val="en"/>
+                <w14:ligatures w14:val="none"/>
+              </w:rPr>
+            </w:pPr>
             <w:r>
               <w:rPr>
-                <w:rFonts w:ascii="Roboto Mono" w:eastAsia="Roboto Mono" w:hAnsi="Roboto Mono"/>
-                <w:sz w:val="24"/>
-              </w:rPr>
-              <w:t xml:space="preserve">📉 </w:t>
+                <w:rFonts w:ascii="Segoe UI Emoji" w:eastAsia="Roboto Mono" w:hAnsi="Segoe UI Emoji" w:cs="Segoe UI Emoji"/>
+                <w:kern w:val="0"/>
+                <w:szCs w:val="22"/>
+                <w:lang w:val="en"/>
+                <w14:ligatures w14:val="none"/>
+              </w:rPr>
+              <w:t>📉</w:t>
             </w:r>
             <w:r>
               <w:rPr>
-                <w:rFonts w:ascii="Roboto Mono" w:eastAsia="Roboto Mono" w:hAnsi="Roboto Mono"/>
+                <w:rFonts w:ascii="Roboto Mono" w:eastAsia="Roboto Mono" w:hAnsi="Roboto Mono" w:cs="Arial"/>
+                <w:kern w:val="0"/>
+                <w:szCs w:val="22"/>
+                <w:lang w:val="en"/>
+                <w14:ligatures w14:val="none"/>
+              </w:rPr>
+              <w:t xml:space="preserve"> </w:t>
+            </w:r>
+            <w:r>
+              <w:rPr>
+                <w:rFonts w:ascii="Roboto Mono" w:eastAsia="Roboto Mono" w:hAnsi="Roboto Mono" w:cs="Arial"/>
                 <w:b/>
                 <w:bCs/>
-                <w:sz w:val="24"/>
+                <w:kern w:val="0"/>
+                <w:szCs w:val="22"/>
+                <w:lang w:val="en"/>
+                <w14:ligatures w14:val="none"/>
               </w:rPr>
               <w:t>Ring link failure risk</w:t>
             </w:r>
@@ -1448,10 +2824,24 @@
             </w:tcMar>
           </w:tcPr>
           <w:p>
+            <w:pPr>
+              <w:spacing w:after="0" w:line="276" w:lineRule="auto"/>
+              <w:rPr>
+                <w:rFonts w:ascii="Arial" w:eastAsia="Arial" w:hAnsi="Arial" w:cs="Arial"/>
+                <w:kern w:val="0"/>
+                <w:sz w:val="22"/>
+                <w:szCs w:val="22"/>
+                <w:lang w:val="en"/>
+                <w14:ligatures w14:val="none"/>
+              </w:rPr>
+            </w:pPr>
             <w:r>
               <w:rPr>
-                <w:rFonts w:ascii="Roboto Mono" w:eastAsia="Roboto Mono" w:hAnsi="Roboto Mono"/>
-                <w:sz w:val="24"/>
+                <w:rFonts w:ascii="Roboto Mono" w:eastAsia="Roboto Mono" w:hAnsi="Roboto Mono" w:cs="Arial"/>
+                <w:kern w:val="0"/>
+                <w:szCs w:val="22"/>
+                <w:lang w:val="en"/>
+                <w14:ligatures w14:val="none"/>
               </w:rPr>
               <w:t>If the ring breaks and no backup exists, inter-star traffic fails</w:t>
             </w:r>
@@ -1479,19 +2869,46 @@
             </w:tcMar>
           </w:tcPr>
           <w:p>
+            <w:pPr>
+              <w:spacing w:after="0" w:line="276" w:lineRule="auto"/>
+              <w:rPr>
+                <w:rFonts w:ascii="Arial" w:eastAsia="Arial" w:hAnsi="Arial" w:cs="Arial"/>
+                <w:kern w:val="0"/>
+                <w:sz w:val="22"/>
+                <w:szCs w:val="22"/>
+                <w:lang w:val="en"/>
+                <w14:ligatures w14:val="none"/>
+              </w:rPr>
+            </w:pPr>
             <w:r>
               <w:rPr>
-                <w:rFonts w:ascii="Roboto Mono" w:eastAsia="Roboto Mono" w:hAnsi="Roboto Mono"/>
-                <w:sz w:val="24"/>
-              </w:rPr>
-              <w:t xml:space="preserve">💰 </w:t>
+                <w:rFonts w:ascii="Segoe UI Emoji" w:eastAsia="Roboto Mono" w:hAnsi="Segoe UI Emoji" w:cs="Segoe UI Emoji"/>
+                <w:kern w:val="0"/>
+                <w:szCs w:val="22"/>
+                <w:lang w:val="en"/>
+                <w14:ligatures w14:val="none"/>
+              </w:rPr>
+              <w:t>💰</w:t>
             </w:r>
             <w:r>
               <w:rPr>
-                <w:rFonts w:ascii="Roboto Mono" w:eastAsia="Roboto Mono" w:hAnsi="Roboto Mono"/>
+                <w:rFonts w:ascii="Roboto Mono" w:eastAsia="Roboto Mono" w:hAnsi="Roboto Mono" w:cs="Arial"/>
+                <w:kern w:val="0"/>
+                <w:szCs w:val="22"/>
+                <w:lang w:val="en"/>
+                <w14:ligatures w14:val="none"/>
+              </w:rPr>
+              <w:t xml:space="preserve"> </w:t>
+            </w:r>
+            <w:r>
+              <w:rPr>
+                <w:rFonts w:ascii="Roboto Mono" w:eastAsia="Roboto Mono" w:hAnsi="Roboto Mono" w:cs="Arial"/>
                 <w:b/>
                 <w:bCs/>
-                <w:sz w:val="24"/>
+                <w:kern w:val="0"/>
+                <w:szCs w:val="22"/>
+                <w:lang w:val="en"/>
+                <w14:ligatures w14:val="none"/>
               </w:rPr>
               <w:t>More hardware</w:t>
             </w:r>
@@ -1514,10 +2931,24 @@
             </w:tcMar>
           </w:tcPr>
           <w:p>
+            <w:pPr>
+              <w:spacing w:after="0" w:line="276" w:lineRule="auto"/>
+              <w:rPr>
+                <w:rFonts w:ascii="Arial" w:eastAsia="Arial" w:hAnsi="Arial" w:cs="Arial"/>
+                <w:kern w:val="0"/>
+                <w:sz w:val="22"/>
+                <w:szCs w:val="22"/>
+                <w:lang w:val="en"/>
+                <w14:ligatures w14:val="none"/>
+              </w:rPr>
+            </w:pPr>
             <w:r>
               <w:rPr>
-                <w:rFonts w:ascii="Roboto Mono" w:eastAsia="Roboto Mono" w:hAnsi="Roboto Mono"/>
-                <w:sz w:val="24"/>
+                <w:rFonts w:ascii="Roboto Mono" w:eastAsia="Roboto Mono" w:hAnsi="Roboto Mono" w:cs="Arial"/>
+                <w:kern w:val="0"/>
+                <w:szCs w:val="22"/>
+                <w:lang w:val="en"/>
+                <w14:ligatures w14:val="none"/>
               </w:rPr>
               <w:t>Requires switches for each star segment</w:t>
             </w:r>
@@ -1526,88 +2957,181 @@
       </w:tr>
     </w:tbl>
     <w:p>
-      <w:r>
-        <w:rPr>
-          <w:rFonts w:ascii="Roboto Mono" w:eastAsia="Roboto Mono" w:hAnsi="Roboto Mono"/>
-          <w:sz w:val="24"/>
-        </w:rPr>
-        <w:pict w14:anchorId="5B709EA7">
+      <w:pPr>
+        <w:spacing w:after="0" w:line="276" w:lineRule="auto"/>
+        <w:rPr>
+          <w:rFonts w:ascii="Arial" w:eastAsia="Arial" w:hAnsi="Arial" w:cs="Arial"/>
+          <w:kern w:val="0"/>
+          <w:sz w:val="22"/>
+          <w:szCs w:val="22"/>
+          <w:lang w:val="en"/>
+          <w14:ligatures w14:val="none"/>
+        </w:rPr>
+      </w:pPr>
+      <w:r>
+        <w:rPr>
+          <w:rFonts w:ascii="Roboto Mono" w:eastAsia="Roboto Mono" w:hAnsi="Roboto Mono" w:cs="Arial"/>
+          <w:kern w:val="0"/>
+          <w:szCs w:val="22"/>
+          <w:lang w:val="en"/>
+          <w14:ligatures w14:val="none"/>
+        </w:rPr>
+        <w:pict w14:anchorId="3A6D4B3E">
           <v:rect id="_x0000_i1029" style="width:0;height:1.5pt" o:hralign="center" o:hrstd="t" o:hr="t" fillcolor="#a0a0a0" stroked="f"/>
         </w:pict>
       </w:r>
     </w:p>
     <w:p>
       <w:pPr>
-        <w:pStyle w:val="Heading2"/>
-        <w:keepNext w:val="0"/>
-        <w:keepLines w:val="0"/>
-        <w:rPr>
+        <w:spacing w:before="160" w:after="80" w:line="276" w:lineRule="auto"/>
+        <w:outlineLvl w:val="1"/>
+        <w:rPr>
+          <w:rFonts w:asciiTheme="majorHAnsi" w:eastAsiaTheme="majorEastAsia" w:hAnsiTheme="majorHAnsi" w:cstheme="majorBidi"/>
           <w:b/>
           <w:bCs/>
+          <w:color w:val="2F5496" w:themeColor="accent1" w:themeShade="BF"/>
+          <w:kern w:val="0"/>
           <w:sz w:val="34"/>
           <w:szCs w:val="34"/>
+          <w:lang w:val="en"/>
+          <w14:ligatures w14:val="none"/>
         </w:rPr>
       </w:pPr>
       <w:bookmarkStart w:id="5" w:name="_h0fvl3l1buo0" w:colFirst="0" w:colLast="0"/>
       <w:bookmarkEnd w:id="5"/>
       <w:r>
         <w:rPr>
+          <w:rFonts w:ascii="Segoe UI Symbol" w:eastAsiaTheme="majorEastAsia" w:hAnsi="Segoe UI Symbol" w:cs="Segoe UI Symbol"/>
           <w:b/>
           <w:bCs/>
+          <w:color w:val="2F5496" w:themeColor="accent1" w:themeShade="BF"/>
+          <w:kern w:val="0"/>
           <w:sz w:val="34"/>
           <w:szCs w:val="34"/>
-        </w:rPr>
-        <w:t>🛠 Where It’s Used</w:t>
+          <w:lang w:val="en"/>
+          <w14:ligatures w14:val="none"/>
+        </w:rPr>
+        <w:t>🛠</w:t>
+      </w:r>
+      <w:r>
+        <w:rPr>
+          <w:rFonts w:asciiTheme="majorHAnsi" w:eastAsiaTheme="majorEastAsia" w:hAnsiTheme="majorHAnsi" w:cstheme="majorBidi"/>
+          <w:b/>
+          <w:bCs/>
+          <w:color w:val="2F5496" w:themeColor="accent1" w:themeShade="BF"/>
+          <w:kern w:val="0"/>
+          <w:sz w:val="34"/>
+          <w:szCs w:val="34"/>
+          <w:lang w:val="en"/>
+          <w14:ligatures w14:val="none"/>
+        </w:rPr>
+        <w:t xml:space="preserve"> Where It’s Used</w:t>
       </w:r>
     </w:p>
     <w:p>
       <w:pPr>
-        <w:spacing w:before="240" w:after="240"/>
-        <w:rPr>
+        <w:spacing w:before="240" w:after="240" w:line="276" w:lineRule="auto"/>
+        <w:rPr>
+          <w:rFonts w:ascii="Arial" w:eastAsia="Arial" w:hAnsi="Arial" w:cs="Arial"/>
           <w:b/>
           <w:bCs/>
+          <w:kern w:val="0"/>
           <w:sz w:val="14"/>
           <w:szCs w:val="14"/>
           <w:shd w:val="clear" w:color="auto" w:fill="B7B7B7"/>
-        </w:rPr>
-      </w:pPr>
-      <w:r>
-        <w:rPr>
-          <w:b/>
+          <w:lang w:val="en"/>
+          <w14:ligatures w14:val="none"/>
+        </w:rPr>
+      </w:pPr>
+      <w:r>
+        <w:rPr>
+          <w:rFonts w:ascii="Arial" w:eastAsia="Arial" w:hAnsi="Arial" w:cs="Arial"/>
+          <w:b/>
+          <w:kern w:val="0"/>
+          <w:sz w:val="22"/>
+          <w:szCs w:val="22"/>
           <w:highlight w:val="darkGray"/>
+          <w:lang w:val="en"/>
+          <w14:ligatures w14:val="none"/>
         </w:rPr>
         <w:t># Source</w:t>
       </w:r>
       <w:r>
         <w:rPr>
+          <w:rFonts w:ascii="Arial" w:eastAsia="Arial" w:hAnsi="Arial" w:cs="Arial"/>
+          <w:kern w:val="0"/>
+          <w:sz w:val="22"/>
+          <w:szCs w:val="22"/>
           <w:highlight w:val="darkGray"/>
+          <w:lang w:val="en"/>
+          <w14:ligatures w14:val="none"/>
         </w:rPr>
         <w:t xml:space="preserve">: </w:t>
       </w:r>
-      <w:proofErr w:type="spellStart"/>
-      <w:r>
-        <w:rPr>
-          <w:b/>
+      <w:r>
+        <w:rPr>
+          <w:rFonts w:ascii="Arial" w:eastAsia="Arial" w:hAnsi="Arial" w:cs="Arial"/>
+          <w:b/>
+          <w:kern w:val="0"/>
+          <w:sz w:val="22"/>
+          <w:szCs w:val="22"/>
           <w:highlight w:val="darkGray"/>
-        </w:rPr>
-        <w:t>Chatgpt</w:t>
-      </w:r>
-      <w:proofErr w:type="spellEnd"/>
-      <w:r>
-        <w:rPr>
-          <w:b/>
+          <w:lang w:val="en"/>
+          <w14:ligatures w14:val="none"/>
+        </w:rPr>
+        <w:t>Chatgpt (GPT</w:t>
+      </w:r>
+      <w:r>
+        <w:rPr>
+          <w:rFonts w:ascii="Cambria Math" w:eastAsia="Arial" w:hAnsi="Cambria Math" w:cs="Cambria Math"/>
+          <w:b/>
+          <w:kern w:val="0"/>
+          <w:sz w:val="22"/>
+          <w:szCs w:val="22"/>
           <w:highlight w:val="darkGray"/>
-        </w:rPr>
-        <w:t xml:space="preserve"> (GPT‑5 Mini) at [12/18/2025]</w:t>
+          <w:lang w:val="en"/>
+          <w14:ligatures w14:val="none"/>
+        </w:rPr>
+        <w:t>‑</w:t>
+      </w:r>
+      <w:r>
+        <w:rPr>
+          <w:rFonts w:ascii="Arial" w:eastAsia="Arial" w:hAnsi="Arial" w:cs="Arial"/>
+          <w:b/>
+          <w:kern w:val="0"/>
+          <w:sz w:val="22"/>
+          <w:szCs w:val="22"/>
+          <w:highlight w:val="darkGray"/>
+          <w:lang w:val="en"/>
+          <w14:ligatures w14:val="none"/>
+        </w:rPr>
+        <w:t>5 Mini) at [12/18/2025]</w:t>
       </w:r>
     </w:p>
     <w:p>
-      <w:r>
-        <w:rPr>
+      <w:pPr>
+        <w:spacing w:after="0" w:line="276" w:lineRule="auto"/>
+        <w:rPr>
+          <w:rFonts w:ascii="Arial" w:eastAsia="Arial" w:hAnsi="Arial" w:cs="Arial"/>
+          <w:kern w:val="0"/>
+          <w:sz w:val="22"/>
+          <w:szCs w:val="22"/>
+          <w:lang w:val="en"/>
+          <w14:ligatures w14:val="none"/>
+        </w:rPr>
+      </w:pPr>
+      <w:r>
+        <w:rPr>
+          <w:rFonts w:ascii="Arial" w:eastAsia="Arial" w:hAnsi="Arial" w:cs="Arial"/>
           <w:noProof/>
+          <w:kern w:val="0"/>
+          <w:sz w:val="22"/>
+          <w:szCs w:val="22"/>
+          <w:lang w:val="en"/>
+          <w14:ligatures w14:val="none"/>
         </w:rPr>
         <w:drawing>
-          <wp:inline distT="114300" distB="114300" distL="114300" distR="114300" wp14:anchorId="3FA622B0" wp14:editId="638D9353">
+          <wp:inline distT="114300" distB="114300" distL="114300" distR="114300" wp14:anchorId="38371993" wp14:editId="34DCDF8A">
             <wp:extent cx="5943600" cy="1257300"/>
             <wp:effectExtent l="0" t="0" r="0" b="0"/>
             <wp:docPr id="4" name="image5.png"/>
@@ -1683,14 +3207,26 @@
           </w:tcPr>
           <w:p>
             <w:pPr>
+              <w:spacing w:after="0" w:line="276" w:lineRule="auto"/>
               <w:jc w:val="center"/>
+              <w:rPr>
+                <w:rFonts w:ascii="Arial" w:eastAsia="Arial" w:hAnsi="Arial" w:cs="Arial"/>
+                <w:kern w:val="0"/>
+                <w:sz w:val="22"/>
+                <w:szCs w:val="22"/>
+                <w:lang w:val="en"/>
+                <w14:ligatures w14:val="none"/>
+              </w:rPr>
             </w:pPr>
             <w:r>
               <w:rPr>
-                <w:rFonts w:ascii="Roboto Mono" w:eastAsia="Roboto Mono" w:hAnsi="Roboto Mono"/>
+                <w:rFonts w:ascii="Roboto Mono" w:eastAsia="Roboto Mono" w:hAnsi="Roboto Mono" w:cs="Arial"/>
                 <w:b/>
                 <w:bCs/>
-                <w:sz w:val="24"/>
+                <w:kern w:val="0"/>
+                <w:szCs w:val="22"/>
+                <w:lang w:val="en"/>
+                <w14:ligatures w14:val="none"/>
               </w:rPr>
               <w:t>Environment</w:t>
             </w:r>
@@ -1714,14 +3250,26 @@
           </w:tcPr>
           <w:p>
             <w:pPr>
+              <w:spacing w:after="0" w:line="276" w:lineRule="auto"/>
               <w:jc w:val="center"/>
+              <w:rPr>
+                <w:rFonts w:ascii="Arial" w:eastAsia="Arial" w:hAnsi="Arial" w:cs="Arial"/>
+                <w:kern w:val="0"/>
+                <w:sz w:val="22"/>
+                <w:szCs w:val="22"/>
+                <w:lang w:val="en"/>
+                <w14:ligatures w14:val="none"/>
+              </w:rPr>
             </w:pPr>
             <w:r>
               <w:rPr>
-                <w:rFonts w:ascii="Roboto Mono" w:eastAsia="Roboto Mono" w:hAnsi="Roboto Mono"/>
+                <w:rFonts w:ascii="Roboto Mono" w:eastAsia="Roboto Mono" w:hAnsi="Roboto Mono" w:cs="Arial"/>
                 <w:b/>
                 <w:bCs/>
-                <w:sz w:val="24"/>
+                <w:kern w:val="0"/>
+                <w:szCs w:val="22"/>
+                <w:lang w:val="en"/>
+                <w14:ligatures w14:val="none"/>
               </w:rPr>
               <w:t>Why Star-Ring Is Chosen</w:t>
             </w:r>
@@ -1749,12 +3297,36 @@
             </w:tcMar>
           </w:tcPr>
           <w:p>
+            <w:pPr>
+              <w:spacing w:after="0" w:line="276" w:lineRule="auto"/>
+              <w:rPr>
+                <w:rFonts w:ascii="Arial" w:eastAsia="Arial" w:hAnsi="Arial" w:cs="Arial"/>
+                <w:kern w:val="0"/>
+                <w:sz w:val="22"/>
+                <w:szCs w:val="22"/>
+                <w:lang w:val="en"/>
+                <w14:ligatures w14:val="none"/>
+              </w:rPr>
+            </w:pPr>
             <w:r>
               <w:rPr>
-                <w:rFonts w:ascii="Roboto Mono" w:eastAsia="Roboto Mono" w:hAnsi="Roboto Mono"/>
-                <w:sz w:val="24"/>
-              </w:rPr>
-              <w:t>🏢 Large office buildings</w:t>
+                <w:rFonts w:ascii="Segoe UI Emoji" w:eastAsia="Roboto Mono" w:hAnsi="Segoe UI Emoji" w:cs="Segoe UI Emoji"/>
+                <w:kern w:val="0"/>
+                <w:szCs w:val="22"/>
+                <w:lang w:val="en"/>
+                <w14:ligatures w14:val="none"/>
+              </w:rPr>
+              <w:t>🏢</w:t>
+            </w:r>
+            <w:r>
+              <w:rPr>
+                <w:rFonts w:ascii="Roboto Mono" w:eastAsia="Roboto Mono" w:hAnsi="Roboto Mono" w:cs="Arial"/>
+                <w:kern w:val="0"/>
+                <w:szCs w:val="22"/>
+                <w:lang w:val="en"/>
+                <w14:ligatures w14:val="none"/>
+              </w:rPr>
+              <w:t xml:space="preserve"> Large office buildings</w:t>
             </w:r>
           </w:p>
         </w:tc>
@@ -1775,10 +3347,24 @@
             </w:tcMar>
           </w:tcPr>
           <w:p>
+            <w:pPr>
+              <w:spacing w:after="0" w:line="276" w:lineRule="auto"/>
+              <w:rPr>
+                <w:rFonts w:ascii="Arial" w:eastAsia="Arial" w:hAnsi="Arial" w:cs="Arial"/>
+                <w:kern w:val="0"/>
+                <w:sz w:val="22"/>
+                <w:szCs w:val="22"/>
+                <w:lang w:val="en"/>
+                <w14:ligatures w14:val="none"/>
+              </w:rPr>
+            </w:pPr>
             <w:r>
               <w:rPr>
-                <w:rFonts w:ascii="Roboto Mono" w:eastAsia="Roboto Mono" w:hAnsi="Roboto Mono"/>
-                <w:sz w:val="24"/>
+                <w:rFonts w:ascii="Roboto Mono" w:eastAsia="Roboto Mono" w:hAnsi="Roboto Mono" w:cs="Arial"/>
+                <w:kern w:val="0"/>
+                <w:szCs w:val="22"/>
+                <w:lang w:val="en"/>
+                <w14:ligatures w14:val="none"/>
               </w:rPr>
               <w:t>Separate floors as stars, connect floors in a ring</w:t>
             </w:r>
@@ -1806,12 +3392,36 @@
             </w:tcMar>
           </w:tcPr>
           <w:p>
+            <w:pPr>
+              <w:spacing w:after="0" w:line="276" w:lineRule="auto"/>
+              <w:rPr>
+                <w:rFonts w:ascii="Arial" w:eastAsia="Arial" w:hAnsi="Arial" w:cs="Arial"/>
+                <w:kern w:val="0"/>
+                <w:sz w:val="22"/>
+                <w:szCs w:val="22"/>
+                <w:lang w:val="en"/>
+                <w14:ligatures w14:val="none"/>
+              </w:rPr>
+            </w:pPr>
             <w:r>
               <w:rPr>
-                <w:rFonts w:ascii="Roboto Mono" w:eastAsia="Roboto Mono" w:hAnsi="Roboto Mono"/>
-                <w:sz w:val="24"/>
-              </w:rPr>
-              <w:t>🏫 University campuses</w:t>
+                <w:rFonts w:ascii="Segoe UI Emoji" w:eastAsia="Roboto Mono" w:hAnsi="Segoe UI Emoji" w:cs="Segoe UI Emoji"/>
+                <w:kern w:val="0"/>
+                <w:szCs w:val="22"/>
+                <w:lang w:val="en"/>
+                <w14:ligatures w14:val="none"/>
+              </w:rPr>
+              <w:t>🏫</w:t>
+            </w:r>
+            <w:r>
+              <w:rPr>
+                <w:rFonts w:ascii="Roboto Mono" w:eastAsia="Roboto Mono" w:hAnsi="Roboto Mono" w:cs="Arial"/>
+                <w:kern w:val="0"/>
+                <w:szCs w:val="22"/>
+                <w:lang w:val="en"/>
+                <w14:ligatures w14:val="none"/>
+              </w:rPr>
+              <w:t xml:space="preserve"> University campuses</w:t>
             </w:r>
           </w:p>
         </w:tc>
@@ -1832,10 +3442,24 @@
             </w:tcMar>
           </w:tcPr>
           <w:p>
+            <w:pPr>
+              <w:spacing w:after="0" w:line="276" w:lineRule="auto"/>
+              <w:rPr>
+                <w:rFonts w:ascii="Arial" w:eastAsia="Arial" w:hAnsi="Arial" w:cs="Arial"/>
+                <w:kern w:val="0"/>
+                <w:sz w:val="22"/>
+                <w:szCs w:val="22"/>
+                <w:lang w:val="en"/>
+                <w14:ligatures w14:val="none"/>
+              </w:rPr>
+            </w:pPr>
             <w:r>
               <w:rPr>
-                <w:rFonts w:ascii="Roboto Mono" w:eastAsia="Roboto Mono" w:hAnsi="Roboto Mono"/>
-                <w:sz w:val="24"/>
+                <w:rFonts w:ascii="Roboto Mono" w:eastAsia="Roboto Mono" w:hAnsi="Roboto Mono" w:cs="Arial"/>
+                <w:kern w:val="0"/>
+                <w:szCs w:val="22"/>
+                <w:lang w:val="en"/>
+                <w14:ligatures w14:val="none"/>
               </w:rPr>
               <w:t>Departments use stars, backbone is a ring</w:t>
             </w:r>
@@ -1863,12 +3487,36 @@
             </w:tcMar>
           </w:tcPr>
           <w:p>
+            <w:pPr>
+              <w:spacing w:after="0" w:line="276" w:lineRule="auto"/>
+              <w:rPr>
+                <w:rFonts w:ascii="Arial" w:eastAsia="Arial" w:hAnsi="Arial" w:cs="Arial"/>
+                <w:kern w:val="0"/>
+                <w:sz w:val="22"/>
+                <w:szCs w:val="22"/>
+                <w:lang w:val="en"/>
+                <w14:ligatures w14:val="none"/>
+              </w:rPr>
+            </w:pPr>
             <w:r>
               <w:rPr>
-                <w:rFonts w:ascii="Roboto Mono" w:eastAsia="Roboto Mono" w:hAnsi="Roboto Mono"/>
-                <w:sz w:val="24"/>
-              </w:rPr>
-              <w:t>🛍️ Retail networks</w:t>
+                <w:rFonts w:ascii="Segoe UI Emoji" w:eastAsia="Roboto Mono" w:hAnsi="Segoe UI Emoji" w:cs="Segoe UI Emoji"/>
+                <w:kern w:val="0"/>
+                <w:szCs w:val="22"/>
+                <w:lang w:val="en"/>
+                <w14:ligatures w14:val="none"/>
+              </w:rPr>
+              <w:t>🛍️</w:t>
+            </w:r>
+            <w:r>
+              <w:rPr>
+                <w:rFonts w:ascii="Roboto Mono" w:eastAsia="Roboto Mono" w:hAnsi="Roboto Mono" w:cs="Arial"/>
+                <w:kern w:val="0"/>
+                <w:szCs w:val="22"/>
+                <w:lang w:val="en"/>
+                <w14:ligatures w14:val="none"/>
+              </w:rPr>
+              <w:t xml:space="preserve"> Retail networks</w:t>
             </w:r>
           </w:p>
         </w:tc>
@@ -1889,10 +3537,24 @@
             </w:tcMar>
           </w:tcPr>
           <w:p>
+            <w:pPr>
+              <w:spacing w:after="0" w:line="276" w:lineRule="auto"/>
+              <w:rPr>
+                <w:rFonts w:ascii="Arial" w:eastAsia="Arial" w:hAnsi="Arial" w:cs="Arial"/>
+                <w:kern w:val="0"/>
+                <w:sz w:val="22"/>
+                <w:szCs w:val="22"/>
+                <w:lang w:val="en"/>
+                <w14:ligatures w14:val="none"/>
+              </w:rPr>
+            </w:pPr>
             <w:r>
               <w:rPr>
-                <w:rFonts w:ascii="Roboto Mono" w:eastAsia="Roboto Mono" w:hAnsi="Roboto Mono"/>
-                <w:sz w:val="24"/>
+                <w:rFonts w:ascii="Roboto Mono" w:eastAsia="Roboto Mono" w:hAnsi="Roboto Mono" w:cs="Arial"/>
+                <w:kern w:val="0"/>
+                <w:szCs w:val="22"/>
+                <w:lang w:val="en"/>
+                <w14:ligatures w14:val="none"/>
               </w:rPr>
               <w:t>Branches (stars) connected in resilient loops</w:t>
             </w:r>
@@ -1901,90 +3563,181 @@
       </w:tr>
     </w:tbl>
     <w:p>
-      <w:r>
-        <w:rPr>
-          <w:rFonts w:ascii="Roboto Mono" w:eastAsia="Roboto Mono" w:hAnsi="Roboto Mono"/>
-          <w:sz w:val="24"/>
-        </w:rPr>
-        <w:pict w14:anchorId="0A835F9D">
+      <w:pPr>
+        <w:spacing w:after="0" w:line="276" w:lineRule="auto"/>
+        <w:rPr>
+          <w:rFonts w:ascii="Arial" w:eastAsia="Arial" w:hAnsi="Arial" w:cs="Arial"/>
+          <w:kern w:val="0"/>
+          <w:sz w:val="22"/>
+          <w:szCs w:val="22"/>
+          <w:lang w:val="en"/>
+          <w14:ligatures w14:val="none"/>
+        </w:rPr>
+      </w:pPr>
+      <w:r>
+        <w:rPr>
+          <w:rFonts w:ascii="Roboto Mono" w:eastAsia="Roboto Mono" w:hAnsi="Roboto Mono" w:cs="Arial"/>
+          <w:kern w:val="0"/>
+          <w:szCs w:val="22"/>
+          <w:lang w:val="en"/>
+          <w14:ligatures w14:val="none"/>
+        </w:rPr>
+        <w:pict w14:anchorId="0DEC5368">
           <v:rect id="_x0000_i1030" style="width:0;height:1.5pt" o:hralign="center" o:hrstd="t" o:hr="t" fillcolor="#a0a0a0" stroked="f"/>
         </w:pict>
       </w:r>
     </w:p>
     <w:p>
       <w:pPr>
-        <w:pStyle w:val="Heading2"/>
-        <w:keepNext w:val="0"/>
-        <w:keepLines w:val="0"/>
-        <w:rPr>
+        <w:spacing w:before="160" w:after="80" w:line="276" w:lineRule="auto"/>
+        <w:outlineLvl w:val="1"/>
+        <w:rPr>
+          <w:rFonts w:asciiTheme="majorHAnsi" w:eastAsiaTheme="majorEastAsia" w:hAnsiTheme="majorHAnsi" w:cstheme="majorBidi"/>
           <w:b/>
           <w:bCs/>
+          <w:color w:val="2F5496" w:themeColor="accent1" w:themeShade="BF"/>
+          <w:kern w:val="0"/>
           <w:sz w:val="34"/>
           <w:szCs w:val="34"/>
+          <w:lang w:val="en"/>
+          <w14:ligatures w14:val="none"/>
         </w:rPr>
       </w:pPr>
       <w:bookmarkStart w:id="6" w:name="_vrx7wvzckvpg" w:colFirst="0" w:colLast="0"/>
       <w:bookmarkEnd w:id="6"/>
       <w:r>
         <w:rPr>
-          <w:rFonts w:ascii="Arial Unicode MS" w:eastAsia="Arial Unicode MS" w:hAnsi="Arial Unicode MS" w:cs="Arial Unicode MS"/>
+          <w:rFonts w:ascii="Segoe UI Emoji" w:eastAsia="Arial Unicode MS" w:hAnsi="Segoe UI Emoji" w:cs="Segoe UI Emoji"/>
           <w:b/>
           <w:bCs/>
+          <w:color w:val="2F5496" w:themeColor="accent1" w:themeShade="BF"/>
+          <w:kern w:val="0"/>
           <w:sz w:val="34"/>
           <w:szCs w:val="34"/>
-        </w:rPr>
-        <w:t>✅ Summary</w:t>
+          <w:lang w:val="en"/>
+          <w14:ligatures w14:val="none"/>
+        </w:rPr>
+        <w:t>✅</w:t>
+      </w:r>
+      <w:r>
+        <w:rPr>
+          <w:rFonts w:ascii="Arial Unicode MS" w:eastAsia="Arial Unicode MS" w:hAnsi="Arial Unicode MS" w:cs="Arial Unicode MS"/>
+          <w:b/>
+          <w:bCs/>
+          <w:color w:val="2F5496" w:themeColor="accent1" w:themeShade="BF"/>
+          <w:kern w:val="0"/>
+          <w:sz w:val="34"/>
+          <w:szCs w:val="34"/>
+          <w:lang w:val="en"/>
+          <w14:ligatures w14:val="none"/>
+        </w:rPr>
+        <w:t xml:space="preserve"> Summary</w:t>
       </w:r>
     </w:p>
     <w:p>
       <w:pPr>
-        <w:spacing w:before="240" w:after="240"/>
-        <w:rPr>
+        <w:spacing w:before="240" w:after="240" w:line="276" w:lineRule="auto"/>
+        <w:rPr>
+          <w:rFonts w:ascii="Arial" w:eastAsia="Arial" w:hAnsi="Arial" w:cs="Arial"/>
           <w:b/>
           <w:bCs/>
+          <w:kern w:val="0"/>
           <w:sz w:val="14"/>
           <w:szCs w:val="14"/>
           <w:shd w:val="clear" w:color="auto" w:fill="B7B7B7"/>
-        </w:rPr>
-      </w:pPr>
-      <w:r>
-        <w:rPr>
-          <w:b/>
+          <w:lang w:val="en"/>
+          <w14:ligatures w14:val="none"/>
+        </w:rPr>
+      </w:pPr>
+      <w:r>
+        <w:rPr>
+          <w:rFonts w:ascii="Arial" w:eastAsia="Arial" w:hAnsi="Arial" w:cs="Arial"/>
+          <w:b/>
+          <w:kern w:val="0"/>
+          <w:sz w:val="22"/>
+          <w:szCs w:val="22"/>
           <w:highlight w:val="darkGray"/>
+          <w:lang w:val="en"/>
+          <w14:ligatures w14:val="none"/>
         </w:rPr>
         <w:t># Source</w:t>
       </w:r>
       <w:r>
         <w:rPr>
+          <w:rFonts w:ascii="Arial" w:eastAsia="Arial" w:hAnsi="Arial" w:cs="Arial"/>
+          <w:kern w:val="0"/>
+          <w:sz w:val="22"/>
+          <w:szCs w:val="22"/>
           <w:highlight w:val="darkGray"/>
+          <w:lang w:val="en"/>
+          <w14:ligatures w14:val="none"/>
         </w:rPr>
         <w:t xml:space="preserve">: </w:t>
       </w:r>
-      <w:proofErr w:type="spellStart"/>
-      <w:r>
-        <w:rPr>
-          <w:b/>
+      <w:r>
+        <w:rPr>
+          <w:rFonts w:ascii="Arial" w:eastAsia="Arial" w:hAnsi="Arial" w:cs="Arial"/>
+          <w:b/>
+          <w:kern w:val="0"/>
+          <w:sz w:val="22"/>
+          <w:szCs w:val="22"/>
           <w:highlight w:val="darkGray"/>
-        </w:rPr>
-        <w:t>Chatgpt</w:t>
-      </w:r>
-      <w:proofErr w:type="spellEnd"/>
-      <w:r>
-        <w:rPr>
-          <w:b/>
+          <w:lang w:val="en"/>
+          <w14:ligatures w14:val="none"/>
+        </w:rPr>
+        <w:t>Chatgpt (GPT</w:t>
+      </w:r>
+      <w:r>
+        <w:rPr>
+          <w:rFonts w:ascii="Cambria Math" w:eastAsia="Arial" w:hAnsi="Cambria Math" w:cs="Cambria Math"/>
+          <w:b/>
+          <w:kern w:val="0"/>
+          <w:sz w:val="22"/>
+          <w:szCs w:val="22"/>
           <w:highlight w:val="darkGray"/>
-        </w:rPr>
-        <w:t xml:space="preserve"> (GPT‑5 Mini) at [12/18/2025]</w:t>
+          <w:lang w:val="en"/>
+          <w14:ligatures w14:val="none"/>
+        </w:rPr>
+        <w:t>‑</w:t>
+      </w:r>
+      <w:r>
+        <w:rPr>
+          <w:rFonts w:ascii="Arial" w:eastAsia="Arial" w:hAnsi="Arial" w:cs="Arial"/>
+          <w:b/>
+          <w:kern w:val="0"/>
+          <w:sz w:val="22"/>
+          <w:szCs w:val="22"/>
+          <w:highlight w:val="darkGray"/>
+          <w:lang w:val="en"/>
+          <w14:ligatures w14:val="none"/>
+        </w:rPr>
+        <w:t>5 Mini) at [12/18/2025]</w:t>
       </w:r>
     </w:p>
     <w:p>
-      <w:r>
-        <w:rPr>
+      <w:pPr>
+        <w:spacing w:after="0" w:line="276" w:lineRule="auto"/>
+        <w:rPr>
+          <w:rFonts w:ascii="Arial" w:eastAsia="Arial" w:hAnsi="Arial" w:cs="Arial"/>
+          <w:kern w:val="0"/>
+          <w:sz w:val="22"/>
+          <w:szCs w:val="22"/>
+          <w:lang w:val="en"/>
+          <w14:ligatures w14:val="none"/>
+        </w:rPr>
+      </w:pPr>
+      <w:r>
+        <w:rPr>
+          <w:rFonts w:ascii="Arial" w:eastAsia="Arial" w:hAnsi="Arial" w:cs="Arial"/>
           <w:noProof/>
-        </w:rPr>
-        <w:lastRenderedPageBreak/>
+          <w:kern w:val="0"/>
+          <w:sz w:val="22"/>
+          <w:szCs w:val="22"/>
+          <w:lang w:val="en"/>
+          <w14:ligatures w14:val="none"/>
+        </w:rPr>
         <w:drawing>
-          <wp:inline distT="114300" distB="114300" distL="114300" distR="114300" wp14:anchorId="4959CBBE" wp14:editId="14EA03C7">
+          <wp:inline distT="114300" distB="114300" distL="114300" distR="114300" wp14:anchorId="18788162" wp14:editId="620854AE">
             <wp:extent cx="5943600" cy="1612900"/>
             <wp:effectExtent l="0" t="0" r="0" b="0"/>
             <wp:docPr id="2" name="image2.png"/>
@@ -2020,7 +3773,19 @@
         </w:drawing>
       </w:r>
     </w:p>
-    <w:p/>
+    <w:p>
+      <w:pPr>
+        <w:spacing w:after="0" w:line="276" w:lineRule="auto"/>
+        <w:rPr>
+          <w:rFonts w:ascii="Arial" w:eastAsia="Arial" w:hAnsi="Arial" w:cs="Arial"/>
+          <w:kern w:val="0"/>
+          <w:sz w:val="22"/>
+          <w:szCs w:val="22"/>
+          <w:lang w:val="en"/>
+          <w14:ligatures w14:val="none"/>
+        </w:rPr>
+      </w:pPr>
+    </w:p>
     <w:tbl>
       <w:tblPr>
         <w:tblW w:w="5485" w:type="dxa"/>
@@ -2061,14 +3826,26 @@
           </w:tcPr>
           <w:p>
             <w:pPr>
+              <w:spacing w:after="0" w:line="276" w:lineRule="auto"/>
               <w:jc w:val="center"/>
+              <w:rPr>
+                <w:rFonts w:ascii="Arial" w:eastAsia="Arial" w:hAnsi="Arial" w:cs="Arial"/>
+                <w:kern w:val="0"/>
+                <w:sz w:val="22"/>
+                <w:szCs w:val="22"/>
+                <w:lang w:val="en"/>
+                <w14:ligatures w14:val="none"/>
+              </w:rPr>
             </w:pPr>
             <w:r>
               <w:rPr>
-                <w:rFonts w:ascii="Roboto Mono" w:eastAsia="Roboto Mono" w:hAnsi="Roboto Mono"/>
+                <w:rFonts w:ascii="Roboto Mono" w:eastAsia="Roboto Mono" w:hAnsi="Roboto Mono" w:cs="Arial"/>
                 <w:b/>
                 <w:bCs/>
-                <w:sz w:val="24"/>
+                <w:kern w:val="0"/>
+                <w:szCs w:val="22"/>
+                <w:lang w:val="en"/>
+                <w14:ligatures w14:val="none"/>
               </w:rPr>
               <w:t>Attribute</w:t>
             </w:r>
@@ -2092,14 +3869,26 @@
           </w:tcPr>
           <w:p>
             <w:pPr>
+              <w:spacing w:after="0" w:line="276" w:lineRule="auto"/>
               <w:jc w:val="center"/>
+              <w:rPr>
+                <w:rFonts w:ascii="Arial" w:eastAsia="Arial" w:hAnsi="Arial" w:cs="Arial"/>
+                <w:kern w:val="0"/>
+                <w:sz w:val="22"/>
+                <w:szCs w:val="22"/>
+                <w:lang w:val="en"/>
+                <w14:ligatures w14:val="none"/>
+              </w:rPr>
             </w:pPr>
             <w:r>
               <w:rPr>
-                <w:rFonts w:ascii="Roboto Mono" w:eastAsia="Roboto Mono" w:hAnsi="Roboto Mono"/>
+                <w:rFonts w:ascii="Roboto Mono" w:eastAsia="Roboto Mono" w:hAnsi="Roboto Mono" w:cs="Arial"/>
                 <w:b/>
                 <w:bCs/>
-                <w:sz w:val="24"/>
+                <w:kern w:val="0"/>
+                <w:szCs w:val="22"/>
+                <w:lang w:val="en"/>
+                <w14:ligatures w14:val="none"/>
               </w:rPr>
               <w:t>Star-Ring Topology</w:t>
             </w:r>
@@ -2127,12 +3916,26 @@
             </w:tcMar>
           </w:tcPr>
           <w:p>
+            <w:pPr>
+              <w:spacing w:after="0" w:line="276" w:lineRule="auto"/>
+              <w:rPr>
+                <w:rFonts w:ascii="Arial" w:eastAsia="Arial" w:hAnsi="Arial" w:cs="Arial"/>
+                <w:kern w:val="0"/>
+                <w:sz w:val="22"/>
+                <w:szCs w:val="22"/>
+                <w:lang w:val="en"/>
+                <w14:ligatures w14:val="none"/>
+              </w:rPr>
+            </w:pPr>
             <w:r>
               <w:rPr>
-                <w:rFonts w:ascii="Roboto Mono" w:eastAsia="Roboto Mono" w:hAnsi="Roboto Mono"/>
+                <w:rFonts w:ascii="Roboto Mono" w:eastAsia="Roboto Mono" w:hAnsi="Roboto Mono" w:cs="Arial"/>
                 <w:b/>
                 <w:bCs/>
-                <w:sz w:val="24"/>
+                <w:kern w:val="0"/>
+                <w:szCs w:val="22"/>
+                <w:lang w:val="en"/>
+                <w14:ligatures w14:val="none"/>
               </w:rPr>
               <w:t>Design</w:t>
             </w:r>
@@ -2155,10 +3958,24 @@
             </w:tcMar>
           </w:tcPr>
           <w:p>
+            <w:pPr>
+              <w:spacing w:after="0" w:line="276" w:lineRule="auto"/>
+              <w:rPr>
+                <w:rFonts w:ascii="Arial" w:eastAsia="Arial" w:hAnsi="Arial" w:cs="Arial"/>
+                <w:kern w:val="0"/>
+                <w:sz w:val="22"/>
+                <w:szCs w:val="22"/>
+                <w:lang w:val="en"/>
+                <w14:ligatures w14:val="none"/>
+              </w:rPr>
+            </w:pPr>
             <w:r>
               <w:rPr>
-                <w:rFonts w:ascii="Roboto Mono" w:eastAsia="Roboto Mono" w:hAnsi="Roboto Mono"/>
-                <w:sz w:val="24"/>
+                <w:rFonts w:ascii="Roboto Mono" w:eastAsia="Roboto Mono" w:hAnsi="Roboto Mono" w:cs="Arial"/>
+                <w:kern w:val="0"/>
+                <w:szCs w:val="22"/>
+                <w:lang w:val="en"/>
+                <w14:ligatures w14:val="none"/>
               </w:rPr>
               <w:t>Stars connected via a ring</w:t>
             </w:r>
@@ -2186,12 +4003,26 @@
             </w:tcMar>
           </w:tcPr>
           <w:p>
+            <w:pPr>
+              <w:spacing w:after="0" w:line="276" w:lineRule="auto"/>
+              <w:rPr>
+                <w:rFonts w:ascii="Arial" w:eastAsia="Arial" w:hAnsi="Arial" w:cs="Arial"/>
+                <w:kern w:val="0"/>
+                <w:sz w:val="22"/>
+                <w:szCs w:val="22"/>
+                <w:lang w:val="en"/>
+                <w14:ligatures w14:val="none"/>
+              </w:rPr>
+            </w:pPr>
             <w:r>
               <w:rPr>
-                <w:rFonts w:ascii="Roboto Mono" w:eastAsia="Roboto Mono" w:hAnsi="Roboto Mono"/>
+                <w:rFonts w:ascii="Roboto Mono" w:eastAsia="Roboto Mono" w:hAnsi="Roboto Mono" w:cs="Arial"/>
                 <w:b/>
                 <w:bCs/>
-                <w:sz w:val="24"/>
+                <w:kern w:val="0"/>
+                <w:szCs w:val="22"/>
+                <w:lang w:val="en"/>
+                <w14:ligatures w14:val="none"/>
               </w:rPr>
               <w:t>Use Case</w:t>
             </w:r>
@@ -2214,10 +4045,24 @@
             </w:tcMar>
           </w:tcPr>
           <w:p>
+            <w:pPr>
+              <w:spacing w:after="0" w:line="276" w:lineRule="auto"/>
+              <w:rPr>
+                <w:rFonts w:ascii="Arial" w:eastAsia="Arial" w:hAnsi="Arial" w:cs="Arial"/>
+                <w:kern w:val="0"/>
+                <w:sz w:val="22"/>
+                <w:szCs w:val="22"/>
+                <w:lang w:val="en"/>
+                <w14:ligatures w14:val="none"/>
+              </w:rPr>
+            </w:pPr>
             <w:r>
               <w:rPr>
-                <w:rFonts w:ascii="Roboto Mono" w:eastAsia="Roboto Mono" w:hAnsi="Roboto Mono"/>
-                <w:sz w:val="24"/>
+                <w:rFonts w:ascii="Roboto Mono" w:eastAsia="Roboto Mono" w:hAnsi="Roboto Mono" w:cs="Arial"/>
+                <w:kern w:val="0"/>
+                <w:szCs w:val="22"/>
+                <w:lang w:val="en"/>
+                <w14:ligatures w14:val="none"/>
               </w:rPr>
               <w:t>Multi-site or multi-department LANs</w:t>
             </w:r>
@@ -2245,12 +4090,26 @@
             </w:tcMar>
           </w:tcPr>
           <w:p>
+            <w:pPr>
+              <w:spacing w:after="0" w:line="276" w:lineRule="auto"/>
+              <w:rPr>
+                <w:rFonts w:ascii="Arial" w:eastAsia="Arial" w:hAnsi="Arial" w:cs="Arial"/>
+                <w:kern w:val="0"/>
+                <w:sz w:val="22"/>
+                <w:szCs w:val="22"/>
+                <w:lang w:val="en"/>
+                <w14:ligatures w14:val="none"/>
+              </w:rPr>
+            </w:pPr>
             <w:r>
               <w:rPr>
-                <w:rFonts w:ascii="Roboto Mono" w:eastAsia="Roboto Mono" w:hAnsi="Roboto Mono"/>
+                <w:rFonts w:ascii="Roboto Mono" w:eastAsia="Roboto Mono" w:hAnsi="Roboto Mono" w:cs="Arial"/>
                 <w:b/>
                 <w:bCs/>
-                <w:sz w:val="24"/>
+                <w:kern w:val="0"/>
+                <w:szCs w:val="22"/>
+                <w:lang w:val="en"/>
+                <w14:ligatures w14:val="none"/>
               </w:rPr>
               <w:t>Reliability</w:t>
             </w:r>
@@ -2273,10 +4132,24 @@
             </w:tcMar>
           </w:tcPr>
           <w:p>
+            <w:pPr>
+              <w:spacing w:after="0" w:line="276" w:lineRule="auto"/>
+              <w:rPr>
+                <w:rFonts w:ascii="Arial" w:eastAsia="Arial" w:hAnsi="Arial" w:cs="Arial"/>
+                <w:kern w:val="0"/>
+                <w:sz w:val="22"/>
+                <w:szCs w:val="22"/>
+                <w:lang w:val="en"/>
+                <w14:ligatures w14:val="none"/>
+              </w:rPr>
+            </w:pPr>
             <w:r>
               <w:rPr>
-                <w:rFonts w:ascii="Roboto Mono" w:eastAsia="Roboto Mono" w:hAnsi="Roboto Mono"/>
-                <w:sz w:val="24"/>
+                <w:rFonts w:ascii="Roboto Mono" w:eastAsia="Roboto Mono" w:hAnsi="Roboto Mono" w:cs="Arial"/>
+                <w:kern w:val="0"/>
+                <w:szCs w:val="22"/>
+                <w:lang w:val="en"/>
+                <w14:ligatures w14:val="none"/>
               </w:rPr>
               <w:t>Good, if ring has redundancy</w:t>
             </w:r>
@@ -2304,12 +4177,26 @@
             </w:tcMar>
           </w:tcPr>
           <w:p>
+            <w:pPr>
+              <w:spacing w:after="0" w:line="276" w:lineRule="auto"/>
+              <w:rPr>
+                <w:rFonts w:ascii="Arial" w:eastAsia="Arial" w:hAnsi="Arial" w:cs="Arial"/>
+                <w:kern w:val="0"/>
+                <w:sz w:val="22"/>
+                <w:szCs w:val="22"/>
+                <w:lang w:val="en"/>
+                <w14:ligatures w14:val="none"/>
+              </w:rPr>
+            </w:pPr>
             <w:r>
               <w:rPr>
-                <w:rFonts w:ascii="Roboto Mono" w:eastAsia="Roboto Mono" w:hAnsi="Roboto Mono"/>
+                <w:rFonts w:ascii="Roboto Mono" w:eastAsia="Roboto Mono" w:hAnsi="Roboto Mono" w:cs="Arial"/>
                 <w:b/>
                 <w:bCs/>
-                <w:sz w:val="24"/>
+                <w:kern w:val="0"/>
+                <w:szCs w:val="22"/>
+                <w:lang w:val="en"/>
+                <w14:ligatures w14:val="none"/>
               </w:rPr>
               <w:t>Best For</w:t>
             </w:r>
@@ -2332,10 +4219,24 @@
             </w:tcMar>
           </w:tcPr>
           <w:p>
+            <w:pPr>
+              <w:spacing w:after="0" w:line="276" w:lineRule="auto"/>
+              <w:rPr>
+                <w:rFonts w:ascii="Arial" w:eastAsia="Arial" w:hAnsi="Arial" w:cs="Arial"/>
+                <w:kern w:val="0"/>
+                <w:sz w:val="22"/>
+                <w:szCs w:val="22"/>
+                <w:lang w:val="en"/>
+                <w14:ligatures w14:val="none"/>
+              </w:rPr>
+            </w:pPr>
             <w:r>
               <w:rPr>
-                <w:rFonts w:ascii="Roboto Mono" w:eastAsia="Roboto Mono" w:hAnsi="Roboto Mono"/>
-                <w:sz w:val="24"/>
+                <w:rFonts w:ascii="Roboto Mono" w:eastAsia="Roboto Mono" w:hAnsi="Roboto Mono" w:cs="Arial"/>
+                <w:kern w:val="0"/>
+                <w:szCs w:val="22"/>
+                <w:lang w:val="en"/>
+                <w14:ligatures w14:val="none"/>
               </w:rPr>
               <w:t>Medium to large enterprise environments</w:t>
             </w:r>
@@ -2344,17 +4245,56 @@
       </w:tr>
     </w:tbl>
     <w:p>
-      <w:r>
-        <w:rPr>
-          <w:rFonts w:ascii="Roboto Mono" w:eastAsia="Roboto Mono" w:hAnsi="Roboto Mono"/>
-          <w:sz w:val="24"/>
-        </w:rPr>
-        <w:pict w14:anchorId="6CF7AF92">
+      <w:pPr>
+        <w:spacing w:after="0" w:line="276" w:lineRule="auto"/>
+        <w:rPr>
+          <w:rFonts w:ascii="Arial" w:eastAsia="Arial" w:hAnsi="Arial" w:cs="Arial"/>
+          <w:kern w:val="0"/>
+          <w:sz w:val="22"/>
+          <w:szCs w:val="22"/>
+          <w:lang w:val="en"/>
+          <w14:ligatures w14:val="none"/>
+        </w:rPr>
+      </w:pPr>
+      <w:r>
+        <w:rPr>
+          <w:rFonts w:ascii="Roboto Mono" w:eastAsia="Roboto Mono" w:hAnsi="Roboto Mono" w:cs="Arial"/>
+          <w:kern w:val="0"/>
+          <w:szCs w:val="22"/>
+          <w:lang w:val="en"/>
+          <w14:ligatures w14:val="none"/>
+        </w:rPr>
+        <w:pict w14:anchorId="3E487401">
           <v:rect id="_x0000_i1031" style="width:0;height:1.5pt" o:hralign="center" o:hrstd="t" o:hr="t" fillcolor="#a0a0a0" stroked="f"/>
         </w:pict>
       </w:r>
     </w:p>
-    <w:p/>
+    <w:p>
+      <w:pPr>
+        <w:spacing w:after="0" w:line="276" w:lineRule="auto"/>
+        <w:rPr>
+          <w:rFonts w:ascii="Arial" w:eastAsia="Arial" w:hAnsi="Arial" w:cs="Arial"/>
+          <w:kern w:val="0"/>
+          <w:sz w:val="22"/>
+          <w:szCs w:val="22"/>
+          <w:lang w:val="en"/>
+          <w14:ligatures w14:val="none"/>
+        </w:rPr>
+      </w:pPr>
+    </w:p>
+    <w:p>
+      <w:pPr>
+        <w:spacing w:after="0" w:line="276" w:lineRule="auto"/>
+        <w:rPr>
+          <w:rFonts w:ascii="Arial" w:eastAsia="Arial" w:hAnsi="Arial" w:cs="Arial"/>
+          <w:kern w:val="0"/>
+          <w:sz w:val="22"/>
+          <w:szCs w:val="22"/>
+          <w:lang w:val="en"/>
+          <w14:ligatures w14:val="none"/>
+        </w:rPr>
+      </w:pPr>
+    </w:p>
     <w:p/>
     <w:sectPr>
       <w:pgSz w:w="12240" w:h="15840"/>
@@ -2887,18 +4827,6 @@
   <w:style w:type="paragraph" w:default="1" w:styleId="Normal">
     <w:name w:val="Normal"/>
     <w:qFormat/>
-    <w:rsid w:val="00F22168"/>
-    <w:pPr>
-      <w:spacing w:after="0" w:line="276" w:lineRule="auto"/>
-    </w:pPr>
-    <w:rPr>
-      <w:rFonts w:ascii="Arial" w:eastAsia="Arial" w:hAnsi="Arial" w:cs="Arial"/>
-      <w:kern w:val="0"/>
-      <w:sz w:val="22"/>
-      <w:szCs w:val="22"/>
-      <w:lang w:val="en"/>
-      <w14:ligatures w14:val="none"/>
-    </w:rPr>
   </w:style>
   <w:style w:type="paragraph" w:styleId="Heading1">
     <w:name w:val="heading 1"/>
@@ -2907,7 +4835,7 @@
     <w:link w:val="Heading1Char"/>
     <w:uiPriority w:val="9"/>
     <w:qFormat/>
-    <w:rsid w:val="0098346B"/>
+    <w:rsid w:val="009F6BC6"/>
     <w:pPr>
       <w:keepNext/>
       <w:keepLines/>
@@ -2927,9 +4855,10 @@
     <w:next w:val="Normal"/>
     <w:link w:val="Heading2Char"/>
     <w:uiPriority w:val="9"/>
+    <w:semiHidden/>
     <w:unhideWhenUsed/>
     <w:qFormat/>
-    <w:rsid w:val="0098346B"/>
+    <w:rsid w:val="009F6BC6"/>
     <w:pPr>
       <w:keepNext/>
       <w:keepLines/>
@@ -2952,7 +4881,7 @@
     <w:semiHidden/>
     <w:unhideWhenUsed/>
     <w:qFormat/>
-    <w:rsid w:val="0098346B"/>
+    <w:rsid w:val="009F6BC6"/>
     <w:pPr>
       <w:keepNext/>
       <w:keepLines/>
@@ -2975,7 +4904,7 @@
     <w:semiHidden/>
     <w:unhideWhenUsed/>
     <w:qFormat/>
-    <w:rsid w:val="0098346B"/>
+    <w:rsid w:val="009F6BC6"/>
     <w:pPr>
       <w:keepNext/>
       <w:keepLines/>
@@ -2998,7 +4927,7 @@
     <w:semiHidden/>
     <w:unhideWhenUsed/>
     <w:qFormat/>
-    <w:rsid w:val="0098346B"/>
+    <w:rsid w:val="009F6BC6"/>
     <w:pPr>
       <w:keepNext/>
       <w:keepLines/>
@@ -3019,11 +4948,11 @@
     <w:semiHidden/>
     <w:unhideWhenUsed/>
     <w:qFormat/>
-    <w:rsid w:val="0098346B"/>
+    <w:rsid w:val="009F6BC6"/>
     <w:pPr>
       <w:keepNext/>
       <w:keepLines/>
-      <w:spacing w:before="40"/>
+      <w:spacing w:before="40" w:after="0"/>
       <w:outlineLvl w:val="5"/>
     </w:pPr>
     <w:rPr>
@@ -3042,11 +4971,11 @@
     <w:semiHidden/>
     <w:unhideWhenUsed/>
     <w:qFormat/>
-    <w:rsid w:val="0098346B"/>
+    <w:rsid w:val="009F6BC6"/>
     <w:pPr>
       <w:keepNext/>
       <w:keepLines/>
-      <w:spacing w:before="40"/>
+      <w:spacing w:before="40" w:after="0"/>
       <w:outlineLvl w:val="6"/>
     </w:pPr>
     <w:rPr>
@@ -3063,10 +4992,11 @@
     <w:semiHidden/>
     <w:unhideWhenUsed/>
     <w:qFormat/>
-    <w:rsid w:val="0098346B"/>
+    <w:rsid w:val="009F6BC6"/>
     <w:pPr>
       <w:keepNext/>
       <w:keepLines/>
+      <w:spacing w:after="0"/>
       <w:outlineLvl w:val="7"/>
     </w:pPr>
     <w:rPr>
@@ -3085,10 +5015,11 @@
     <w:semiHidden/>
     <w:unhideWhenUsed/>
     <w:qFormat/>
-    <w:rsid w:val="0098346B"/>
+    <w:rsid w:val="009F6BC6"/>
     <w:pPr>
       <w:keepNext/>
       <w:keepLines/>
+      <w:spacing w:after="0"/>
       <w:outlineLvl w:val="8"/>
     </w:pPr>
     <w:rPr>
@@ -3128,7 +5059,7 @@
     <w:basedOn w:val="DefaultParagraphFont"/>
     <w:link w:val="Heading1"/>
     <w:uiPriority w:val="9"/>
-    <w:rsid w:val="0098346B"/>
+    <w:rsid w:val="009F6BC6"/>
     <w:rPr>
       <w:rFonts w:asciiTheme="majorHAnsi" w:eastAsiaTheme="majorEastAsia" w:hAnsiTheme="majorHAnsi" w:cstheme="majorBidi"/>
       <w:color w:val="2F5496" w:themeColor="accent1" w:themeShade="BF"/>
@@ -3141,7 +5072,8 @@
     <w:basedOn w:val="DefaultParagraphFont"/>
     <w:link w:val="Heading2"/>
     <w:uiPriority w:val="9"/>
-    <w:rsid w:val="0098346B"/>
+    <w:semiHidden/>
+    <w:rsid w:val="009F6BC6"/>
     <w:rPr>
       <w:rFonts w:asciiTheme="majorHAnsi" w:eastAsiaTheme="majorEastAsia" w:hAnsiTheme="majorHAnsi" w:cstheme="majorBidi"/>
       <w:color w:val="2F5496" w:themeColor="accent1" w:themeShade="BF"/>
@@ -3155,7 +5087,7 @@
     <w:link w:val="Heading3"/>
     <w:uiPriority w:val="9"/>
     <w:semiHidden/>
-    <w:rsid w:val="0098346B"/>
+    <w:rsid w:val="009F6BC6"/>
     <w:rPr>
       <w:rFonts w:eastAsiaTheme="majorEastAsia" w:cstheme="majorBidi"/>
       <w:color w:val="2F5496" w:themeColor="accent1" w:themeShade="BF"/>
@@ -3169,7 +5101,7 @@
     <w:link w:val="Heading4"/>
     <w:uiPriority w:val="9"/>
     <w:semiHidden/>
-    <w:rsid w:val="0098346B"/>
+    <w:rsid w:val="009F6BC6"/>
     <w:rPr>
       <w:rFonts w:eastAsiaTheme="majorEastAsia" w:cstheme="majorBidi"/>
       <w:i/>
@@ -3183,7 +5115,7 @@
     <w:link w:val="Heading5"/>
     <w:uiPriority w:val="9"/>
     <w:semiHidden/>
-    <w:rsid w:val="0098346B"/>
+    <w:rsid w:val="009F6BC6"/>
     <w:rPr>
       <w:rFonts w:eastAsiaTheme="majorEastAsia" w:cstheme="majorBidi"/>
       <w:color w:val="2F5496" w:themeColor="accent1" w:themeShade="BF"/>
@@ -3195,7 +5127,7 @@
     <w:link w:val="Heading6"/>
     <w:uiPriority w:val="9"/>
     <w:semiHidden/>
-    <w:rsid w:val="0098346B"/>
+    <w:rsid w:val="009F6BC6"/>
     <w:rPr>
       <w:rFonts w:eastAsiaTheme="majorEastAsia" w:cstheme="majorBidi"/>
       <w:i/>
@@ -3209,7 +5141,7 @@
     <w:link w:val="Heading7"/>
     <w:uiPriority w:val="9"/>
     <w:semiHidden/>
-    <w:rsid w:val="0098346B"/>
+    <w:rsid w:val="009F6BC6"/>
     <w:rPr>
       <w:rFonts w:eastAsiaTheme="majorEastAsia" w:cstheme="majorBidi"/>
       <w:color w:val="595959" w:themeColor="text1" w:themeTint="A6"/>
@@ -3221,7 +5153,7 @@
     <w:link w:val="Heading8"/>
     <w:uiPriority w:val="9"/>
     <w:semiHidden/>
-    <w:rsid w:val="0098346B"/>
+    <w:rsid w:val="009F6BC6"/>
     <w:rPr>
       <w:rFonts w:eastAsiaTheme="majorEastAsia" w:cstheme="majorBidi"/>
       <w:i/>
@@ -3235,7 +5167,7 @@
     <w:link w:val="Heading9"/>
     <w:uiPriority w:val="9"/>
     <w:semiHidden/>
-    <w:rsid w:val="0098346B"/>
+    <w:rsid w:val="009F6BC6"/>
     <w:rPr>
       <w:rFonts w:eastAsiaTheme="majorEastAsia" w:cstheme="majorBidi"/>
       <w:color w:val="272727" w:themeColor="text1" w:themeTint="D8"/>
@@ -3248,7 +5180,7 @@
     <w:link w:val="TitleChar"/>
     <w:uiPriority w:val="10"/>
     <w:qFormat/>
-    <w:rsid w:val="0098346B"/>
+    <w:rsid w:val="009F6BC6"/>
     <w:pPr>
       <w:spacing w:after="80" w:line="240" w:lineRule="auto"/>
       <w:contextualSpacing/>
@@ -3266,7 +5198,7 @@
     <w:basedOn w:val="DefaultParagraphFont"/>
     <w:link w:val="Title"/>
     <w:uiPriority w:val="10"/>
-    <w:rsid w:val="0098346B"/>
+    <w:rsid w:val="009F6BC6"/>
     <w:rPr>
       <w:rFonts w:asciiTheme="majorHAnsi" w:eastAsiaTheme="majorEastAsia" w:hAnsiTheme="majorHAnsi" w:cstheme="majorBidi"/>
       <w:spacing w:val="-10"/>
@@ -3282,7 +5214,7 @@
     <w:link w:val="SubtitleChar"/>
     <w:uiPriority w:val="11"/>
     <w:qFormat/>
-    <w:rsid w:val="0098346B"/>
+    <w:rsid w:val="009F6BC6"/>
     <w:pPr>
       <w:numPr>
         <w:ilvl w:val="1"/>
@@ -3301,7 +5233,7 @@
     <w:basedOn w:val="DefaultParagraphFont"/>
     <w:link w:val="Subtitle"/>
     <w:uiPriority w:val="11"/>
-    <w:rsid w:val="0098346B"/>
+    <w:rsid w:val="009F6BC6"/>
     <w:rPr>
       <w:rFonts w:eastAsiaTheme="majorEastAsia" w:cstheme="majorBidi"/>
       <w:color w:val="595959" w:themeColor="text1" w:themeTint="A6"/>
@@ -3317,7 +5249,7 @@
     <w:link w:val="QuoteChar"/>
     <w:uiPriority w:val="29"/>
     <w:qFormat/>
-    <w:rsid w:val="0098346B"/>
+    <w:rsid w:val="009F6BC6"/>
     <w:pPr>
       <w:spacing w:before="160"/>
       <w:jc w:val="center"/>
@@ -3333,7 +5265,7 @@
     <w:basedOn w:val="DefaultParagraphFont"/>
     <w:link w:val="Quote"/>
     <w:uiPriority w:val="29"/>
-    <w:rsid w:val="0098346B"/>
+    <w:rsid w:val="009F6BC6"/>
     <w:rPr>
       <w:i/>
       <w:iCs/>
@@ -3345,7 +5277,7 @@
     <w:basedOn w:val="Normal"/>
     <w:uiPriority w:val="34"/>
     <w:qFormat/>
-    <w:rsid w:val="0098346B"/>
+    <w:rsid w:val="009F6BC6"/>
     <w:pPr>
       <w:ind w:left="720"/>
       <w:contextualSpacing/>
@@ -3356,7 +5288,7 @@
     <w:basedOn w:val="DefaultParagraphFont"/>
     <w:uiPriority w:val="21"/>
     <w:qFormat/>
-    <w:rsid w:val="0098346B"/>
+    <w:rsid w:val="009F6BC6"/>
     <w:rPr>
       <w:i/>
       <w:iCs/>
@@ -3370,7 +5302,7 @@
     <w:link w:val="IntenseQuoteChar"/>
     <w:uiPriority w:val="30"/>
     <w:qFormat/>
-    <w:rsid w:val="0098346B"/>
+    <w:rsid w:val="009F6BC6"/>
     <w:pPr>
       <w:pBdr>
         <w:top w:val="single" w:sz="4" w:space="10" w:color="2F5496" w:themeColor="accent1" w:themeShade="BF"/>
@@ -3391,7 +5323,7 @@
     <w:basedOn w:val="DefaultParagraphFont"/>
     <w:link w:val="IntenseQuote"/>
     <w:uiPriority w:val="30"/>
-    <w:rsid w:val="0098346B"/>
+    <w:rsid w:val="009F6BC6"/>
     <w:rPr>
       <w:i/>
       <w:iCs/>
@@ -3403,7 +5335,7 @@
     <w:basedOn w:val="DefaultParagraphFont"/>
     <w:uiPriority w:val="32"/>
     <w:qFormat/>
-    <w:rsid w:val="0098346B"/>
+    <w:rsid w:val="009F6BC6"/>
     <w:rPr>
       <w:b/>
       <w:bCs/>

--- a/Knowledge/3-Work knowledge/1-Software Engineering/1-Software Engineering Fundamentals/5-My Source/3-Network Topologies/Types of hybrid Topology/2-Star-Ring Topology.docx
+++ b/Knowledge/3-Work knowledge/1-Software Engineering/1-Software Engineering Fundamentals/5-My Source/3-Network Topologies/Types of hybrid Topology/2-Star-Ring Topology.docx
@@ -4,60 +4,30 @@
   <w:body>
     <w:p>
       <w:pPr>
-        <w:keepNext/>
-        <w:keepLines/>
-        <w:spacing w:before="360" w:after="80" w:line="276" w:lineRule="auto"/>
-        <w:outlineLvl w:val="0"/>
-        <w:rPr>
-          <w:rFonts w:asciiTheme="majorHAnsi" w:eastAsiaTheme="majorEastAsia" w:hAnsiTheme="majorHAnsi" w:cstheme="majorBidi"/>
-          <w:color w:val="2F5496" w:themeColor="accent1" w:themeShade="BF"/>
-          <w:kern w:val="0"/>
-          <w:sz w:val="40"/>
-          <w:szCs w:val="40"/>
-          <w:lang w:val="en"/>
-          <w14:ligatures w14:val="none"/>
+        <w:pStyle w:val="Heading1"/>
+        <w:rPr>
+          <w:lang w:val="en"/>
         </w:rPr>
       </w:pPr>
       <w:bookmarkStart w:id="0" w:name="_8snumw91iv9d" w:colFirst="0" w:colLast="0"/>
       <w:bookmarkEnd w:id="0"/>
       <w:r>
         <w:rPr>
-          <w:rFonts w:asciiTheme="majorHAnsi" w:eastAsiaTheme="majorEastAsia" w:hAnsiTheme="majorHAnsi" w:cstheme="majorBidi"/>
-          <w:color w:val="2F5496" w:themeColor="accent1" w:themeShade="BF"/>
-          <w:kern w:val="0"/>
-          <w:sz w:val="40"/>
-          <w:szCs w:val="40"/>
-          <w:lang w:val="en"/>
-          <w14:ligatures w14:val="none"/>
+          <w:lang w:val="en"/>
         </w:rPr>
         <w:t>Star-Ring Topology</w:t>
       </w:r>
     </w:p>
     <w:p>
       <w:pPr>
-        <w:keepNext/>
-        <w:keepLines/>
-        <w:spacing w:before="160" w:after="80" w:line="276" w:lineRule="auto"/>
-        <w:outlineLvl w:val="1"/>
-        <w:rPr>
-          <w:rFonts w:asciiTheme="majorHAnsi" w:eastAsiaTheme="majorEastAsia" w:hAnsiTheme="majorHAnsi" w:cstheme="majorBidi"/>
-          <w:color w:val="2F5496" w:themeColor="accent1" w:themeShade="BF"/>
-          <w:kern w:val="0"/>
-          <w:sz w:val="32"/>
-          <w:szCs w:val="32"/>
-          <w:lang w:val="en"/>
-          <w14:ligatures w14:val="none"/>
-        </w:rPr>
-      </w:pPr>
-      <w:r>
-        <w:rPr>
-          <w:rFonts w:asciiTheme="majorHAnsi" w:eastAsiaTheme="majorEastAsia" w:hAnsiTheme="majorHAnsi" w:cstheme="majorBidi"/>
-          <w:color w:val="2F5496" w:themeColor="accent1" w:themeShade="BF"/>
-          <w:kern w:val="0"/>
-          <w:sz w:val="32"/>
-          <w:szCs w:val="32"/>
-          <w:lang w:val="en"/>
-          <w14:ligatures w14:val="none"/>
+        <w:pStyle w:val="Heading2"/>
+        <w:rPr>
+          <w:lang w:val="en"/>
+        </w:rPr>
+      </w:pPr>
+      <w:r>
+        <w:rPr>
+          <w:lang w:val="en"/>
         </w:rPr>
         <w:t>What Is Star-Ring Topology?</w:t>
       </w:r>
@@ -99,6 +69,7 @@
         </w:rPr>
         <w:t xml:space="preserve">: </w:t>
       </w:r>
+      <w:proofErr w:type="spellStart"/>
       <w:r>
         <w:rPr>
           <w:rFonts w:ascii="Arial" w:eastAsia="Arial" w:hAnsi="Arial" w:cs="Arial"/>
@@ -110,7 +81,21 @@
           <w:lang w:val="en"/>
           <w14:ligatures w14:val="none"/>
         </w:rPr>
-        <w:t>Chatgpt (GPT</w:t>
+        <w:t>Chatgpt</w:t>
+      </w:r>
+      <w:proofErr w:type="spellEnd"/>
+      <w:r>
+        <w:rPr>
+          <w:rFonts w:ascii="Arial" w:eastAsia="Arial" w:hAnsi="Arial" w:cs="Arial"/>
+          <w:b/>
+          <w:kern w:val="0"/>
+          <w:sz w:val="22"/>
+          <w:szCs w:val="22"/>
+          <w:highlight w:val="darkGray"/>
+          <w:lang w:val="en"/>
+          <w14:ligatures w14:val="none"/>
+        </w:rPr>
+        <w:t xml:space="preserve"> (GPT</w:t>
       </w:r>
       <w:r>
         <w:rPr>
@@ -321,47 +306,23 @@
     </w:p>
     <w:p>
       <w:pPr>
-        <w:spacing w:before="160" w:after="80" w:line="276" w:lineRule="auto"/>
-        <w:outlineLvl w:val="1"/>
-        <w:rPr>
-          <w:rFonts w:asciiTheme="majorHAnsi" w:eastAsiaTheme="majorEastAsia" w:hAnsiTheme="majorHAnsi" w:cstheme="majorBidi"/>
-          <w:b/>
-          <w:bCs/>
-          <w:color w:val="2F5496" w:themeColor="accent1" w:themeShade="BF"/>
-          <w:kern w:val="0"/>
-          <w:sz w:val="34"/>
-          <w:szCs w:val="34"/>
-          <w:lang w:val="en"/>
-          <w14:ligatures w14:val="none"/>
+        <w:pStyle w:val="Heading2"/>
+        <w:rPr>
+          <w:lang w:val="en"/>
         </w:rPr>
       </w:pPr>
       <w:bookmarkStart w:id="1" w:name="_t137x3w5xnod" w:colFirst="0" w:colLast="0"/>
       <w:bookmarkEnd w:id="1"/>
       <w:r>
         <w:rPr>
-          <w:rFonts w:ascii="Segoe UI Emoji" w:eastAsiaTheme="majorEastAsia" w:hAnsi="Segoe UI Emoji" w:cs="Segoe UI Emoji"/>
-          <w:b/>
-          <w:bCs/>
-          <w:color w:val="2F5496" w:themeColor="accent1" w:themeShade="BF"/>
-          <w:kern w:val="0"/>
-          <w:sz w:val="34"/>
-          <w:szCs w:val="34"/>
-          <w:lang w:val="en"/>
-          <w14:ligatures w14:val="none"/>
+          <w:rFonts w:ascii="Segoe UI Emoji" w:hAnsi="Segoe UI Emoji" w:cs="Segoe UI Emoji"/>
+          <w:lang w:val="en"/>
         </w:rPr>
         <w:t>🧠</w:t>
       </w:r>
       <w:r>
         <w:rPr>
-          <w:rFonts w:asciiTheme="majorHAnsi" w:eastAsiaTheme="majorEastAsia" w:hAnsiTheme="majorHAnsi" w:cstheme="majorBidi"/>
-          <w:b/>
-          <w:bCs/>
-          <w:color w:val="2F5496" w:themeColor="accent1" w:themeShade="BF"/>
-          <w:kern w:val="0"/>
-          <w:sz w:val="34"/>
-          <w:szCs w:val="34"/>
-          <w:lang w:val="en"/>
-          <w14:ligatures w14:val="none"/>
+          <w:lang w:val="en"/>
         </w:rPr>
         <w:t xml:space="preserve"> Simple Definition:</w:t>
       </w:r>
@@ -403,6 +364,7 @@
         </w:rPr>
         <w:t xml:space="preserve">: </w:t>
       </w:r>
+      <w:proofErr w:type="spellStart"/>
       <w:r>
         <w:rPr>
           <w:rFonts w:ascii="Arial" w:eastAsia="Arial" w:hAnsi="Arial" w:cs="Arial"/>
@@ -414,7 +376,21 @@
           <w:lang w:val="en"/>
           <w14:ligatures w14:val="none"/>
         </w:rPr>
-        <w:t>Chatgpt (GPT</w:t>
+        <w:t>Chatgpt</w:t>
+      </w:r>
+      <w:proofErr w:type="spellEnd"/>
+      <w:r>
+        <w:rPr>
+          <w:rFonts w:ascii="Arial" w:eastAsia="Arial" w:hAnsi="Arial" w:cs="Arial"/>
+          <w:b/>
+          <w:kern w:val="0"/>
+          <w:sz w:val="22"/>
+          <w:szCs w:val="22"/>
+          <w:highlight w:val="darkGray"/>
+          <w:lang w:val="en"/>
+          <w14:ligatures w14:val="none"/>
+        </w:rPr>
+        <w:t xml:space="preserve"> (GPT</w:t>
       </w:r>
       <w:r>
         <w:rPr>
@@ -582,47 +558,23 @@
     </w:p>
     <w:p>
       <w:pPr>
-        <w:spacing w:before="160" w:after="80" w:line="276" w:lineRule="auto"/>
-        <w:outlineLvl w:val="1"/>
-        <w:rPr>
-          <w:rFonts w:asciiTheme="majorHAnsi" w:eastAsiaTheme="majorEastAsia" w:hAnsiTheme="majorHAnsi" w:cstheme="majorBidi"/>
-          <w:b/>
-          <w:bCs/>
-          <w:color w:val="2F5496" w:themeColor="accent1" w:themeShade="BF"/>
-          <w:kern w:val="0"/>
-          <w:sz w:val="34"/>
-          <w:szCs w:val="34"/>
-          <w:lang w:val="en"/>
-          <w14:ligatures w14:val="none"/>
+        <w:pStyle w:val="Heading2"/>
+        <w:rPr>
+          <w:lang w:val="en"/>
         </w:rPr>
       </w:pPr>
       <w:bookmarkStart w:id="2" w:name="_th8p0lrtdhwn" w:colFirst="0" w:colLast="0"/>
       <w:bookmarkEnd w:id="2"/>
       <w:r>
         <w:rPr>
-          <w:rFonts w:ascii="Segoe UI Emoji" w:eastAsiaTheme="majorEastAsia" w:hAnsi="Segoe UI Emoji" w:cs="Segoe UI Emoji"/>
-          <w:b/>
-          <w:bCs/>
-          <w:color w:val="2F5496" w:themeColor="accent1" w:themeShade="BF"/>
-          <w:kern w:val="0"/>
-          <w:sz w:val="34"/>
-          <w:szCs w:val="34"/>
-          <w:lang w:val="en"/>
-          <w14:ligatures w14:val="none"/>
+          <w:rFonts w:ascii="Segoe UI Emoji" w:hAnsi="Segoe UI Emoji" w:cs="Segoe UI Emoji"/>
+          <w:lang w:val="en"/>
         </w:rPr>
         <w:t>🖼️</w:t>
       </w:r>
       <w:r>
         <w:rPr>
-          <w:rFonts w:asciiTheme="majorHAnsi" w:eastAsiaTheme="majorEastAsia" w:hAnsiTheme="majorHAnsi" w:cstheme="majorBidi"/>
-          <w:b/>
-          <w:bCs/>
-          <w:color w:val="2F5496" w:themeColor="accent1" w:themeShade="BF"/>
-          <w:kern w:val="0"/>
-          <w:sz w:val="34"/>
-          <w:szCs w:val="34"/>
-          <w:lang w:val="en"/>
-          <w14:ligatures w14:val="none"/>
+          <w:lang w:val="en"/>
         </w:rPr>
         <w:t xml:space="preserve"> Visual Example:</w:t>
       </w:r>
@@ -667,6 +619,7 @@
         </w:rPr>
         <w:t xml:space="preserve">: </w:t>
       </w:r>
+      <w:proofErr w:type="spellStart"/>
       <w:r>
         <w:rPr>
           <w:rFonts w:ascii="Arial" w:eastAsia="Arial" w:hAnsi="Arial" w:cs="Arial"/>
@@ -678,7 +631,21 @@
           <w:lang w:val="en"/>
           <w14:ligatures w14:val="none"/>
         </w:rPr>
-        <w:t>Chatgpt (GPT</w:t>
+        <w:t>Chatgpt</w:t>
+      </w:r>
+      <w:proofErr w:type="spellEnd"/>
+      <w:r>
+        <w:rPr>
+          <w:rFonts w:ascii="Arial" w:eastAsia="Arial" w:hAnsi="Arial" w:cs="Arial"/>
+          <w:b/>
+          <w:kern w:val="0"/>
+          <w:sz w:val="22"/>
+          <w:szCs w:val="22"/>
+          <w:highlight w:val="darkGray"/>
+          <w:lang w:val="en"/>
+          <w14:ligatures w14:val="none"/>
+        </w:rPr>
+        <w:t xml:space="preserve"> (GPT</w:t>
       </w:r>
       <w:r>
         <w:rPr>
@@ -729,6 +696,7 @@
           <w:lang w:val="en"/>
           <w14:ligatures w14:val="none"/>
         </w:rPr>
+        <w:lastRenderedPageBreak/>
         <w:drawing>
           <wp:inline distT="114300" distB="114300" distL="114300" distR="114300" wp14:anchorId="6729060E" wp14:editId="2BDA3FF2">
             <wp:extent cx="5943600" cy="2794000"/>
@@ -1090,7 +1058,18 @@
           <w:lang w:val="en"/>
           <w14:ligatures w14:val="none"/>
         </w:rPr>
-        <w:t xml:space="preserve"> Ring  </w:t>
+        <w:t xml:space="preserve"> </w:t>
+      </w:r>
+      <w:proofErr w:type="gramStart"/>
+      <w:r>
+        <w:rPr>
+          <w:rFonts w:ascii="Roboto Mono" w:eastAsia="Roboto Mono" w:hAnsi="Roboto Mono" w:cs="Arial"/>
+          <w:kern w:val="0"/>
+          <w:szCs w:val="22"/>
+          <w:lang w:val="en"/>
+          <w14:ligatures w14:val="none"/>
+        </w:rPr>
+        <w:t xml:space="preserve">Ring  </w:t>
       </w:r>
       <w:r>
         <w:rPr>
@@ -1102,6 +1081,7 @@
         </w:rPr>
         <w:t>│</w:t>
       </w:r>
+      <w:proofErr w:type="gramEnd"/>
     </w:p>
     <w:p>
       <w:pPr>
@@ -1531,18 +1511,9 @@
     </w:p>
     <w:p>
       <w:pPr>
-        <w:spacing w:before="160" w:after="80" w:line="276" w:lineRule="auto"/>
-        <w:outlineLvl w:val="1"/>
-        <w:rPr>
-          <w:rFonts w:asciiTheme="majorHAnsi" w:eastAsiaTheme="majorEastAsia" w:hAnsiTheme="majorHAnsi" w:cstheme="majorBidi"/>
-          <w:b/>
-          <w:bCs/>
-          <w:color w:val="2F5496" w:themeColor="accent1" w:themeShade="BF"/>
-          <w:kern w:val="0"/>
-          <w:sz w:val="34"/>
-          <w:szCs w:val="34"/>
-          <w:lang w:val="en"/>
-          <w14:ligatures w14:val="none"/>
+        <w:pStyle w:val="Heading2"/>
+        <w:rPr>
+          <w:lang w:val="en"/>
         </w:rPr>
       </w:pPr>
       <w:bookmarkStart w:id="3" w:name="_1e60d42ptvde" w:colFirst="0" w:colLast="0"/>
@@ -1550,28 +1521,15 @@
       <w:r>
         <w:rPr>
           <w:rFonts w:ascii="Segoe UI Emoji" w:eastAsia="Arial Unicode MS" w:hAnsi="Segoe UI Emoji" w:cs="Segoe UI Emoji"/>
-          <w:b/>
-          <w:bCs/>
-          <w:color w:val="2F5496" w:themeColor="accent1" w:themeShade="BF"/>
-          <w:kern w:val="0"/>
-          <w:sz w:val="34"/>
-          <w:szCs w:val="34"/>
-          <w:lang w:val="en"/>
-          <w14:ligatures w14:val="none"/>
-        </w:rPr>
+          <w:lang w:val="en"/>
+        </w:rPr>
+        <w:lastRenderedPageBreak/>
         <w:t>✅</w:t>
       </w:r>
       <w:r>
         <w:rPr>
-          <w:rFonts w:ascii="Arial Unicode MS" w:eastAsia="Arial Unicode MS" w:hAnsi="Arial Unicode MS" w:cs="Arial Unicode MS"/>
-          <w:b/>
-          <w:bCs/>
-          <w:color w:val="2F5496" w:themeColor="accent1" w:themeShade="BF"/>
-          <w:kern w:val="0"/>
-          <w:sz w:val="34"/>
-          <w:szCs w:val="34"/>
-          <w:lang w:val="en"/>
-          <w14:ligatures w14:val="none"/>
+          <w:rFonts w:eastAsia="Arial Unicode MS"/>
+          <w:lang w:val="en"/>
         </w:rPr>
         <w:t xml:space="preserve"> Advantages</w:t>
       </w:r>
@@ -1616,6 +1574,7 @@
         </w:rPr>
         <w:t xml:space="preserve">: </w:t>
       </w:r>
+      <w:proofErr w:type="spellStart"/>
       <w:r>
         <w:rPr>
           <w:rFonts w:ascii="Arial" w:eastAsia="Arial" w:hAnsi="Arial" w:cs="Arial"/>
@@ -1627,7 +1586,21 @@
           <w:lang w:val="en"/>
           <w14:ligatures w14:val="none"/>
         </w:rPr>
-        <w:t>Chatgpt (GPT</w:t>
+        <w:t>Chatgpt</w:t>
+      </w:r>
+      <w:proofErr w:type="spellEnd"/>
+      <w:r>
+        <w:rPr>
+          <w:rFonts w:ascii="Arial" w:eastAsia="Arial" w:hAnsi="Arial" w:cs="Arial"/>
+          <w:b/>
+          <w:kern w:val="0"/>
+          <w:sz w:val="22"/>
+          <w:szCs w:val="22"/>
+          <w:highlight w:val="darkGray"/>
+          <w:lang w:val="en"/>
+          <w14:ligatures w14:val="none"/>
+        </w:rPr>
+        <w:t xml:space="preserve"> (GPT</w:t>
       </w:r>
       <w:r>
         <w:rPr>
@@ -2317,18 +2290,9 @@
     </w:p>
     <w:p>
       <w:pPr>
-        <w:spacing w:before="160" w:after="80" w:line="276" w:lineRule="auto"/>
-        <w:outlineLvl w:val="1"/>
-        <w:rPr>
-          <w:rFonts w:asciiTheme="majorHAnsi" w:eastAsiaTheme="majorEastAsia" w:hAnsiTheme="majorHAnsi" w:cstheme="majorBidi"/>
-          <w:b/>
-          <w:bCs/>
-          <w:color w:val="2F5496" w:themeColor="accent1" w:themeShade="BF"/>
-          <w:kern w:val="0"/>
-          <w:sz w:val="34"/>
-          <w:szCs w:val="34"/>
-          <w:lang w:val="en"/>
-          <w14:ligatures w14:val="none"/>
+        <w:pStyle w:val="Heading2"/>
+        <w:rPr>
+          <w:lang w:val="en"/>
         </w:rPr>
       </w:pPr>
       <w:bookmarkStart w:id="4" w:name="_lcgxxjj5pr0" w:colFirst="0" w:colLast="0"/>
@@ -2336,28 +2300,14 @@
       <w:r>
         <w:rPr>
           <w:rFonts w:ascii="Segoe UI Emoji" w:eastAsia="Arial Unicode MS" w:hAnsi="Segoe UI Emoji" w:cs="Segoe UI Emoji"/>
-          <w:b/>
-          <w:bCs/>
-          <w:color w:val="2F5496" w:themeColor="accent1" w:themeShade="BF"/>
-          <w:kern w:val="0"/>
-          <w:sz w:val="34"/>
-          <w:szCs w:val="34"/>
-          <w:lang w:val="en"/>
-          <w14:ligatures w14:val="none"/>
+          <w:lang w:val="en"/>
         </w:rPr>
         <w:t>❌</w:t>
       </w:r>
       <w:r>
         <w:rPr>
-          <w:rFonts w:ascii="Arial Unicode MS" w:eastAsia="Arial Unicode MS" w:hAnsi="Arial Unicode MS" w:cs="Arial Unicode MS"/>
-          <w:b/>
-          <w:bCs/>
-          <w:color w:val="2F5496" w:themeColor="accent1" w:themeShade="BF"/>
-          <w:kern w:val="0"/>
-          <w:sz w:val="34"/>
-          <w:szCs w:val="34"/>
-          <w:lang w:val="en"/>
-          <w14:ligatures w14:val="none"/>
+          <w:rFonts w:eastAsia="Arial Unicode MS"/>
+          <w:lang w:val="en"/>
         </w:rPr>
         <w:t xml:space="preserve"> Disadvantages</w:t>
       </w:r>
@@ -2402,6 +2352,7 @@
         </w:rPr>
         <w:t xml:space="preserve">: </w:t>
       </w:r>
+      <w:proofErr w:type="spellStart"/>
       <w:r>
         <w:rPr>
           <w:rFonts w:ascii="Arial" w:eastAsia="Arial" w:hAnsi="Arial" w:cs="Arial"/>
@@ -2413,7 +2364,21 @@
           <w:lang w:val="en"/>
           <w14:ligatures w14:val="none"/>
         </w:rPr>
-        <w:t>Chatgpt (GPT</w:t>
+        <w:t>Chatgpt</w:t>
+      </w:r>
+      <w:proofErr w:type="spellEnd"/>
+      <w:r>
+        <w:rPr>
+          <w:rFonts w:ascii="Arial" w:eastAsia="Arial" w:hAnsi="Arial" w:cs="Arial"/>
+          <w:b/>
+          <w:kern w:val="0"/>
+          <w:sz w:val="22"/>
+          <w:szCs w:val="22"/>
+          <w:highlight w:val="darkGray"/>
+          <w:lang w:val="en"/>
+          <w14:ligatures w14:val="none"/>
+        </w:rPr>
+        <w:t xml:space="preserve"> (GPT</w:t>
       </w:r>
       <w:r>
         <w:rPr>
@@ -2562,6 +2527,7 @@
                 <w:lang w:val="en"/>
                 <w14:ligatures w14:val="none"/>
               </w:rPr>
+              <w:lastRenderedPageBreak/>
               <w:t>✘</w:t>
             </w:r>
             <w:r>
@@ -2983,47 +2949,23 @@
     </w:p>
     <w:p>
       <w:pPr>
-        <w:spacing w:before="160" w:after="80" w:line="276" w:lineRule="auto"/>
-        <w:outlineLvl w:val="1"/>
-        <w:rPr>
-          <w:rFonts w:asciiTheme="majorHAnsi" w:eastAsiaTheme="majorEastAsia" w:hAnsiTheme="majorHAnsi" w:cstheme="majorBidi"/>
-          <w:b/>
-          <w:bCs/>
-          <w:color w:val="2F5496" w:themeColor="accent1" w:themeShade="BF"/>
-          <w:kern w:val="0"/>
-          <w:sz w:val="34"/>
-          <w:szCs w:val="34"/>
-          <w:lang w:val="en"/>
-          <w14:ligatures w14:val="none"/>
+        <w:pStyle w:val="Heading2"/>
+        <w:rPr>
+          <w:lang w:val="en"/>
         </w:rPr>
       </w:pPr>
       <w:bookmarkStart w:id="5" w:name="_h0fvl3l1buo0" w:colFirst="0" w:colLast="0"/>
       <w:bookmarkEnd w:id="5"/>
       <w:r>
         <w:rPr>
-          <w:rFonts w:ascii="Segoe UI Symbol" w:eastAsiaTheme="majorEastAsia" w:hAnsi="Segoe UI Symbol" w:cs="Segoe UI Symbol"/>
-          <w:b/>
-          <w:bCs/>
-          <w:color w:val="2F5496" w:themeColor="accent1" w:themeShade="BF"/>
-          <w:kern w:val="0"/>
-          <w:sz w:val="34"/>
-          <w:szCs w:val="34"/>
-          <w:lang w:val="en"/>
-          <w14:ligatures w14:val="none"/>
+          <w:rFonts w:ascii="Segoe UI Symbol" w:hAnsi="Segoe UI Symbol" w:cs="Segoe UI Symbol"/>
+          <w:lang w:val="en"/>
         </w:rPr>
         <w:t>🛠</w:t>
       </w:r>
       <w:r>
         <w:rPr>
-          <w:rFonts w:asciiTheme="majorHAnsi" w:eastAsiaTheme="majorEastAsia" w:hAnsiTheme="majorHAnsi" w:cstheme="majorBidi"/>
-          <w:b/>
-          <w:bCs/>
-          <w:color w:val="2F5496" w:themeColor="accent1" w:themeShade="BF"/>
-          <w:kern w:val="0"/>
-          <w:sz w:val="34"/>
-          <w:szCs w:val="34"/>
-          <w:lang w:val="en"/>
-          <w14:ligatures w14:val="none"/>
+          <w:lang w:val="en"/>
         </w:rPr>
         <w:t xml:space="preserve"> Where It’s Used</w:t>
       </w:r>
@@ -3068,6 +3010,7 @@
         </w:rPr>
         <w:t xml:space="preserve">: </w:t>
       </w:r>
+      <w:proofErr w:type="spellStart"/>
       <w:r>
         <w:rPr>
           <w:rFonts w:ascii="Arial" w:eastAsia="Arial" w:hAnsi="Arial" w:cs="Arial"/>
@@ -3079,7 +3022,21 @@
           <w:lang w:val="en"/>
           <w14:ligatures w14:val="none"/>
         </w:rPr>
-        <w:t>Chatgpt (GPT</w:t>
+        <w:t>Chatgpt</w:t>
+      </w:r>
+      <w:proofErr w:type="spellEnd"/>
+      <w:r>
+        <w:rPr>
+          <w:rFonts w:ascii="Arial" w:eastAsia="Arial" w:hAnsi="Arial" w:cs="Arial"/>
+          <w:b/>
+          <w:kern w:val="0"/>
+          <w:sz w:val="22"/>
+          <w:szCs w:val="22"/>
+          <w:highlight w:val="darkGray"/>
+          <w:lang w:val="en"/>
+          <w14:ligatures w14:val="none"/>
+        </w:rPr>
+        <w:t xml:space="preserve"> (GPT</w:t>
       </w:r>
       <w:r>
         <w:rPr>
@@ -3589,18 +3546,9 @@
     </w:p>
     <w:p>
       <w:pPr>
-        <w:spacing w:before="160" w:after="80" w:line="276" w:lineRule="auto"/>
-        <w:outlineLvl w:val="1"/>
-        <w:rPr>
-          <w:rFonts w:asciiTheme="majorHAnsi" w:eastAsiaTheme="majorEastAsia" w:hAnsiTheme="majorHAnsi" w:cstheme="majorBidi"/>
-          <w:b/>
-          <w:bCs/>
-          <w:color w:val="2F5496" w:themeColor="accent1" w:themeShade="BF"/>
-          <w:kern w:val="0"/>
-          <w:sz w:val="34"/>
-          <w:szCs w:val="34"/>
-          <w:lang w:val="en"/>
-          <w14:ligatures w14:val="none"/>
+        <w:pStyle w:val="Heading2"/>
+        <w:rPr>
+          <w:lang w:val="en"/>
         </w:rPr>
       </w:pPr>
       <w:bookmarkStart w:id="6" w:name="_vrx7wvzckvpg" w:colFirst="0" w:colLast="0"/>
@@ -3608,28 +3556,14 @@
       <w:r>
         <w:rPr>
           <w:rFonts w:ascii="Segoe UI Emoji" w:eastAsia="Arial Unicode MS" w:hAnsi="Segoe UI Emoji" w:cs="Segoe UI Emoji"/>
-          <w:b/>
-          <w:bCs/>
-          <w:color w:val="2F5496" w:themeColor="accent1" w:themeShade="BF"/>
-          <w:kern w:val="0"/>
-          <w:sz w:val="34"/>
-          <w:szCs w:val="34"/>
-          <w:lang w:val="en"/>
-          <w14:ligatures w14:val="none"/>
+          <w:lang w:val="en"/>
         </w:rPr>
         <w:t>✅</w:t>
       </w:r>
       <w:r>
         <w:rPr>
-          <w:rFonts w:ascii="Arial Unicode MS" w:eastAsia="Arial Unicode MS" w:hAnsi="Arial Unicode MS" w:cs="Arial Unicode MS"/>
-          <w:b/>
-          <w:bCs/>
-          <w:color w:val="2F5496" w:themeColor="accent1" w:themeShade="BF"/>
-          <w:kern w:val="0"/>
-          <w:sz w:val="34"/>
-          <w:szCs w:val="34"/>
-          <w:lang w:val="en"/>
-          <w14:ligatures w14:val="none"/>
+          <w:rFonts w:eastAsia="Arial Unicode MS"/>
+          <w:lang w:val="en"/>
         </w:rPr>
         <w:t xml:space="preserve"> Summary</w:t>
       </w:r>
@@ -3674,6 +3608,7 @@
         </w:rPr>
         <w:t xml:space="preserve">: </w:t>
       </w:r>
+      <w:proofErr w:type="spellStart"/>
       <w:r>
         <w:rPr>
           <w:rFonts w:ascii="Arial" w:eastAsia="Arial" w:hAnsi="Arial" w:cs="Arial"/>
@@ -3685,7 +3620,21 @@
           <w:lang w:val="en"/>
           <w14:ligatures w14:val="none"/>
         </w:rPr>
-        <w:t>Chatgpt (GPT</w:t>
+        <w:t>Chatgpt</w:t>
+      </w:r>
+      <w:proofErr w:type="spellEnd"/>
+      <w:r>
+        <w:rPr>
+          <w:rFonts w:ascii="Arial" w:eastAsia="Arial" w:hAnsi="Arial" w:cs="Arial"/>
+          <w:b/>
+          <w:kern w:val="0"/>
+          <w:sz w:val="22"/>
+          <w:szCs w:val="22"/>
+          <w:highlight w:val="darkGray"/>
+          <w:lang w:val="en"/>
+          <w14:ligatures w14:val="none"/>
+        </w:rPr>
+        <w:t xml:space="preserve"> (GPT</w:t>
       </w:r>
       <w:r>
         <w:rPr>
@@ -3736,6 +3685,7 @@
           <w:lang w:val="en"/>
           <w14:ligatures w14:val="none"/>
         </w:rPr>
+        <w:lastRenderedPageBreak/>
         <w:drawing>
           <wp:inline distT="114300" distB="114300" distL="114300" distR="114300" wp14:anchorId="18788162" wp14:editId="620854AE">
             <wp:extent cx="5943600" cy="1612900"/>
@@ -4855,7 +4805,6 @@
     <w:next w:val="Normal"/>
     <w:link w:val="Heading2Char"/>
     <w:uiPriority w:val="9"/>
-    <w:semiHidden/>
     <w:unhideWhenUsed/>
     <w:qFormat/>
     <w:rsid w:val="009F6BC6"/>
@@ -5072,7 +5021,6 @@
     <w:basedOn w:val="DefaultParagraphFont"/>
     <w:link w:val="Heading2"/>
     <w:uiPriority w:val="9"/>
-    <w:semiHidden/>
     <w:rsid w:val="009F6BC6"/>
     <w:rPr>
       <w:rFonts w:asciiTheme="majorHAnsi" w:eastAsiaTheme="majorEastAsia" w:hAnsiTheme="majorHAnsi" w:cstheme="majorBidi"/>
